--- a/assets/lecture-related/unit-02/02-unit-worksheet-1.docx
+++ b/assets/lecture-related/unit-02/02-unit-worksheet-1.docx
@@ -4,7 +4,7 @@
   <w:body>
     <w:p>
       <w:pPr>
-        <w:pStyle w:val="792"/>
+        <w:pStyle w:val="936"/>
         <w:suppressLineNumbers w:val="true"/>
         <w:pBdr/>
         <w:spacing w:after="0"/>
@@ -27,7 +27,7 @@
     </w:p>
     <w:p>
       <w:pPr>
-        <w:pStyle w:val="780"/>
+        <w:pStyle w:val="924"/>
         <w:suppressLineNumbers w:val="true"/>
         <w:pBdr/>
         <w:spacing w:after="0" w:before="0" w:line="240" w:lineRule="auto"/>
@@ -41,7 +41,7 @@
     </w:p>
     <w:p>
       <w:pPr>
-        <w:pStyle w:val="826"/>
+        <w:pStyle w:val="970"/>
         <w:numPr>
           <w:ilvl w:val="0"/>
           <w:numId w:val="27"/>
@@ -89,7 +89,7 @@
     </w:p>
     <w:p>
       <w:pPr>
-        <w:pStyle w:val="826"/>
+        <w:pStyle w:val="970"/>
         <w:suppressLineNumbers w:val="true"/>
         <w:pBdr/>
         <w:spacing w:after="0" w:line="240" w:lineRule="auto"/>
@@ -101,7 +101,7 @@
     </w:p>
     <w:p>
       <w:pPr>
-        <w:pStyle w:val="826"/>
+        <w:pStyle w:val="970"/>
         <w:suppressLineNumbers w:val="true"/>
         <w:pBdr/>
         <w:spacing w:line="240" w:lineRule="auto"/>
@@ -181,10 +181,15 @@
           <w:rFonts w:ascii="Courier New" w:hAnsi="Courier New" w:cs="Courier New"/>
         </w:rPr>
       </w:r>
+      <w:r>
+        <w:rPr>
+          <w:rFonts w:ascii="Courier New" w:hAnsi="Courier New" w:cs="Courier New"/>
+        </w:rPr>
+      </w:r>
     </w:p>
     <w:p>
       <w:pPr>
-        <w:pStyle w:val="826"/>
+        <w:pStyle w:val="970"/>
         <w:suppressLineNumbers w:val="true"/>
         <w:pBdr/>
         <w:spacing w:line="240" w:lineRule="auto"/>
@@ -216,10 +221,15 @@
           <w:rFonts w:ascii="Courier New" w:hAnsi="Courier New" w:cs="Courier New"/>
         </w:rPr>
       </w:r>
+      <w:r>
+        <w:rPr>
+          <w:rFonts w:ascii="Courier New" w:hAnsi="Courier New" w:cs="Courier New"/>
+        </w:rPr>
+      </w:r>
     </w:p>
     <w:p>
       <w:pPr>
-        <w:pStyle w:val="826"/>
+        <w:pStyle w:val="970"/>
         <w:suppressLineNumbers w:val="true"/>
         <w:pBdr/>
         <w:spacing w:line="240" w:lineRule="auto"/>
@@ -231,7 +241,7 @@
     </w:p>
     <w:p>
       <w:pPr>
-        <w:pStyle w:val="826"/>
+        <w:pStyle w:val="970"/>
         <w:suppressLineNumbers w:val="true"/>
         <w:pBdr/>
         <w:spacing w:line="240" w:lineRule="auto"/>
@@ -245,7 +255,7 @@
     </w:p>
     <w:p>
       <w:pPr>
-        <w:pStyle w:val="826"/>
+        <w:pStyle w:val="970"/>
         <w:suppressLineNumbers w:val="true"/>
         <w:pBdr/>
         <w:spacing w:line="240" w:lineRule="auto"/>
@@ -257,7 +267,7 @@
     </w:p>
     <w:p>
       <w:pPr>
-        <w:pStyle w:val="826"/>
+        <w:pStyle w:val="970"/>
         <w:suppressLineNumbers w:val="true"/>
         <w:pBdr/>
         <w:spacing w:line="240" w:lineRule="auto"/>
@@ -269,7 +279,7 @@
     </w:p>
     <w:p>
       <w:pPr>
-        <w:pStyle w:val="826"/>
+        <w:pStyle w:val="970"/>
         <w:suppressLineNumbers w:val="true"/>
         <w:pBdr/>
         <w:spacing w:line="240" w:lineRule="auto"/>
@@ -281,7 +291,7 @@
     </w:p>
     <w:p>
       <w:pPr>
-        <w:pStyle w:val="826"/>
+        <w:pStyle w:val="970"/>
         <w:suppressLineNumbers w:val="true"/>
         <w:pBdr/>
         <w:spacing w:line="240" w:lineRule="auto"/>
@@ -293,7 +303,7 @@
     </w:p>
     <w:p>
       <w:pPr>
-        <w:pStyle w:val="826"/>
+        <w:pStyle w:val="970"/>
         <w:suppressLineNumbers w:val="true"/>
         <w:pBdr/>
         <w:spacing w:line="240" w:lineRule="auto"/>
@@ -305,7 +315,7 @@
     </w:p>
     <w:p>
       <w:pPr>
-        <w:pStyle w:val="826"/>
+        <w:pStyle w:val="970"/>
         <w:suppressLineNumbers w:val="true"/>
         <w:pBdr/>
         <w:spacing w:line="240" w:lineRule="auto"/>
@@ -317,7 +327,7 @@
     </w:p>
     <w:p>
       <w:pPr>
-        <w:pStyle w:val="826"/>
+        <w:pStyle w:val="970"/>
         <w:suppressLineNumbers w:val="true"/>
         <w:pBdr/>
         <w:spacing w:line="240" w:lineRule="auto"/>
@@ -329,7 +339,7 @@
     </w:p>
     <w:p>
       <w:pPr>
-        <w:pStyle w:val="826"/>
+        <w:pStyle w:val="970"/>
         <w:suppressLineNumbers w:val="true"/>
         <w:pBdr/>
         <w:spacing w:line="240" w:lineRule="auto"/>
@@ -341,7 +351,7 @@
     </w:p>
     <w:p>
       <w:pPr>
-        <w:pStyle w:val="826"/>
+        <w:pStyle w:val="970"/>
         <w:suppressLineNumbers w:val="true"/>
         <w:pBdr/>
         <w:spacing w:line="240" w:lineRule="auto"/>
@@ -353,7 +363,7 @@
     </w:p>
     <w:p>
       <w:pPr>
-        <w:pStyle w:val="826"/>
+        <w:pStyle w:val="970"/>
         <w:suppressLineNumbers w:val="true"/>
         <w:pBdr/>
         <w:spacing w:line="240" w:lineRule="auto"/>
@@ -365,7 +375,7 @@
     </w:p>
     <w:p>
       <w:pPr>
-        <w:pStyle w:val="826"/>
+        <w:pStyle w:val="970"/>
         <w:numPr>
           <w:ilvl w:val="0"/>
           <w:numId w:val="27"/>
@@ -383,7 +393,7 @@
     </w:p>
     <w:p>
       <w:pPr>
-        <w:pStyle w:val="826"/>
+        <w:pStyle w:val="970"/>
         <w:suppressLineNumbers w:val="true"/>
         <w:pBdr/>
         <w:spacing w:line="240" w:lineRule="auto"/>
@@ -395,7 +405,7 @@
     </w:p>
     <w:tbl>
       <w:tblPr>
-        <w:tblStyle w:val="831"/>
+        <w:tblStyle w:val="975"/>
         <w:tblInd w:w="720" w:type="dxa"/>
         <w:tblW w:w="0" w:type="auto"/>
         <w:tblBorders/>
@@ -417,7 +427,7 @@
           </w:tcPr>
           <w:p>
             <w:pPr>
-              <w:pStyle w:val="826"/>
+              <w:pStyle w:val="970"/>
               <w:suppressLineNumbers w:val="true"/>
               <w:pBdr/>
               <w:spacing/>
@@ -441,6 +451,12 @@
                 <w:bCs/>
               </w:rPr>
             </w:r>
+            <w:r>
+              <w:rPr>
+                <w:b/>
+                <w:bCs/>
+              </w:rPr>
+            </w:r>
           </w:p>
         </w:tc>
         <w:tc>
@@ -450,7 +466,7 @@
           </w:tcPr>
           <w:p>
             <w:pPr>
-              <w:pStyle w:val="826"/>
+              <w:pStyle w:val="970"/>
               <w:suppressLineNumbers w:val="true"/>
               <w:pBdr/>
               <w:spacing/>
@@ -474,6 +490,12 @@
                 <w:bCs/>
               </w:rPr>
             </w:r>
+            <w:r>
+              <w:rPr>
+                <w:b/>
+                <w:bCs/>
+              </w:rPr>
+            </w:r>
           </w:p>
         </w:tc>
         <w:tc>
@@ -483,7 +505,7 @@
           </w:tcPr>
           <w:p>
             <w:pPr>
-              <w:pStyle w:val="826"/>
+              <w:pStyle w:val="970"/>
               <w:suppressLineNumbers w:val="true"/>
               <w:pBdr/>
               <w:spacing/>
@@ -507,6 +529,12 @@
                 <w:bCs/>
               </w:rPr>
             </w:r>
+            <w:r>
+              <w:rPr>
+                <w:b/>
+                <w:bCs/>
+              </w:rPr>
+            </w:r>
           </w:p>
         </w:tc>
       </w:tr>
@@ -519,7 +547,7 @@
           </w:tcPr>
           <w:p>
             <w:pPr>
-              <w:pStyle w:val="826"/>
+              <w:pStyle w:val="970"/>
               <w:suppressLineNumbers w:val="true"/>
               <w:pBdr/>
               <w:spacing/>
@@ -540,6 +568,11 @@
                 <w:rFonts w:ascii="Courier New" w:hAnsi="Courier New" w:cs="Courier New"/>
               </w:rPr>
             </w:r>
+            <w:r>
+              <w:rPr>
+                <w:rFonts w:ascii="Courier New" w:hAnsi="Courier New" w:cs="Courier New"/>
+              </w:rPr>
+            </w:r>
           </w:p>
         </w:tc>
         <w:tc>
@@ -549,7 +582,7 @@
           </w:tcPr>
           <w:p>
             <w:pPr>
-              <w:pStyle w:val="826"/>
+              <w:pStyle w:val="970"/>
               <w:suppressLineNumbers w:val="true"/>
               <w:pBdr/>
               <w:spacing/>
@@ -570,7 +603,7 @@
           </w:tcPr>
           <w:p>
             <w:pPr>
-              <w:pStyle w:val="826"/>
+              <w:pStyle w:val="970"/>
               <w:suppressLineNumbers w:val="true"/>
               <w:pBdr/>
               <w:spacing/>
@@ -604,7 +637,7 @@
           </w:tcPr>
           <w:p>
             <w:pPr>
-              <w:pStyle w:val="826"/>
+              <w:pStyle w:val="970"/>
               <w:suppressLineNumbers w:val="true"/>
               <w:pBdr/>
               <w:spacing/>
@@ -625,6 +658,11 @@
                 <w:rFonts w:ascii="Courier New" w:hAnsi="Courier New" w:cs="Courier New"/>
               </w:rPr>
             </w:r>
+            <w:r>
+              <w:rPr>
+                <w:rFonts w:ascii="Courier New" w:hAnsi="Courier New" w:cs="Courier New"/>
+              </w:rPr>
+            </w:r>
           </w:p>
         </w:tc>
         <w:tc>
@@ -634,7 +672,7 @@
           </w:tcPr>
           <w:p>
             <w:pPr>
-              <w:pStyle w:val="826"/>
+              <w:pStyle w:val="970"/>
               <w:suppressLineNumbers w:val="true"/>
               <w:pBdr/>
               <w:spacing/>
@@ -655,7 +693,7 @@
           </w:tcPr>
           <w:p>
             <w:pPr>
-              <w:pStyle w:val="826"/>
+              <w:pStyle w:val="970"/>
               <w:suppressLineNumbers w:val="true"/>
               <w:pBdr/>
               <w:spacing/>
@@ -689,7 +727,7 @@
           </w:tcPr>
           <w:p>
             <w:pPr>
-              <w:pStyle w:val="826"/>
+              <w:pStyle w:val="970"/>
               <w:suppressLineNumbers w:val="true"/>
               <w:pBdr/>
               <w:spacing/>
@@ -710,6 +748,11 @@
                 <w:rFonts w:ascii="Courier New" w:hAnsi="Courier New" w:cs="Courier New"/>
               </w:rPr>
             </w:r>
+            <w:r>
+              <w:rPr>
+                <w:rFonts w:ascii="Courier New" w:hAnsi="Courier New" w:cs="Courier New"/>
+              </w:rPr>
+            </w:r>
           </w:p>
         </w:tc>
         <w:tc>
@@ -719,7 +762,7 @@
           </w:tcPr>
           <w:p>
             <w:pPr>
-              <w:pStyle w:val="826"/>
+              <w:pStyle w:val="970"/>
               <w:suppressLineNumbers w:val="true"/>
               <w:pBdr/>
               <w:spacing/>
@@ -740,7 +783,7 @@
           </w:tcPr>
           <w:p>
             <w:pPr>
-              <w:pStyle w:val="826"/>
+              <w:pStyle w:val="970"/>
               <w:suppressLineNumbers w:val="true"/>
               <w:pBdr/>
               <w:spacing/>
@@ -777,7 +820,7 @@
           </w:tcPr>
           <w:p>
             <w:pPr>
-              <w:pStyle w:val="826"/>
+              <w:pStyle w:val="970"/>
               <w:suppressLineNumbers w:val="true"/>
               <w:pBdr/>
               <w:spacing/>
@@ -798,6 +841,11 @@
                 <w:rFonts w:ascii="Courier New" w:hAnsi="Courier New" w:cs="Courier New"/>
               </w:rPr>
             </w:r>
+            <w:r>
+              <w:rPr>
+                <w:rFonts w:ascii="Courier New" w:hAnsi="Courier New" w:cs="Courier New"/>
+              </w:rPr>
+            </w:r>
           </w:p>
         </w:tc>
         <w:tc>
@@ -807,7 +855,7 @@
           </w:tcPr>
           <w:p>
             <w:pPr>
-              <w:pStyle w:val="826"/>
+              <w:pStyle w:val="970"/>
               <w:suppressLineNumbers w:val="true"/>
               <w:pBdr/>
               <w:spacing/>
@@ -872,7 +920,7 @@
           </w:p>
           <w:p>
             <w:pPr>
-              <w:pStyle w:val="826"/>
+              <w:pStyle w:val="970"/>
               <w:suppressLineNumbers w:val="true"/>
               <w:pBdr/>
               <w:spacing/>
@@ -888,7 +936,7 @@
     </w:tbl>
     <w:p>
       <w:pPr>
-        <w:pStyle w:val="826"/>
+        <w:pStyle w:val="970"/>
         <w:suppressLineNumbers w:val="true"/>
         <w:pBdr/>
         <w:spacing w:after="0" w:line="240" w:lineRule="auto"/>
@@ -900,7 +948,7 @@
     </w:p>
     <w:p>
       <w:pPr>
-        <w:pStyle w:val="826"/>
+        <w:pStyle w:val="970"/>
         <w:suppressLineNumbers w:val="true"/>
         <w:pBdr/>
         <w:spacing w:after="0" w:line="240" w:lineRule="auto"/>
@@ -912,7 +960,7 @@
     </w:p>
     <w:p>
       <w:pPr>
-        <w:pStyle w:val="826"/>
+        <w:pStyle w:val="970"/>
         <w:numPr>
           <w:ilvl w:val="0"/>
           <w:numId w:val="27"/>
@@ -930,7 +978,7 @@
     </w:p>
     <w:p>
       <w:pPr>
-        <w:pStyle w:val="826"/>
+        <w:pStyle w:val="970"/>
         <w:numPr>
           <w:ilvl w:val="0"/>
           <w:numId w:val="28"/>
@@ -978,10 +1026,15 @@
           <w:rFonts w:ascii="Courier New" w:hAnsi="Courier New" w:cs="Courier New"/>
         </w:rPr>
       </w:r>
+      <w:r>
+        <w:rPr>
+          <w:rFonts w:ascii="Courier New" w:hAnsi="Courier New" w:cs="Courier New"/>
+        </w:rPr>
+      </w:r>
     </w:p>
     <w:p>
       <w:pPr>
-        <w:pStyle w:val="826"/>
+        <w:pStyle w:val="970"/>
         <w:suppressLineNumbers w:val="true"/>
         <w:pBdr/>
         <w:spacing w:after="0" w:line="240" w:lineRule="auto"/>
@@ -990,6 +1043,11 @@
           <w:rFonts w:ascii="Courier New" w:hAnsi="Courier New" w:cs="Courier New"/>
         </w:rPr>
       </w:pPr>
+      <w:r>
+        <w:rPr>
+          <w:rFonts w:ascii="Courier New" w:hAnsi="Courier New" w:cs="Courier New"/>
+        </w:rPr>
+      </w:r>
       <w:r>
         <w:rPr>
           <w:rFonts w:ascii="Courier New" w:hAnsi="Courier New" w:cs="Courier New"/>
@@ -1021,17 +1079,27 @@
           <w:rFonts w:ascii="Courier New" w:hAnsi="Courier New" w:cs="Courier New"/>
         </w:rPr>
       </w:r>
-    </w:p>
-    <w:p>
-      <w:pPr>
-        <w:suppressLineNumbers w:val="true"/>
-        <w:pBdr/>
-        <w:spacing w:after="0" w:line="240" w:lineRule="auto"/>
-        <w:ind/>
+      <w:r>
         <w:rPr>
           <w:rFonts w:ascii="Courier New" w:hAnsi="Courier New" w:cs="Courier New"/>
         </w:rPr>
-      </w:pPr>
+      </w:r>
+    </w:p>
+    <w:p>
+      <w:pPr>
+        <w:suppressLineNumbers w:val="true"/>
+        <w:pBdr/>
+        <w:spacing w:after="0" w:line="240" w:lineRule="auto"/>
+        <w:ind/>
+        <w:rPr>
+          <w:rFonts w:ascii="Courier New" w:hAnsi="Courier New" w:cs="Courier New"/>
+        </w:rPr>
+      </w:pPr>
+      <w:r>
+        <w:rPr>
+          <w:rFonts w:ascii="Courier New" w:hAnsi="Courier New" w:cs="Courier New"/>
+        </w:rPr>
+      </w:r>
       <w:r>
         <w:rPr>
           <w:rFonts w:ascii="Courier New" w:hAnsi="Courier New" w:cs="Courier New"/>
@@ -1045,7 +1113,7 @@
     </w:p>
     <w:p>
       <w:pPr>
-        <w:pStyle w:val="826"/>
+        <w:pStyle w:val="970"/>
         <w:numPr>
           <w:ilvl w:val="0"/>
           <w:numId w:val="28"/>
@@ -1105,17 +1173,27 @@
           <w:rFonts w:ascii="Courier New" w:hAnsi="Courier New" w:cs="Courier New"/>
         </w:rPr>
       </w:r>
-    </w:p>
-    <w:p>
-      <w:pPr>
-        <w:suppressLineNumbers w:val="true"/>
-        <w:pBdr/>
-        <w:spacing w:after="0" w:line="240" w:lineRule="auto"/>
-        <w:ind/>
+      <w:r>
         <w:rPr>
           <w:rFonts w:ascii="Courier New" w:hAnsi="Courier New" w:cs="Courier New"/>
         </w:rPr>
-      </w:pPr>
+      </w:r>
+    </w:p>
+    <w:p>
+      <w:pPr>
+        <w:suppressLineNumbers w:val="true"/>
+        <w:pBdr/>
+        <w:spacing w:after="0" w:line="240" w:lineRule="auto"/>
+        <w:ind/>
+        <w:rPr>
+          <w:rFonts w:ascii="Courier New" w:hAnsi="Courier New" w:cs="Courier New"/>
+        </w:rPr>
+      </w:pPr>
+      <w:r>
+        <w:rPr>
+          <w:rFonts w:ascii="Courier New" w:hAnsi="Courier New" w:cs="Courier New"/>
+        </w:rPr>
+      </w:r>
       <w:r>
         <w:rPr>
           <w:rFonts w:ascii="Courier New" w:hAnsi="Courier New" w:cs="Courier New"/>
@@ -1147,17 +1225,27 @@
           <w:rFonts w:ascii="Courier New" w:hAnsi="Courier New" w:cs="Courier New"/>
         </w:rPr>
       </w:r>
-    </w:p>
-    <w:p>
-      <w:pPr>
-        <w:suppressLineNumbers w:val="true"/>
-        <w:pBdr/>
-        <w:spacing w:after="0" w:line="240" w:lineRule="auto"/>
-        <w:ind/>
+      <w:r>
         <w:rPr>
           <w:rFonts w:ascii="Courier New" w:hAnsi="Courier New" w:cs="Courier New"/>
         </w:rPr>
-      </w:pPr>
+      </w:r>
+    </w:p>
+    <w:p>
+      <w:pPr>
+        <w:suppressLineNumbers w:val="true"/>
+        <w:pBdr/>
+        <w:spacing w:after="0" w:line="240" w:lineRule="auto"/>
+        <w:ind/>
+        <w:rPr>
+          <w:rFonts w:ascii="Courier New" w:hAnsi="Courier New" w:cs="Courier New"/>
+        </w:rPr>
+      </w:pPr>
+      <w:r>
+        <w:rPr>
+          <w:rFonts w:ascii="Courier New" w:hAnsi="Courier New" w:cs="Courier New"/>
+        </w:rPr>
+      </w:r>
       <w:r>
         <w:rPr>
           <w:rFonts w:ascii="Courier New" w:hAnsi="Courier New" w:cs="Courier New"/>
@@ -1171,7 +1259,7 @@
     </w:p>
     <w:p>
       <w:pPr>
-        <w:pStyle w:val="826"/>
+        <w:pStyle w:val="970"/>
         <w:numPr>
           <w:ilvl w:val="0"/>
           <w:numId w:val="28"/>
@@ -1219,17 +1307,27 @@
           <w:rFonts w:ascii="Courier New" w:hAnsi="Courier New" w:cs="Courier New"/>
         </w:rPr>
       </w:r>
-    </w:p>
-    <w:p>
-      <w:pPr>
-        <w:suppressLineNumbers w:val="true"/>
-        <w:pBdr/>
-        <w:spacing w:after="0" w:line="240" w:lineRule="auto"/>
-        <w:ind/>
+      <w:r>
         <w:rPr>
           <w:rFonts w:ascii="Courier New" w:hAnsi="Courier New" w:cs="Courier New"/>
         </w:rPr>
-      </w:pPr>
+      </w:r>
+    </w:p>
+    <w:p>
+      <w:pPr>
+        <w:suppressLineNumbers w:val="true"/>
+        <w:pBdr/>
+        <w:spacing w:after="0" w:line="240" w:lineRule="auto"/>
+        <w:ind/>
+        <w:rPr>
+          <w:rFonts w:ascii="Courier New" w:hAnsi="Courier New" w:cs="Courier New"/>
+        </w:rPr>
+      </w:pPr>
+      <w:r>
+        <w:rPr>
+          <w:rFonts w:ascii="Courier New" w:hAnsi="Courier New" w:cs="Courier New"/>
+        </w:rPr>
+      </w:r>
       <w:r>
         <w:rPr>
           <w:rFonts w:ascii="Courier New" w:hAnsi="Courier New" w:cs="Courier New"/>
@@ -1261,17 +1359,27 @@
           <w:rFonts w:ascii="Courier New" w:hAnsi="Courier New" w:cs="Courier New"/>
         </w:rPr>
       </w:r>
-    </w:p>
-    <w:p>
-      <w:pPr>
-        <w:suppressLineNumbers w:val="true"/>
-        <w:pBdr/>
-        <w:spacing w:after="0" w:line="240" w:lineRule="auto"/>
-        <w:ind/>
+      <w:r>
         <w:rPr>
           <w:rFonts w:ascii="Courier New" w:hAnsi="Courier New" w:cs="Courier New"/>
         </w:rPr>
-      </w:pPr>
+      </w:r>
+    </w:p>
+    <w:p>
+      <w:pPr>
+        <w:suppressLineNumbers w:val="true"/>
+        <w:pBdr/>
+        <w:spacing w:after="0" w:line="240" w:lineRule="auto"/>
+        <w:ind/>
+        <w:rPr>
+          <w:rFonts w:ascii="Courier New" w:hAnsi="Courier New" w:cs="Courier New"/>
+        </w:rPr>
+      </w:pPr>
+      <w:r>
+        <w:rPr>
+          <w:rFonts w:ascii="Courier New" w:hAnsi="Courier New" w:cs="Courier New"/>
+        </w:rPr>
+      </w:r>
       <w:r>
         <w:rPr>
           <w:rFonts w:ascii="Courier New" w:hAnsi="Courier New" w:cs="Courier New"/>
@@ -1285,7 +1393,7 @@
     </w:p>
     <w:p>
       <w:pPr>
-        <w:pStyle w:val="826"/>
+        <w:pStyle w:val="970"/>
         <w:numPr>
           <w:ilvl w:val="0"/>
           <w:numId w:val="28"/>
@@ -1321,10 +1429,15 @@
           <w:rFonts w:ascii="Courier New" w:hAnsi="Courier New" w:cs="Courier New"/>
         </w:rPr>
       </w:r>
+      <w:r>
+        <w:rPr>
+          <w:rFonts w:ascii="Courier New" w:hAnsi="Courier New" w:cs="Courier New"/>
+        </w:rPr>
+      </w:r>
     </w:p>
     <w:p>
       <w:pPr>
-        <w:pStyle w:val="826"/>
+        <w:pStyle w:val="970"/>
         <w:suppressLineNumbers w:val="true"/>
         <w:pBdr/>
         <w:spacing w:after="0" w:line="240" w:lineRule="auto"/>
@@ -1336,7 +1449,7 @@
     </w:p>
     <w:p>
       <w:pPr>
-        <w:pStyle w:val="826"/>
+        <w:pStyle w:val="970"/>
         <w:suppressLineNumbers w:val="true"/>
         <w:pBdr/>
         <w:spacing w:after="0" w:line="240" w:lineRule="auto"/>
@@ -1348,7 +1461,7 @@
     </w:p>
     <w:p>
       <w:pPr>
-        <w:pStyle w:val="826"/>
+        <w:pStyle w:val="970"/>
         <w:suppressLineNumbers w:val="true"/>
         <w:pBdr/>
         <w:spacing w:after="0" w:line="240" w:lineRule="auto"/>
@@ -1360,7 +1473,7 @@
     </w:p>
     <w:p>
       <w:pPr>
-        <w:pStyle w:val="826"/>
+        <w:pStyle w:val="970"/>
         <w:numPr>
           <w:ilvl w:val="0"/>
           <w:numId w:val="27"/>
@@ -1403,6 +1516,11 @@
           <w:rFonts w:ascii="Courier New" w:hAnsi="Courier New" w:cs="Courier New"/>
         </w:rPr>
       </w:r>
+      <w:r>
+        <w:rPr>
+          <w:rFonts w:ascii="Courier New" w:hAnsi="Courier New" w:cs="Courier New"/>
+        </w:rPr>
+      </w:r>
     </w:p>
     <w:p>
       <w:pPr>
@@ -1425,6 +1543,11 @@
           <w:rFonts w:ascii="Courier New" w:hAnsi="Courier New" w:cs="Courier New"/>
         </w:rPr>
         <w:t xml:space="preserve">5;</w:t>
+      </w:r>
+      <w:r>
+        <w:rPr>
+          <w:rFonts w:ascii="Courier New" w:hAnsi="Courier New" w:cs="Courier New"/>
+        </w:rPr>
       </w:r>
       <w:r>
         <w:rPr>
@@ -1465,6 +1588,11 @@
           <w:rFonts w:ascii="Courier New" w:hAnsi="Courier New" w:cs="Courier New"/>
         </w:rPr>
       </w:r>
+      <w:r>
+        <w:rPr>
+          <w:rFonts w:ascii="Courier New" w:hAnsi="Courier New" w:cs="Courier New"/>
+        </w:rPr>
+      </w:r>
     </w:p>
     <w:p>
       <w:pPr>
@@ -1487,6 +1615,11 @@
           <w:rFonts w:ascii="Courier New" w:hAnsi="Courier New" w:cs="Courier New"/>
         </w:rPr>
         <w:t xml:space="preserve">10;</w:t>
+      </w:r>
+      <w:r>
+        <w:rPr>
+          <w:rFonts w:ascii="Courier New" w:hAnsi="Courier New" w:cs="Courier New"/>
+        </w:rPr>
       </w:r>
       <w:r>
         <w:rPr>
@@ -1527,6 +1660,11 @@
           <w:rFonts w:ascii="Courier New" w:hAnsi="Courier New" w:cs="Courier New"/>
         </w:rPr>
       </w:r>
+      <w:r>
+        <w:rPr>
+          <w:rFonts w:ascii="Courier New" w:hAnsi="Courier New" w:cs="Courier New"/>
+        </w:rPr>
+      </w:r>
     </w:p>
     <w:p>
       <w:pPr>
@@ -1538,6 +1676,11 @@
           <w:rFonts w:ascii="Courier New" w:hAnsi="Courier New" w:cs="Courier New"/>
         </w:rPr>
       </w:pPr>
+      <w:r>
+        <w:rPr>
+          <w:rFonts w:ascii="Courier New" w:hAnsi="Courier New" w:cs="Courier New"/>
+        </w:rPr>
+      </w:r>
       <w:r>
         <w:rPr>
           <w:rFonts w:ascii="Courier New" w:hAnsi="Courier New" w:cs="Courier New"/>
@@ -1569,10 +1712,15 @@
           <w:rFonts w:ascii="Courier New" w:hAnsi="Courier New" w:cs="Courier New"/>
         </w:rPr>
       </w:r>
+      <w:r>
+        <w:rPr>
+          <w:rFonts w:ascii="Courier New" w:hAnsi="Courier New" w:cs="Courier New"/>
+        </w:rPr>
+      </w:r>
     </w:p>
     <w:p>
       <w:pPr>
-        <w:pStyle w:val="826"/>
+        <w:pStyle w:val="970"/>
         <w:numPr>
           <w:ilvl w:val="0"/>
           <w:numId w:val="27"/>
@@ -1587,6 +1735,11 @@
       </w:pPr>
       <w:r>
         <w:t xml:space="preserve">What is printed by the code below?</w:t>
+      </w:r>
+      <w:r>
+        <w:rPr>
+          <w:rFonts w:ascii="Courier New" w:hAnsi="Courier New" w:cs="Courier New"/>
+        </w:rPr>
       </w:r>
       <w:r>
         <w:rPr>
@@ -1621,6 +1774,11 @@
           <w:rFonts w:ascii="Courier New" w:hAnsi="Courier New" w:cs="Courier New"/>
         </w:rPr>
       </w:r>
+      <w:r>
+        <w:rPr>
+          <w:rFonts w:ascii="Courier New" w:hAnsi="Courier New" w:cs="Courier New"/>
+        </w:rPr>
+      </w:r>
     </w:p>
     <w:p>
       <w:pPr>
@@ -1649,6 +1807,11 @@
           <w:rFonts w:ascii="Courier New" w:hAnsi="Courier New" w:cs="Courier New"/>
         </w:rPr>
       </w:r>
+      <w:r>
+        <w:rPr>
+          <w:rFonts w:ascii="Courier New" w:hAnsi="Courier New" w:cs="Courier New"/>
+        </w:rPr>
+      </w:r>
     </w:p>
     <w:p>
       <w:pPr>
@@ -1660,6 +1823,11 @@
           <w:rFonts w:ascii="Courier New" w:hAnsi="Courier New" w:cs="Courier New"/>
         </w:rPr>
       </w:pPr>
+      <w:r>
+        <w:rPr>
+          <w:rFonts w:ascii="Courier New" w:hAnsi="Courier New" w:cs="Courier New"/>
+        </w:rPr>
+      </w:r>
       <w:r>
         <w:rPr>
           <w:rFonts w:ascii="Courier New" w:hAnsi="Courier New" w:cs="Courier New"/>
@@ -1698,6 +1866,11 @@
           <w:rFonts w:ascii="Courier New" w:hAnsi="Courier New" w:cs="Courier New"/>
         </w:rPr>
       </w:r>
+      <w:r>
+        <w:rPr>
+          <w:rFonts w:ascii="Courier New" w:hAnsi="Courier New" w:cs="Courier New"/>
+        </w:rPr>
+      </w:r>
     </w:p>
     <w:p>
       <w:pPr>
@@ -1726,6 +1899,11 @@
           <w:rFonts w:ascii="Courier New" w:hAnsi="Courier New" w:cs="Courier New"/>
         </w:rPr>
       </w:r>
+      <w:r>
+        <w:rPr>
+          <w:rFonts w:ascii="Courier New" w:hAnsi="Courier New" w:cs="Courier New"/>
+        </w:rPr>
+      </w:r>
     </w:p>
     <w:p>
       <w:pPr>
@@ -1737,6 +1915,11 @@
           <w:rFonts w:ascii="Courier New" w:hAnsi="Courier New" w:cs="Courier New"/>
         </w:rPr>
       </w:pPr>
+      <w:r>
+        <w:rPr>
+          <w:rFonts w:ascii="Courier New" w:hAnsi="Courier New" w:cs="Courier New"/>
+        </w:rPr>
+      </w:r>
       <w:r>
         <w:rPr>
           <w:rFonts w:ascii="Courier New" w:hAnsi="Courier New" w:cs="Courier New"/>
@@ -1775,6 +1958,11 @@
           <w:rFonts w:ascii="Courier New" w:hAnsi="Courier New" w:cs="Courier New"/>
         </w:rPr>
       </w:r>
+      <w:r>
+        <w:rPr>
+          <w:rFonts w:ascii="Courier New" w:hAnsi="Courier New" w:cs="Courier New"/>
+        </w:rPr>
+      </w:r>
     </w:p>
     <w:p>
       <w:pPr>
@@ -1803,6 +1991,11 @@
           <w:rFonts w:ascii="Courier New" w:hAnsi="Courier New" w:cs="Courier New"/>
         </w:rPr>
       </w:r>
+      <w:r>
+        <w:rPr>
+          <w:rFonts w:ascii="Courier New" w:hAnsi="Courier New" w:cs="Courier New"/>
+        </w:rPr>
+      </w:r>
     </w:p>
     <w:p>
       <w:pPr>
@@ -1814,6 +2007,11 @@
           <w:rFonts w:ascii="Courier New" w:hAnsi="Courier New" w:cs="Courier New"/>
         </w:rPr>
       </w:pPr>
+      <w:r>
+        <w:rPr>
+          <w:rFonts w:ascii="Courier New" w:hAnsi="Courier New" w:cs="Courier New"/>
+        </w:rPr>
+      </w:r>
       <w:r>
         <w:rPr>
           <w:rFonts w:ascii="Courier New" w:hAnsi="Courier New" w:cs="Courier New"/>
@@ -1852,6 +2050,11 @@
           <w:rFonts w:ascii="Courier New" w:hAnsi="Courier New" w:cs="Courier New"/>
         </w:rPr>
       </w:r>
+      <w:r>
+        <w:rPr>
+          <w:rFonts w:ascii="Courier New" w:hAnsi="Courier New" w:cs="Courier New"/>
+        </w:rPr>
+      </w:r>
     </w:p>
     <w:p>
       <w:pPr>
@@ -1880,6 +2083,11 @@
           <w:rFonts w:ascii="Courier New" w:hAnsi="Courier New" w:cs="Courier New"/>
         </w:rPr>
       </w:r>
+      <w:r>
+        <w:rPr>
+          <w:rFonts w:ascii="Courier New" w:hAnsi="Courier New" w:cs="Courier New"/>
+        </w:rPr>
+      </w:r>
     </w:p>
     <w:p>
       <w:pPr>
@@ -1891,6 +2099,11 @@
           <w:rFonts w:ascii="Courier New" w:hAnsi="Courier New" w:cs="Courier New"/>
         </w:rPr>
       </w:pPr>
+      <w:r>
+        <w:rPr>
+          <w:rFonts w:ascii="Courier New" w:hAnsi="Courier New" w:cs="Courier New"/>
+        </w:rPr>
+      </w:r>
       <w:r>
         <w:rPr>
           <w:rFonts w:ascii="Courier New" w:hAnsi="Courier New" w:cs="Courier New"/>
@@ -1935,6 +2148,11 @@
           <w:rFonts w:ascii="Courier New" w:hAnsi="Courier New" w:cs="Courier New"/>
         </w:rPr>
       </w:r>
+      <w:r>
+        <w:rPr>
+          <w:rFonts w:ascii="Courier New" w:hAnsi="Courier New" w:cs="Courier New"/>
+        </w:rPr>
+      </w:r>
     </w:p>
     <w:p>
       <w:pPr>
@@ -1969,17 +2187,27 @@
           <w:rFonts w:ascii="Courier New" w:hAnsi="Courier New" w:cs="Courier New"/>
         </w:rPr>
       </w:r>
-    </w:p>
-    <w:p>
-      <w:pPr>
-        <w:suppressLineNumbers w:val="true"/>
-        <w:pBdr/>
-        <w:spacing w:after="0" w:line="240" w:lineRule="auto"/>
-        <w:ind/>
+      <w:r>
         <w:rPr>
           <w:rFonts w:ascii="Courier New" w:hAnsi="Courier New" w:cs="Courier New"/>
         </w:rPr>
-      </w:pPr>
+      </w:r>
+    </w:p>
+    <w:p>
+      <w:pPr>
+        <w:suppressLineNumbers w:val="true"/>
+        <w:pBdr/>
+        <w:spacing w:after="0" w:line="240" w:lineRule="auto"/>
+        <w:ind/>
+        <w:rPr>
+          <w:rFonts w:ascii="Courier New" w:hAnsi="Courier New" w:cs="Courier New"/>
+        </w:rPr>
+      </w:pPr>
+      <w:r>
+        <w:rPr>
+          <w:rFonts w:ascii="Courier New" w:hAnsi="Courier New" w:cs="Courier New"/>
+        </w:rPr>
+      </w:r>
       <w:r>
         <w:rPr>
           <w:rFonts w:ascii="Courier New" w:hAnsi="Courier New" w:cs="Courier New"/>
@@ -1993,7 +2221,7 @@
     </w:p>
     <w:p>
       <w:pPr>
-        <w:pStyle w:val="826"/>
+        <w:pStyle w:val="970"/>
         <w:numPr>
           <w:ilvl w:val="0"/>
           <w:numId w:val="27"/>
@@ -2008,6 +2236,11 @@
       </w:pPr>
       <w:r>
         <w:t xml:space="preserve">What is printed by the code below?</w:t>
+      </w:r>
+      <w:r>
+        <w:rPr>
+          <w:rFonts w:ascii="Courier New" w:hAnsi="Courier New" w:cs="Courier New"/>
+        </w:rPr>
       </w:r>
       <w:r>
         <w:rPr>
@@ -2042,6 +2275,11 @@
           <w:rFonts w:ascii="Courier New" w:hAnsi="Courier New" w:cs="Courier New"/>
         </w:rPr>
       </w:r>
+      <w:r>
+        <w:rPr>
+          <w:rFonts w:ascii="Courier New" w:hAnsi="Courier New" w:cs="Courier New"/>
+        </w:rPr>
+      </w:r>
     </w:p>
     <w:p>
       <w:pPr>
@@ -2070,6 +2308,11 @@
           <w:rFonts w:ascii="Courier New" w:hAnsi="Courier New" w:cs="Courier New"/>
         </w:rPr>
       </w:r>
+      <w:r>
+        <w:rPr>
+          <w:rFonts w:ascii="Courier New" w:hAnsi="Courier New" w:cs="Courier New"/>
+        </w:rPr>
+      </w:r>
     </w:p>
     <w:p>
       <w:pPr>
@@ -2081,6 +2324,11 @@
           <w:rFonts w:ascii="Courier New" w:hAnsi="Courier New" w:cs="Courier New"/>
         </w:rPr>
       </w:pPr>
+      <w:r>
+        <w:rPr>
+          <w:rFonts w:ascii="Courier New" w:hAnsi="Courier New" w:cs="Courier New"/>
+        </w:rPr>
+      </w:r>
       <w:r>
         <w:rPr>
           <w:rFonts w:ascii="Courier New" w:hAnsi="Courier New" w:cs="Courier New"/>
@@ -2119,6 +2367,11 @@
           <w:rFonts w:ascii="Courier New" w:hAnsi="Courier New" w:cs="Courier New"/>
         </w:rPr>
       </w:r>
+      <w:r>
+        <w:rPr>
+          <w:rFonts w:ascii="Courier New" w:hAnsi="Courier New" w:cs="Courier New"/>
+        </w:rPr>
+      </w:r>
     </w:p>
     <w:p>
       <w:pPr>
@@ -2147,6 +2400,11 @@
           <w:rFonts w:ascii="Courier New" w:hAnsi="Courier New" w:cs="Courier New"/>
         </w:rPr>
       </w:r>
+      <w:r>
+        <w:rPr>
+          <w:rFonts w:ascii="Courier New" w:hAnsi="Courier New" w:cs="Courier New"/>
+        </w:rPr>
+      </w:r>
     </w:p>
     <w:p>
       <w:pPr>
@@ -2158,6 +2416,11 @@
           <w:rFonts w:ascii="Courier New" w:hAnsi="Courier New" w:cs="Courier New"/>
         </w:rPr>
       </w:pPr>
+      <w:r>
+        <w:rPr>
+          <w:rFonts w:ascii="Courier New" w:hAnsi="Courier New" w:cs="Courier New"/>
+        </w:rPr>
+      </w:r>
       <w:r>
         <w:rPr>
           <w:rFonts w:ascii="Courier New" w:hAnsi="Courier New" w:cs="Courier New"/>
@@ -2196,6 +2459,11 @@
           <w:rFonts w:ascii="Courier New" w:hAnsi="Courier New" w:cs="Courier New"/>
         </w:rPr>
       </w:r>
+      <w:r>
+        <w:rPr>
+          <w:rFonts w:ascii="Courier New" w:hAnsi="Courier New" w:cs="Courier New"/>
+        </w:rPr>
+      </w:r>
     </w:p>
     <w:p>
       <w:pPr>
@@ -2224,6 +2492,11 @@
           <w:rFonts w:ascii="Courier New" w:hAnsi="Courier New" w:cs="Courier New"/>
         </w:rPr>
       </w:r>
+      <w:r>
+        <w:rPr>
+          <w:rFonts w:ascii="Courier New" w:hAnsi="Courier New" w:cs="Courier New"/>
+        </w:rPr>
+      </w:r>
     </w:p>
     <w:p>
       <w:pPr>
@@ -2235,6 +2508,11 @@
           <w:rFonts w:ascii="Courier New" w:hAnsi="Courier New" w:cs="Courier New"/>
         </w:rPr>
       </w:pPr>
+      <w:r>
+        <w:rPr>
+          <w:rFonts w:ascii="Courier New" w:hAnsi="Courier New" w:cs="Courier New"/>
+        </w:rPr>
+      </w:r>
       <w:r>
         <w:rPr>
           <w:rFonts w:ascii="Courier New" w:hAnsi="Courier New" w:cs="Courier New"/>
@@ -2273,6 +2551,11 @@
           <w:rFonts w:ascii="Courier New" w:hAnsi="Courier New" w:cs="Courier New"/>
         </w:rPr>
       </w:r>
+      <w:r>
+        <w:rPr>
+          <w:rFonts w:ascii="Courier New" w:hAnsi="Courier New" w:cs="Courier New"/>
+        </w:rPr>
+      </w:r>
     </w:p>
     <w:p>
       <w:pPr>
@@ -2301,6 +2584,11 @@
           <w:rFonts w:ascii="Courier New" w:hAnsi="Courier New" w:cs="Courier New"/>
         </w:rPr>
       </w:r>
+      <w:r>
+        <w:rPr>
+          <w:rFonts w:ascii="Courier New" w:hAnsi="Courier New" w:cs="Courier New"/>
+        </w:rPr>
+      </w:r>
     </w:p>
     <w:p>
       <w:pPr>
@@ -2312,6 +2600,11 @@
           <w:rFonts w:ascii="Courier New" w:hAnsi="Courier New" w:cs="Courier New"/>
         </w:rPr>
       </w:pPr>
+      <w:r>
+        <w:rPr>
+          <w:rFonts w:ascii="Courier New" w:hAnsi="Courier New" w:cs="Courier New"/>
+        </w:rPr>
+      </w:r>
       <w:r>
         <w:rPr>
           <w:rFonts w:ascii="Courier New" w:hAnsi="Courier New" w:cs="Courier New"/>
@@ -2356,6 +2649,11 @@
           <w:rFonts w:ascii="Courier New" w:hAnsi="Courier New" w:cs="Courier New"/>
         </w:rPr>
       </w:r>
+      <w:r>
+        <w:rPr>
+          <w:rFonts w:ascii="Courier New" w:hAnsi="Courier New" w:cs="Courier New"/>
+        </w:rPr>
+      </w:r>
     </w:p>
     <w:p>
       <w:pPr>
@@ -2390,6 +2688,11 @@
           <w:rFonts w:ascii="Courier New" w:hAnsi="Courier New" w:cs="Courier New"/>
         </w:rPr>
       </w:r>
+      <w:r>
+        <w:rPr>
+          <w:rFonts w:ascii="Courier New" w:hAnsi="Courier New" w:cs="Courier New"/>
+        </w:rPr>
+      </w:r>
     </w:p>
     <w:p>
       <w:pPr>
@@ -2401,6 +2704,11 @@
           <w:rFonts w:ascii="Courier New" w:hAnsi="Courier New" w:cs="Courier New"/>
         </w:rPr>
       </w:pPr>
+      <w:r>
+        <w:rPr>
+          <w:rFonts w:ascii="Courier New" w:hAnsi="Courier New" w:cs="Courier New"/>
+        </w:rPr>
+      </w:r>
       <w:r>
         <w:rPr>
           <w:rFonts w:ascii="Courier New" w:hAnsi="Courier New" w:cs="Courier New"/>
@@ -2414,7 +2722,7 @@
     </w:p>
     <w:p>
       <w:pPr>
-        <w:pStyle w:val="826"/>
+        <w:pStyle w:val="970"/>
         <w:numPr>
           <w:ilvl w:val="0"/>
           <w:numId w:val="27"/>
@@ -2437,7 +2745,7 @@
     </w:p>
     <w:p>
       <w:pPr>
-        <w:pStyle w:val="826"/>
+        <w:pStyle w:val="970"/>
         <w:pBdr/>
         <w:spacing/>
         <w:ind/>
@@ -2468,10 +2776,15 @@
           <w:rFonts w:ascii="Courier New" w:hAnsi="Courier New" w:cs="Courier New"/>
         </w:rPr>
       </w:r>
+      <w:r>
+        <w:rPr>
+          <w:rFonts w:ascii="Courier New" w:hAnsi="Courier New" w:cs="Courier New"/>
+        </w:rPr>
+      </w:r>
     </w:p>
     <w:p>
       <w:pPr>
-        <w:pStyle w:val="826"/>
+        <w:pStyle w:val="970"/>
         <w:pBdr/>
         <w:spacing/>
         <w:ind/>
@@ -2502,10 +2815,15 @@
           <w:rFonts w:ascii="Courier New" w:hAnsi="Courier New" w:cs="Courier New"/>
         </w:rPr>
       </w:r>
+      <w:r>
+        <w:rPr>
+          <w:rFonts w:ascii="Courier New" w:hAnsi="Courier New" w:cs="Courier New"/>
+        </w:rPr>
+      </w:r>
     </w:p>
     <w:p>
       <w:pPr>
-        <w:pStyle w:val="826"/>
+        <w:pStyle w:val="970"/>
         <w:pBdr/>
         <w:spacing/>
         <w:ind/>
@@ -2536,10 +2854,15 @@
           <w:rFonts w:ascii="Courier New" w:hAnsi="Courier New" w:cs="Courier New"/>
         </w:rPr>
       </w:r>
+      <w:r>
+        <w:rPr>
+          <w:rFonts w:ascii="Courier New" w:hAnsi="Courier New" w:cs="Courier New"/>
+        </w:rPr>
+      </w:r>
     </w:p>
     <w:p>
       <w:pPr>
-        <w:pStyle w:val="826"/>
+        <w:pStyle w:val="970"/>
         <w:pBdr/>
         <w:spacing/>
         <w:ind/>
@@ -2570,10 +2893,15 @@
           <w:rFonts w:ascii="Courier New" w:hAnsi="Courier New" w:cs="Courier New"/>
         </w:rPr>
       </w:r>
+      <w:r>
+        <w:rPr>
+          <w:rFonts w:ascii="Courier New" w:hAnsi="Courier New" w:cs="Courier New"/>
+        </w:rPr>
+      </w:r>
     </w:p>
     <w:p>
       <w:pPr>
-        <w:pStyle w:val="826"/>
+        <w:pStyle w:val="970"/>
         <w:pBdr/>
         <w:spacing/>
         <w:ind/>
@@ -2584,7 +2912,7 @@
     </w:p>
     <w:p>
       <w:pPr>
-        <w:pStyle w:val="826"/>
+        <w:pStyle w:val="970"/>
         <w:numPr>
           <w:ilvl w:val="0"/>
           <w:numId w:val="27"/>
@@ -2607,7 +2935,7 @@
     </w:p>
     <w:p>
       <w:pPr>
-        <w:pStyle w:val="826"/>
+        <w:pStyle w:val="970"/>
         <w:pBdr/>
         <w:spacing/>
         <w:ind/>
@@ -2638,10 +2966,15 @@
           <w:rFonts w:ascii="Courier New" w:hAnsi="Courier New" w:cs="Courier New"/>
         </w:rPr>
       </w:r>
+      <w:r>
+        <w:rPr>
+          <w:rFonts w:ascii="Courier New" w:hAnsi="Courier New" w:cs="Courier New"/>
+        </w:rPr>
+      </w:r>
     </w:p>
     <w:p>
       <w:pPr>
-        <w:pStyle w:val="826"/>
+        <w:pStyle w:val="970"/>
         <w:pBdr/>
         <w:spacing/>
         <w:ind/>
@@ -2678,10 +3011,15 @@
           <w:rFonts w:ascii="Courier New" w:hAnsi="Courier New" w:cs="Courier New"/>
         </w:rPr>
       </w:r>
+      <w:r>
+        <w:rPr>
+          <w:rFonts w:ascii="Courier New" w:hAnsi="Courier New" w:cs="Courier New"/>
+        </w:rPr>
+      </w:r>
     </w:p>
     <w:p>
       <w:pPr>
-        <w:pStyle w:val="826"/>
+        <w:pStyle w:val="970"/>
         <w:pBdr/>
         <w:spacing/>
         <w:ind/>
@@ -2712,17 +3050,27 @@
           <w:rFonts w:ascii="Courier New" w:hAnsi="Courier New" w:cs="Courier New"/>
         </w:rPr>
       </w:r>
-    </w:p>
-    <w:p>
-      <w:pPr>
-        <w:pStyle w:val="826"/>
-        <w:pBdr/>
-        <w:spacing/>
-        <w:ind/>
+      <w:r>
         <w:rPr>
           <w:rFonts w:ascii="Courier New" w:hAnsi="Courier New" w:cs="Courier New"/>
         </w:rPr>
-      </w:pPr>
+      </w:r>
+    </w:p>
+    <w:p>
+      <w:pPr>
+        <w:pStyle w:val="970"/>
+        <w:pBdr/>
+        <w:spacing/>
+        <w:ind/>
+        <w:rPr>
+          <w:rFonts w:ascii="Courier New" w:hAnsi="Courier New" w:cs="Courier New"/>
+        </w:rPr>
+      </w:pPr>
+      <w:r>
+        <w:rPr>
+          <w:rFonts w:ascii="Courier New" w:hAnsi="Courier New" w:cs="Courier New"/>
+        </w:rPr>
+      </w:r>
       <w:r>
         <w:rPr>
           <w:rFonts w:ascii="Courier New" w:hAnsi="Courier New" w:cs="Courier New"/>
@@ -2736,7 +3084,7 @@
     </w:p>
     <w:p>
       <w:pPr>
-        <w:pStyle w:val="826"/>
+        <w:pStyle w:val="970"/>
         <w:pBdr/>
         <w:spacing/>
         <w:ind/>
@@ -2744,6 +3092,11 @@
           <w:rFonts w:ascii="Courier New" w:hAnsi="Courier New" w:cs="Courier New"/>
         </w:rPr>
       </w:pPr>
+      <w:r>
+        <w:rPr>
+          <w:rFonts w:ascii="Courier New" w:hAnsi="Courier New" w:cs="Courier New"/>
+        </w:rPr>
+      </w:r>
       <w:r>
         <w:rPr>
           <w:rFonts w:ascii="Courier New" w:hAnsi="Courier New" w:cs="Courier New"/>
@@ -2757,7 +3110,7 @@
     </w:p>
     <w:p>
       <w:pPr>
-        <w:pStyle w:val="826"/>
+        <w:pStyle w:val="970"/>
         <w:numPr>
           <w:ilvl w:val="0"/>
           <w:numId w:val="27"/>
@@ -2774,7 +3127,7 @@
     </w:p>
     <w:p>
       <w:pPr>
-        <w:pStyle w:val="826"/>
+        <w:pStyle w:val="970"/>
         <w:pBdr/>
         <w:spacing/>
         <w:ind/>
@@ -2787,7 +3140,7 @@
     </w:p>
     <w:p>
       <w:pPr>
-        <w:pStyle w:val="826"/>
+        <w:pStyle w:val="970"/>
         <w:numPr>
           <w:ilvl w:val="0"/>
           <w:numId w:val="30"/>
@@ -2804,7 +3157,7 @@
     </w:p>
     <w:p>
       <w:pPr>
-        <w:pStyle w:val="826"/>
+        <w:pStyle w:val="970"/>
         <w:numPr>
           <w:ilvl w:val="0"/>
           <w:numId w:val="30"/>
@@ -2839,7 +3192,7 @@
     </w:p>
     <w:p>
       <w:pPr>
-        <w:pStyle w:val="826"/>
+        <w:pStyle w:val="970"/>
         <w:numPr>
           <w:ilvl w:val="0"/>
           <w:numId w:val="30"/>
@@ -2863,7 +3216,7 @@
     </w:p>
     <w:p>
       <w:pPr>
-        <w:pStyle w:val="826"/>
+        <w:pStyle w:val="970"/>
         <w:numPr>
           <w:ilvl w:val="0"/>
           <w:numId w:val="30"/>
@@ -2899,7 +3252,7 @@
     </w:p>
     <w:p>
       <w:pPr>
-        <w:pStyle w:val="826"/>
+        <w:pStyle w:val="970"/>
         <w:numPr>
           <w:ilvl w:val="1"/>
           <w:numId w:val="27"/>
@@ -2934,10 +3287,15 @@
           <w:rFonts w:ascii="Courier New" w:hAnsi="Courier New" w:cs="Courier New"/>
         </w:rPr>
       </w:r>
+      <w:r>
+        <w:rPr>
+          <w:rFonts w:ascii="Courier New" w:hAnsi="Courier New" w:cs="Courier New"/>
+        </w:rPr>
+      </w:r>
     </w:p>
     <w:p>
       <w:pPr>
-        <w:pStyle w:val="826"/>
+        <w:pStyle w:val="970"/>
         <w:pBdr/>
         <w:spacing/>
         <w:ind w:left="1440"/>
@@ -2945,6 +3303,11 @@
           <w:rFonts w:ascii="Courier New" w:hAnsi="Courier New" w:cs="Courier New"/>
         </w:rPr>
       </w:pPr>
+      <w:r>
+        <w:rPr>
+          <w:rFonts w:ascii="Courier New" w:hAnsi="Courier New" w:cs="Courier New"/>
+        </w:rPr>
+      </w:r>
       <w:r>
         <w:rPr>
           <w:rFonts w:ascii="Courier New" w:hAnsi="Courier New" w:cs="Courier New"/>
@@ -2958,7 +3321,7 @@
     </w:p>
     <w:p>
       <w:pPr>
-        <w:pStyle w:val="826"/>
+        <w:pStyle w:val="970"/>
         <w:numPr>
           <w:ilvl w:val="1"/>
           <w:numId w:val="27"/>
@@ -2997,6 +3360,34 @@
       <w:r>
         <w:rPr>
           <w:rFonts w:ascii="Courier New" w:hAnsi="Courier New" w:cs="Courier New"/>
+        </w:rPr>
+      </w:r>
+    </w:p>
+    <w:p>
+      <w:pPr>
+        <w:pBdr/>
+        <w:spacing/>
+        <w:ind/>
+        <w:rPr>
+          <w:rFonts w:ascii="Courier New" w:hAnsi="Courier New" w:cs="Courier New"/>
+        </w:rPr>
+      </w:pPr>
+      <w:r>
+        <w:rPr>
+          <w:rFonts w:ascii="Courier New" w:hAnsi="Courier New" w:cs="Courier New"/>
+          <w:highlight w:val="none"/>
+        </w:rPr>
+      </w:r>
+      <w:r>
+        <w:rPr>
+          <w:rFonts w:ascii="Courier New" w:hAnsi="Courier New" w:cs="Courier New"/>
+          <w:highlight w:val="none"/>
+        </w:rPr>
+      </w:r>
+      <w:r>
+        <w:rPr>
+          <w:rFonts w:ascii="Courier New" w:hAnsi="Courier New" w:cs="Courier New"/>
+          <w:highlight w:val="none"/>
         </w:rPr>
       </w:r>
     </w:p>
@@ -7021,9 +7412,9 @@
     <w:lsdException w:name="Bibliography" w:uiPriority="37"/>
     <w:lsdException w:name="TOC Heading" w:uiPriority="39" w:qFormat="1"/>
   </w:latentStyles>
-  <w:style w:type="table" w:styleId="13">
+  <w:style w:type="table" w:styleId="780">
     <w:name w:val="Table Grid Light"/>
-    <w:basedOn w:val="790"/>
+    <w:basedOn w:val="934"/>
     <w:uiPriority w:val="59"/>
     <w:pPr>
       <w:pBdr/>
@@ -7220,9 +7611,9 @@
       </w:tcPr>
     </w:tblStylePr>
   </w:style>
-  <w:style w:type="table" w:styleId="14">
+  <w:style w:type="table" w:styleId="781">
     <w:name w:val="Plain Table 1"/>
-    <w:basedOn w:val="790"/>
+    <w:basedOn w:val="934"/>
     <w:uiPriority w:val="59"/>
     <w:pPr>
       <w:pBdr/>
@@ -7445,9 +7836,9 @@
       </w:tcPr>
     </w:tblStylePr>
   </w:style>
-  <w:style w:type="table" w:styleId="15">
+  <w:style w:type="table" w:styleId="782">
     <w:name w:val="Plain Table 2"/>
-    <w:basedOn w:val="790"/>
+    <w:basedOn w:val="934"/>
     <w:uiPriority w:val="59"/>
     <w:pPr>
       <w:pBdr/>
@@ -7678,9 +8069,9 @@
       </w:tcPr>
     </w:tblStylePr>
   </w:style>
-  <w:style w:type="table" w:styleId="16">
+  <w:style w:type="table" w:styleId="783">
     <w:name w:val="Plain Table 3"/>
-    <w:basedOn w:val="790"/>
+    <w:basedOn w:val="934"/>
     <w:uiPriority w:val="99"/>
     <w:pPr>
       <w:pBdr/>
@@ -7908,9 +8299,9 @@
       </w:tcPr>
     </w:tblStylePr>
   </w:style>
-  <w:style w:type="table" w:styleId="17">
+  <w:style w:type="table" w:styleId="784">
     <w:name w:val="Plain Table 4"/>
-    <w:basedOn w:val="790"/>
+    <w:basedOn w:val="934"/>
     <w:uiPriority w:val="99"/>
     <w:pPr>
       <w:pBdr/>
@@ -8124,9 +8515,9 @@
       </w:tcPr>
     </w:tblStylePr>
   </w:style>
-  <w:style w:type="table" w:styleId="18">
+  <w:style w:type="table" w:styleId="785">
     <w:name w:val="Plain Table 5"/>
-    <w:basedOn w:val="790"/>
+    <w:basedOn w:val="934"/>
     <w:uiPriority w:val="99"/>
     <w:pPr>
       <w:pBdr/>
@@ -8357,9 +8748,9 @@
       </w:tcPr>
     </w:tblStylePr>
   </w:style>
-  <w:style w:type="table" w:styleId="19">
+  <w:style w:type="table" w:styleId="786">
     <w:name w:val="Grid Table 1 Light"/>
-    <w:basedOn w:val="790"/>
+    <w:basedOn w:val="934"/>
     <w:uiPriority w:val="99"/>
     <w:pPr>
       <w:pBdr/>
@@ -8580,9 +8971,9 @@
       </w:tcPr>
     </w:tblStylePr>
   </w:style>
-  <w:style w:type="table" w:styleId="20">
+  <w:style w:type="table" w:styleId="787">
     <w:name w:val="Grid Table 1 Light - Accent 1"/>
-    <w:basedOn w:val="790"/>
+    <w:basedOn w:val="934"/>
     <w:uiPriority w:val="99"/>
     <w:pPr>
       <w:pBdr/>
@@ -8803,9 +9194,9 @@
       </w:tcPr>
     </w:tblStylePr>
   </w:style>
-  <w:style w:type="table" w:styleId="21">
+  <w:style w:type="table" w:styleId="788">
     <w:name w:val="Grid Table 1 Light - Accent 2"/>
-    <w:basedOn w:val="790"/>
+    <w:basedOn w:val="934"/>
     <w:uiPriority w:val="99"/>
     <w:pPr>
       <w:pBdr/>
@@ -9026,9 +9417,9 @@
       </w:tcPr>
     </w:tblStylePr>
   </w:style>
-  <w:style w:type="table" w:styleId="22">
+  <w:style w:type="table" w:styleId="789">
     <w:name w:val="Grid Table 1 Light - Accent 3"/>
-    <w:basedOn w:val="790"/>
+    <w:basedOn w:val="934"/>
     <w:uiPriority w:val="99"/>
     <w:pPr>
       <w:pBdr/>
@@ -9249,9 +9640,9 @@
       </w:tcPr>
     </w:tblStylePr>
   </w:style>
-  <w:style w:type="table" w:styleId="23">
+  <w:style w:type="table" w:styleId="790">
     <w:name w:val="Grid Table 1 Light - Accent 4"/>
-    <w:basedOn w:val="790"/>
+    <w:basedOn w:val="934"/>
     <w:uiPriority w:val="99"/>
     <w:pPr>
       <w:pBdr/>
@@ -9472,9 +9863,9 @@
       </w:tcPr>
     </w:tblStylePr>
   </w:style>
-  <w:style w:type="table" w:styleId="24">
+  <w:style w:type="table" w:styleId="791">
     <w:name w:val="Grid Table 1 Light - Accent 5"/>
-    <w:basedOn w:val="790"/>
+    <w:basedOn w:val="934"/>
     <w:uiPriority w:val="99"/>
     <w:pPr>
       <w:pBdr/>
@@ -9695,9 +10086,9 @@
       </w:tcPr>
     </w:tblStylePr>
   </w:style>
-  <w:style w:type="table" w:styleId="25">
+  <w:style w:type="table" w:styleId="792">
     <w:name w:val="Grid Table 1 Light - Accent 6"/>
-    <w:basedOn w:val="790"/>
+    <w:basedOn w:val="934"/>
     <w:uiPriority w:val="99"/>
     <w:pPr>
       <w:pBdr/>
@@ -9918,9 +10309,9 @@
       </w:tcPr>
     </w:tblStylePr>
   </w:style>
-  <w:style w:type="table" w:styleId="26">
+  <w:style w:type="table" w:styleId="793">
     <w:name w:val="Grid Table 2"/>
-    <w:basedOn w:val="790"/>
+    <w:basedOn w:val="934"/>
     <w:uiPriority w:val="99"/>
     <w:pPr>
       <w:pBdr/>
@@ -10150,9 +10541,9 @@
       </w:tcPr>
     </w:tblStylePr>
   </w:style>
-  <w:style w:type="table" w:styleId="27">
+  <w:style w:type="table" w:styleId="794">
     <w:name w:val="Grid Table 2 - Accent 1"/>
-    <w:basedOn w:val="790"/>
+    <w:basedOn w:val="934"/>
     <w:uiPriority w:val="99"/>
     <w:pPr>
       <w:pBdr/>
@@ -10382,9 +10773,9 @@
       </w:tcPr>
     </w:tblStylePr>
   </w:style>
-  <w:style w:type="table" w:styleId="28">
+  <w:style w:type="table" w:styleId="795">
     <w:name w:val="Grid Table 2 - Accent 2"/>
-    <w:basedOn w:val="790"/>
+    <w:basedOn w:val="934"/>
     <w:uiPriority w:val="99"/>
     <w:pPr>
       <w:pBdr/>
@@ -10614,9 +11005,9 @@
       </w:tcPr>
     </w:tblStylePr>
   </w:style>
-  <w:style w:type="table" w:styleId="29">
+  <w:style w:type="table" w:styleId="796">
     <w:name w:val="Grid Table 2 - Accent 3"/>
-    <w:basedOn w:val="790"/>
+    <w:basedOn w:val="934"/>
     <w:uiPriority w:val="99"/>
     <w:pPr>
       <w:pBdr/>
@@ -10846,9 +11237,9 @@
       </w:tcPr>
     </w:tblStylePr>
   </w:style>
-  <w:style w:type="table" w:styleId="30">
+  <w:style w:type="table" w:styleId="797">
     <w:name w:val="Grid Table 2 - Accent 4"/>
-    <w:basedOn w:val="790"/>
+    <w:basedOn w:val="934"/>
     <w:uiPriority w:val="99"/>
     <w:pPr>
       <w:pBdr/>
@@ -11078,9 +11469,9 @@
       </w:tcPr>
     </w:tblStylePr>
   </w:style>
-  <w:style w:type="table" w:styleId="31">
+  <w:style w:type="table" w:styleId="798">
     <w:name w:val="Grid Table 2 - Accent 5"/>
-    <w:basedOn w:val="790"/>
+    <w:basedOn w:val="934"/>
     <w:uiPriority w:val="99"/>
     <w:pPr>
       <w:pBdr/>
@@ -11310,9 +11701,9 @@
       </w:tcPr>
     </w:tblStylePr>
   </w:style>
-  <w:style w:type="table" w:styleId="32">
+  <w:style w:type="table" w:styleId="799">
     <w:name w:val="Grid Table 2 - Accent 6"/>
-    <w:basedOn w:val="790"/>
+    <w:basedOn w:val="934"/>
     <w:uiPriority w:val="99"/>
     <w:pPr>
       <w:pBdr/>
@@ -11542,9 +11933,9 @@
       </w:tcPr>
     </w:tblStylePr>
   </w:style>
-  <w:style w:type="table" w:styleId="33">
+  <w:style w:type="table" w:styleId="800">
     <w:name w:val="Grid Table 3"/>
-    <w:basedOn w:val="790"/>
+    <w:basedOn w:val="934"/>
     <w:uiPriority w:val="99"/>
     <w:pPr>
       <w:pBdr/>
@@ -11643,29 +12034,6 @@
         <w:tblBorders/>
       </w:tblPr>
       <w:tcPr>
-        <w:shd w:color="ffffff"/>
-        <w:tcBorders>
-          <w:top w:val="none" w:color="000000" w:sz="4" w:space="0"/>
-          <w:left w:val="none" w:color="000000" w:sz="4" w:space="0"/>
-          <w:bottom w:val="none" w:color="000000" w:sz="4" w:space="0"/>
-          <w:right w:val="none" w:color="000000" w:sz="4" w:space="0"/>
-        </w:tcBorders>
-      </w:tcPr>
-    </w:tblStylePr>
-    <w:tblStylePr w:type="firstRow">
-      <w:rPr>
-        <w:b/>
-        <w:color w:val="404040"/>
-      </w:rPr>
-      <w:pPr>
-        <w:pBdr/>
-        <w:spacing/>
-        <w:ind/>
-      </w:pPr>
-      <w:tblPr>
-        <w:tblBorders/>
-      </w:tblPr>
-      <w:tcPr>
         <w:shd w:val="clear" w:color="ffffff"/>
         <w:tcBorders>
           <w:top w:val="none" w:color="000000" w:sz="4" w:space="0"/>
@@ -11675,30 +12043,7 @@
         </w:tcBorders>
       </w:tcPr>
     </w:tblStylePr>
-    <w:tblStylePr w:type="lastCol">
-      <w:rPr>
-        <w:i/>
-        <w:color w:val="404040"/>
-      </w:rPr>
-      <w:pPr>
-        <w:pBdr/>
-        <w:spacing/>
-        <w:ind/>
-      </w:pPr>
-      <w:tblPr>
-        <w:tblBorders/>
-      </w:tblPr>
-      <w:tcPr>
-        <w:shd w:color="ffffff"/>
-        <w:tcBorders>
-          <w:top w:val="none" w:color="000000" w:sz="4" w:space="0"/>
-          <w:left w:val="none" w:color="000000" w:sz="4" w:space="0"/>
-          <w:bottom w:val="none" w:color="000000" w:sz="4" w:space="0"/>
-          <w:right w:val="none" w:color="000000" w:sz="4" w:space="0"/>
-        </w:tcBorders>
-      </w:tcPr>
-    </w:tblStylePr>
-    <w:tblStylePr w:type="lastRow">
+    <w:tblStylePr w:type="firstRow">
       <w:rPr>
         <w:b/>
         <w:color w:val="404040"/>
@@ -11721,6 +12066,52 @@
         </w:tcBorders>
       </w:tcPr>
     </w:tblStylePr>
+    <w:tblStylePr w:type="lastCol">
+      <w:rPr>
+        <w:i/>
+        <w:color w:val="404040"/>
+      </w:rPr>
+      <w:pPr>
+        <w:pBdr/>
+        <w:spacing/>
+        <w:ind/>
+      </w:pPr>
+      <w:tblPr>
+        <w:tblBorders/>
+      </w:tblPr>
+      <w:tcPr>
+        <w:shd w:val="clear" w:color="ffffff"/>
+        <w:tcBorders>
+          <w:top w:val="none" w:color="000000" w:sz="4" w:space="0"/>
+          <w:left w:val="none" w:color="000000" w:sz="4" w:space="0"/>
+          <w:bottom w:val="none" w:color="000000" w:sz="4" w:space="0"/>
+          <w:right w:val="none" w:color="000000" w:sz="4" w:space="0"/>
+        </w:tcBorders>
+      </w:tcPr>
+    </w:tblStylePr>
+    <w:tblStylePr w:type="lastRow">
+      <w:rPr>
+        <w:b/>
+        <w:color w:val="404040"/>
+      </w:rPr>
+      <w:pPr>
+        <w:pBdr/>
+        <w:spacing/>
+        <w:ind/>
+      </w:pPr>
+      <w:tblPr>
+        <w:tblBorders/>
+      </w:tblPr>
+      <w:tcPr>
+        <w:shd w:val="clear" w:color="ffffff"/>
+        <w:tcBorders>
+          <w:top w:val="none" w:color="000000" w:sz="4" w:space="0"/>
+          <w:left w:val="none" w:color="000000" w:sz="4" w:space="0"/>
+          <w:bottom w:val="none" w:color="000000" w:sz="4" w:space="0"/>
+          <w:right w:val="none" w:color="000000" w:sz="4" w:space="0"/>
+        </w:tcBorders>
+      </w:tcPr>
+    </w:tblStylePr>
     <w:tblStylePr w:type="nwCell">
       <w:pPr>
         <w:pBdr/>
@@ -11787,9 +12178,9 @@
       </w:tcPr>
     </w:tblStylePr>
   </w:style>
-  <w:style w:type="table" w:styleId="34">
+  <w:style w:type="table" w:styleId="801">
     <w:name w:val="Grid Table 3 - Accent 1"/>
-    <w:basedOn w:val="790"/>
+    <w:basedOn w:val="934"/>
     <w:uiPriority w:val="99"/>
     <w:pPr>
       <w:pBdr/>
@@ -11888,29 +12279,6 @@
         <w:tblBorders/>
       </w:tblPr>
       <w:tcPr>
-        <w:shd w:color="ffffff"/>
-        <w:tcBorders>
-          <w:top w:val="none" w:color="000000" w:sz="4" w:space="0"/>
-          <w:left w:val="none" w:color="000000" w:sz="4" w:space="0"/>
-          <w:bottom w:val="none" w:color="000000" w:sz="4" w:space="0"/>
-          <w:right w:val="none" w:color="000000" w:sz="4" w:space="0"/>
-        </w:tcBorders>
-      </w:tcPr>
-    </w:tblStylePr>
-    <w:tblStylePr w:type="firstRow">
-      <w:rPr>
-        <w:b/>
-        <w:color w:val="404040"/>
-      </w:rPr>
-      <w:pPr>
-        <w:pBdr/>
-        <w:spacing/>
-        <w:ind/>
-      </w:pPr>
-      <w:tblPr>
-        <w:tblBorders/>
-      </w:tblPr>
-      <w:tcPr>
         <w:shd w:val="clear" w:color="ffffff"/>
         <w:tcBorders>
           <w:top w:val="none" w:color="000000" w:sz="4" w:space="0"/>
@@ -11920,30 +12288,7 @@
         </w:tcBorders>
       </w:tcPr>
     </w:tblStylePr>
-    <w:tblStylePr w:type="lastCol">
-      <w:rPr>
-        <w:i/>
-        <w:color w:val="404040"/>
-      </w:rPr>
-      <w:pPr>
-        <w:pBdr/>
-        <w:spacing/>
-        <w:ind/>
-      </w:pPr>
-      <w:tblPr>
-        <w:tblBorders/>
-      </w:tblPr>
-      <w:tcPr>
-        <w:shd w:color="ffffff"/>
-        <w:tcBorders>
-          <w:top w:val="none" w:color="000000" w:sz="4" w:space="0"/>
-          <w:left w:val="none" w:color="000000" w:sz="4" w:space="0"/>
-          <w:bottom w:val="none" w:color="000000" w:sz="4" w:space="0"/>
-          <w:right w:val="none" w:color="000000" w:sz="4" w:space="0"/>
-        </w:tcBorders>
-      </w:tcPr>
-    </w:tblStylePr>
-    <w:tblStylePr w:type="lastRow">
+    <w:tblStylePr w:type="firstRow">
       <w:rPr>
         <w:b/>
         <w:color w:val="404040"/>
@@ -11966,6 +12311,52 @@
         </w:tcBorders>
       </w:tcPr>
     </w:tblStylePr>
+    <w:tblStylePr w:type="lastCol">
+      <w:rPr>
+        <w:i/>
+        <w:color w:val="404040"/>
+      </w:rPr>
+      <w:pPr>
+        <w:pBdr/>
+        <w:spacing/>
+        <w:ind/>
+      </w:pPr>
+      <w:tblPr>
+        <w:tblBorders/>
+      </w:tblPr>
+      <w:tcPr>
+        <w:shd w:val="clear" w:color="ffffff"/>
+        <w:tcBorders>
+          <w:top w:val="none" w:color="000000" w:sz="4" w:space="0"/>
+          <w:left w:val="none" w:color="000000" w:sz="4" w:space="0"/>
+          <w:bottom w:val="none" w:color="000000" w:sz="4" w:space="0"/>
+          <w:right w:val="none" w:color="000000" w:sz="4" w:space="0"/>
+        </w:tcBorders>
+      </w:tcPr>
+    </w:tblStylePr>
+    <w:tblStylePr w:type="lastRow">
+      <w:rPr>
+        <w:b/>
+        <w:color w:val="404040"/>
+      </w:rPr>
+      <w:pPr>
+        <w:pBdr/>
+        <w:spacing/>
+        <w:ind/>
+      </w:pPr>
+      <w:tblPr>
+        <w:tblBorders/>
+      </w:tblPr>
+      <w:tcPr>
+        <w:shd w:val="clear" w:color="ffffff"/>
+        <w:tcBorders>
+          <w:top w:val="none" w:color="000000" w:sz="4" w:space="0"/>
+          <w:left w:val="none" w:color="000000" w:sz="4" w:space="0"/>
+          <w:bottom w:val="none" w:color="000000" w:sz="4" w:space="0"/>
+          <w:right w:val="none" w:color="000000" w:sz="4" w:space="0"/>
+        </w:tcBorders>
+      </w:tcPr>
+    </w:tblStylePr>
     <w:tblStylePr w:type="nwCell">
       <w:pPr>
         <w:pBdr/>
@@ -12032,9 +12423,9 @@
       </w:tcPr>
     </w:tblStylePr>
   </w:style>
-  <w:style w:type="table" w:styleId="35">
+  <w:style w:type="table" w:styleId="802">
     <w:name w:val="Grid Table 3 - Accent 2"/>
-    <w:basedOn w:val="790"/>
+    <w:basedOn w:val="934"/>
     <w:uiPriority w:val="99"/>
     <w:pPr>
       <w:pBdr/>
@@ -12133,29 +12524,6 @@
         <w:tblBorders/>
       </w:tblPr>
       <w:tcPr>
-        <w:shd w:color="ffffff"/>
-        <w:tcBorders>
-          <w:top w:val="none" w:color="000000" w:sz="4" w:space="0"/>
-          <w:left w:val="none" w:color="000000" w:sz="4" w:space="0"/>
-          <w:bottom w:val="none" w:color="000000" w:sz="4" w:space="0"/>
-          <w:right w:val="none" w:color="000000" w:sz="4" w:space="0"/>
-        </w:tcBorders>
-      </w:tcPr>
-    </w:tblStylePr>
-    <w:tblStylePr w:type="firstRow">
-      <w:rPr>
-        <w:b/>
-        <w:color w:val="404040"/>
-      </w:rPr>
-      <w:pPr>
-        <w:pBdr/>
-        <w:spacing/>
-        <w:ind/>
-      </w:pPr>
-      <w:tblPr>
-        <w:tblBorders/>
-      </w:tblPr>
-      <w:tcPr>
         <w:shd w:val="clear" w:color="ffffff"/>
         <w:tcBorders>
           <w:top w:val="none" w:color="000000" w:sz="4" w:space="0"/>
@@ -12165,30 +12533,7 @@
         </w:tcBorders>
       </w:tcPr>
     </w:tblStylePr>
-    <w:tblStylePr w:type="lastCol">
-      <w:rPr>
-        <w:i/>
-        <w:color w:val="404040"/>
-      </w:rPr>
-      <w:pPr>
-        <w:pBdr/>
-        <w:spacing/>
-        <w:ind/>
-      </w:pPr>
-      <w:tblPr>
-        <w:tblBorders/>
-      </w:tblPr>
-      <w:tcPr>
-        <w:shd w:color="ffffff"/>
-        <w:tcBorders>
-          <w:top w:val="none" w:color="000000" w:sz="4" w:space="0"/>
-          <w:left w:val="none" w:color="000000" w:sz="4" w:space="0"/>
-          <w:bottom w:val="none" w:color="000000" w:sz="4" w:space="0"/>
-          <w:right w:val="none" w:color="000000" w:sz="4" w:space="0"/>
-        </w:tcBorders>
-      </w:tcPr>
-    </w:tblStylePr>
-    <w:tblStylePr w:type="lastRow">
+    <w:tblStylePr w:type="firstRow">
       <w:rPr>
         <w:b/>
         <w:color w:val="404040"/>
@@ -12211,6 +12556,52 @@
         </w:tcBorders>
       </w:tcPr>
     </w:tblStylePr>
+    <w:tblStylePr w:type="lastCol">
+      <w:rPr>
+        <w:i/>
+        <w:color w:val="404040"/>
+      </w:rPr>
+      <w:pPr>
+        <w:pBdr/>
+        <w:spacing/>
+        <w:ind/>
+      </w:pPr>
+      <w:tblPr>
+        <w:tblBorders/>
+      </w:tblPr>
+      <w:tcPr>
+        <w:shd w:val="clear" w:color="ffffff"/>
+        <w:tcBorders>
+          <w:top w:val="none" w:color="000000" w:sz="4" w:space="0"/>
+          <w:left w:val="none" w:color="000000" w:sz="4" w:space="0"/>
+          <w:bottom w:val="none" w:color="000000" w:sz="4" w:space="0"/>
+          <w:right w:val="none" w:color="000000" w:sz="4" w:space="0"/>
+        </w:tcBorders>
+      </w:tcPr>
+    </w:tblStylePr>
+    <w:tblStylePr w:type="lastRow">
+      <w:rPr>
+        <w:b/>
+        <w:color w:val="404040"/>
+      </w:rPr>
+      <w:pPr>
+        <w:pBdr/>
+        <w:spacing/>
+        <w:ind/>
+      </w:pPr>
+      <w:tblPr>
+        <w:tblBorders/>
+      </w:tblPr>
+      <w:tcPr>
+        <w:shd w:val="clear" w:color="ffffff"/>
+        <w:tcBorders>
+          <w:top w:val="none" w:color="000000" w:sz="4" w:space="0"/>
+          <w:left w:val="none" w:color="000000" w:sz="4" w:space="0"/>
+          <w:bottom w:val="none" w:color="000000" w:sz="4" w:space="0"/>
+          <w:right w:val="none" w:color="000000" w:sz="4" w:space="0"/>
+        </w:tcBorders>
+      </w:tcPr>
+    </w:tblStylePr>
     <w:tblStylePr w:type="nwCell">
       <w:pPr>
         <w:pBdr/>
@@ -12277,9 +12668,9 @@
       </w:tcPr>
     </w:tblStylePr>
   </w:style>
-  <w:style w:type="table" w:styleId="36">
+  <w:style w:type="table" w:styleId="803">
     <w:name w:val="Grid Table 3 - Accent 3"/>
-    <w:basedOn w:val="790"/>
+    <w:basedOn w:val="934"/>
     <w:uiPriority w:val="99"/>
     <w:pPr>
       <w:pBdr/>
@@ -12378,29 +12769,6 @@
         <w:tblBorders/>
       </w:tblPr>
       <w:tcPr>
-        <w:shd w:color="ffffff"/>
-        <w:tcBorders>
-          <w:top w:val="none" w:color="000000" w:sz="4" w:space="0"/>
-          <w:left w:val="none" w:color="000000" w:sz="4" w:space="0"/>
-          <w:bottom w:val="none" w:color="000000" w:sz="4" w:space="0"/>
-          <w:right w:val="none" w:color="000000" w:sz="4" w:space="0"/>
-        </w:tcBorders>
-      </w:tcPr>
-    </w:tblStylePr>
-    <w:tblStylePr w:type="firstRow">
-      <w:rPr>
-        <w:b/>
-        <w:color w:val="404040"/>
-      </w:rPr>
-      <w:pPr>
-        <w:pBdr/>
-        <w:spacing/>
-        <w:ind/>
-      </w:pPr>
-      <w:tblPr>
-        <w:tblBorders/>
-      </w:tblPr>
-      <w:tcPr>
         <w:shd w:val="clear" w:color="ffffff"/>
         <w:tcBorders>
           <w:top w:val="none" w:color="000000" w:sz="4" w:space="0"/>
@@ -12410,30 +12778,7 @@
         </w:tcBorders>
       </w:tcPr>
     </w:tblStylePr>
-    <w:tblStylePr w:type="lastCol">
-      <w:rPr>
-        <w:i/>
-        <w:color w:val="404040"/>
-      </w:rPr>
-      <w:pPr>
-        <w:pBdr/>
-        <w:spacing/>
-        <w:ind/>
-      </w:pPr>
-      <w:tblPr>
-        <w:tblBorders/>
-      </w:tblPr>
-      <w:tcPr>
-        <w:shd w:color="ffffff"/>
-        <w:tcBorders>
-          <w:top w:val="none" w:color="000000" w:sz="4" w:space="0"/>
-          <w:left w:val="none" w:color="000000" w:sz="4" w:space="0"/>
-          <w:bottom w:val="none" w:color="000000" w:sz="4" w:space="0"/>
-          <w:right w:val="none" w:color="000000" w:sz="4" w:space="0"/>
-        </w:tcBorders>
-      </w:tcPr>
-    </w:tblStylePr>
-    <w:tblStylePr w:type="lastRow">
+    <w:tblStylePr w:type="firstRow">
       <w:rPr>
         <w:b/>
         <w:color w:val="404040"/>
@@ -12456,6 +12801,52 @@
         </w:tcBorders>
       </w:tcPr>
     </w:tblStylePr>
+    <w:tblStylePr w:type="lastCol">
+      <w:rPr>
+        <w:i/>
+        <w:color w:val="404040"/>
+      </w:rPr>
+      <w:pPr>
+        <w:pBdr/>
+        <w:spacing/>
+        <w:ind/>
+      </w:pPr>
+      <w:tblPr>
+        <w:tblBorders/>
+      </w:tblPr>
+      <w:tcPr>
+        <w:shd w:val="clear" w:color="ffffff"/>
+        <w:tcBorders>
+          <w:top w:val="none" w:color="000000" w:sz="4" w:space="0"/>
+          <w:left w:val="none" w:color="000000" w:sz="4" w:space="0"/>
+          <w:bottom w:val="none" w:color="000000" w:sz="4" w:space="0"/>
+          <w:right w:val="none" w:color="000000" w:sz="4" w:space="0"/>
+        </w:tcBorders>
+      </w:tcPr>
+    </w:tblStylePr>
+    <w:tblStylePr w:type="lastRow">
+      <w:rPr>
+        <w:b/>
+        <w:color w:val="404040"/>
+      </w:rPr>
+      <w:pPr>
+        <w:pBdr/>
+        <w:spacing/>
+        <w:ind/>
+      </w:pPr>
+      <w:tblPr>
+        <w:tblBorders/>
+      </w:tblPr>
+      <w:tcPr>
+        <w:shd w:val="clear" w:color="ffffff"/>
+        <w:tcBorders>
+          <w:top w:val="none" w:color="000000" w:sz="4" w:space="0"/>
+          <w:left w:val="none" w:color="000000" w:sz="4" w:space="0"/>
+          <w:bottom w:val="none" w:color="000000" w:sz="4" w:space="0"/>
+          <w:right w:val="none" w:color="000000" w:sz="4" w:space="0"/>
+        </w:tcBorders>
+      </w:tcPr>
+    </w:tblStylePr>
     <w:tblStylePr w:type="nwCell">
       <w:pPr>
         <w:pBdr/>
@@ -12522,9 +12913,9 @@
       </w:tcPr>
     </w:tblStylePr>
   </w:style>
-  <w:style w:type="table" w:styleId="37">
+  <w:style w:type="table" w:styleId="804">
     <w:name w:val="Grid Table 3 - Accent 4"/>
-    <w:basedOn w:val="790"/>
+    <w:basedOn w:val="934"/>
     <w:uiPriority w:val="99"/>
     <w:pPr>
       <w:pBdr/>
@@ -12623,29 +13014,6 @@
         <w:tblBorders/>
       </w:tblPr>
       <w:tcPr>
-        <w:shd w:color="ffffff"/>
-        <w:tcBorders>
-          <w:top w:val="none" w:color="000000" w:sz="4" w:space="0"/>
-          <w:left w:val="none" w:color="000000" w:sz="4" w:space="0"/>
-          <w:bottom w:val="none" w:color="000000" w:sz="4" w:space="0"/>
-          <w:right w:val="none" w:color="000000" w:sz="4" w:space="0"/>
-        </w:tcBorders>
-      </w:tcPr>
-    </w:tblStylePr>
-    <w:tblStylePr w:type="firstRow">
-      <w:rPr>
-        <w:b/>
-        <w:color w:val="404040"/>
-      </w:rPr>
-      <w:pPr>
-        <w:pBdr/>
-        <w:spacing/>
-        <w:ind/>
-      </w:pPr>
-      <w:tblPr>
-        <w:tblBorders/>
-      </w:tblPr>
-      <w:tcPr>
         <w:shd w:val="clear" w:color="ffffff"/>
         <w:tcBorders>
           <w:top w:val="none" w:color="000000" w:sz="4" w:space="0"/>
@@ -12655,30 +13023,7 @@
         </w:tcBorders>
       </w:tcPr>
     </w:tblStylePr>
-    <w:tblStylePr w:type="lastCol">
-      <w:rPr>
-        <w:i/>
-        <w:color w:val="404040"/>
-      </w:rPr>
-      <w:pPr>
-        <w:pBdr/>
-        <w:spacing/>
-        <w:ind/>
-      </w:pPr>
-      <w:tblPr>
-        <w:tblBorders/>
-      </w:tblPr>
-      <w:tcPr>
-        <w:shd w:color="ffffff"/>
-        <w:tcBorders>
-          <w:top w:val="none" w:color="000000" w:sz="4" w:space="0"/>
-          <w:left w:val="none" w:color="000000" w:sz="4" w:space="0"/>
-          <w:bottom w:val="none" w:color="000000" w:sz="4" w:space="0"/>
-          <w:right w:val="none" w:color="000000" w:sz="4" w:space="0"/>
-        </w:tcBorders>
-      </w:tcPr>
-    </w:tblStylePr>
-    <w:tblStylePr w:type="lastRow">
+    <w:tblStylePr w:type="firstRow">
       <w:rPr>
         <w:b/>
         <w:color w:val="404040"/>
@@ -12701,6 +13046,52 @@
         </w:tcBorders>
       </w:tcPr>
     </w:tblStylePr>
+    <w:tblStylePr w:type="lastCol">
+      <w:rPr>
+        <w:i/>
+        <w:color w:val="404040"/>
+      </w:rPr>
+      <w:pPr>
+        <w:pBdr/>
+        <w:spacing/>
+        <w:ind/>
+      </w:pPr>
+      <w:tblPr>
+        <w:tblBorders/>
+      </w:tblPr>
+      <w:tcPr>
+        <w:shd w:val="clear" w:color="ffffff"/>
+        <w:tcBorders>
+          <w:top w:val="none" w:color="000000" w:sz="4" w:space="0"/>
+          <w:left w:val="none" w:color="000000" w:sz="4" w:space="0"/>
+          <w:bottom w:val="none" w:color="000000" w:sz="4" w:space="0"/>
+          <w:right w:val="none" w:color="000000" w:sz="4" w:space="0"/>
+        </w:tcBorders>
+      </w:tcPr>
+    </w:tblStylePr>
+    <w:tblStylePr w:type="lastRow">
+      <w:rPr>
+        <w:b/>
+        <w:color w:val="404040"/>
+      </w:rPr>
+      <w:pPr>
+        <w:pBdr/>
+        <w:spacing/>
+        <w:ind/>
+      </w:pPr>
+      <w:tblPr>
+        <w:tblBorders/>
+      </w:tblPr>
+      <w:tcPr>
+        <w:shd w:val="clear" w:color="ffffff"/>
+        <w:tcBorders>
+          <w:top w:val="none" w:color="000000" w:sz="4" w:space="0"/>
+          <w:left w:val="none" w:color="000000" w:sz="4" w:space="0"/>
+          <w:bottom w:val="none" w:color="000000" w:sz="4" w:space="0"/>
+          <w:right w:val="none" w:color="000000" w:sz="4" w:space="0"/>
+        </w:tcBorders>
+      </w:tcPr>
+    </w:tblStylePr>
     <w:tblStylePr w:type="nwCell">
       <w:pPr>
         <w:pBdr/>
@@ -12767,9 +13158,9 @@
       </w:tcPr>
     </w:tblStylePr>
   </w:style>
-  <w:style w:type="table" w:styleId="38">
+  <w:style w:type="table" w:styleId="805">
     <w:name w:val="Grid Table 3 - Accent 5"/>
-    <w:basedOn w:val="790"/>
+    <w:basedOn w:val="934"/>
     <w:uiPriority w:val="99"/>
     <w:pPr>
       <w:pBdr/>
@@ -12868,29 +13259,6 @@
         <w:tblBorders/>
       </w:tblPr>
       <w:tcPr>
-        <w:shd w:color="ffffff"/>
-        <w:tcBorders>
-          <w:top w:val="none" w:color="000000" w:sz="4" w:space="0"/>
-          <w:left w:val="none" w:color="000000" w:sz="4" w:space="0"/>
-          <w:bottom w:val="none" w:color="000000" w:sz="4" w:space="0"/>
-          <w:right w:val="none" w:color="000000" w:sz="4" w:space="0"/>
-        </w:tcBorders>
-      </w:tcPr>
-    </w:tblStylePr>
-    <w:tblStylePr w:type="firstRow">
-      <w:rPr>
-        <w:b/>
-        <w:color w:val="404040"/>
-      </w:rPr>
-      <w:pPr>
-        <w:pBdr/>
-        <w:spacing/>
-        <w:ind/>
-      </w:pPr>
-      <w:tblPr>
-        <w:tblBorders/>
-      </w:tblPr>
-      <w:tcPr>
         <w:shd w:val="clear" w:color="ffffff"/>
         <w:tcBorders>
           <w:top w:val="none" w:color="000000" w:sz="4" w:space="0"/>
@@ -12900,30 +13268,7 @@
         </w:tcBorders>
       </w:tcPr>
     </w:tblStylePr>
-    <w:tblStylePr w:type="lastCol">
-      <w:rPr>
-        <w:i/>
-        <w:color w:val="404040"/>
-      </w:rPr>
-      <w:pPr>
-        <w:pBdr/>
-        <w:spacing/>
-        <w:ind/>
-      </w:pPr>
-      <w:tblPr>
-        <w:tblBorders/>
-      </w:tblPr>
-      <w:tcPr>
-        <w:shd w:color="ffffff"/>
-        <w:tcBorders>
-          <w:top w:val="none" w:color="000000" w:sz="4" w:space="0"/>
-          <w:left w:val="none" w:color="000000" w:sz="4" w:space="0"/>
-          <w:bottom w:val="none" w:color="000000" w:sz="4" w:space="0"/>
-          <w:right w:val="none" w:color="000000" w:sz="4" w:space="0"/>
-        </w:tcBorders>
-      </w:tcPr>
-    </w:tblStylePr>
-    <w:tblStylePr w:type="lastRow">
+    <w:tblStylePr w:type="firstRow">
       <w:rPr>
         <w:b/>
         <w:color w:val="404040"/>
@@ -12946,6 +13291,52 @@
         </w:tcBorders>
       </w:tcPr>
     </w:tblStylePr>
+    <w:tblStylePr w:type="lastCol">
+      <w:rPr>
+        <w:i/>
+        <w:color w:val="404040"/>
+      </w:rPr>
+      <w:pPr>
+        <w:pBdr/>
+        <w:spacing/>
+        <w:ind/>
+      </w:pPr>
+      <w:tblPr>
+        <w:tblBorders/>
+      </w:tblPr>
+      <w:tcPr>
+        <w:shd w:val="clear" w:color="ffffff"/>
+        <w:tcBorders>
+          <w:top w:val="none" w:color="000000" w:sz="4" w:space="0"/>
+          <w:left w:val="none" w:color="000000" w:sz="4" w:space="0"/>
+          <w:bottom w:val="none" w:color="000000" w:sz="4" w:space="0"/>
+          <w:right w:val="none" w:color="000000" w:sz="4" w:space="0"/>
+        </w:tcBorders>
+      </w:tcPr>
+    </w:tblStylePr>
+    <w:tblStylePr w:type="lastRow">
+      <w:rPr>
+        <w:b/>
+        <w:color w:val="404040"/>
+      </w:rPr>
+      <w:pPr>
+        <w:pBdr/>
+        <w:spacing/>
+        <w:ind/>
+      </w:pPr>
+      <w:tblPr>
+        <w:tblBorders/>
+      </w:tblPr>
+      <w:tcPr>
+        <w:shd w:val="clear" w:color="ffffff"/>
+        <w:tcBorders>
+          <w:top w:val="none" w:color="000000" w:sz="4" w:space="0"/>
+          <w:left w:val="none" w:color="000000" w:sz="4" w:space="0"/>
+          <w:bottom w:val="none" w:color="000000" w:sz="4" w:space="0"/>
+          <w:right w:val="none" w:color="000000" w:sz="4" w:space="0"/>
+        </w:tcBorders>
+      </w:tcPr>
+    </w:tblStylePr>
     <w:tblStylePr w:type="nwCell">
       <w:pPr>
         <w:pBdr/>
@@ -13012,9 +13403,9 @@
       </w:tcPr>
     </w:tblStylePr>
   </w:style>
-  <w:style w:type="table" w:styleId="39">
+  <w:style w:type="table" w:styleId="806">
     <w:name w:val="Grid Table 3 - Accent 6"/>
-    <w:basedOn w:val="790"/>
+    <w:basedOn w:val="934"/>
     <w:uiPriority w:val="99"/>
     <w:pPr>
       <w:pBdr/>
@@ -13113,29 +13504,6 @@
         <w:tblBorders/>
       </w:tblPr>
       <w:tcPr>
-        <w:shd w:color="ffffff"/>
-        <w:tcBorders>
-          <w:top w:val="none" w:color="000000" w:sz="4" w:space="0"/>
-          <w:left w:val="none" w:color="000000" w:sz="4" w:space="0"/>
-          <w:bottom w:val="none" w:color="000000" w:sz="4" w:space="0"/>
-          <w:right w:val="none" w:color="000000" w:sz="4" w:space="0"/>
-        </w:tcBorders>
-      </w:tcPr>
-    </w:tblStylePr>
-    <w:tblStylePr w:type="firstRow">
-      <w:rPr>
-        <w:b/>
-        <w:color w:val="404040"/>
-      </w:rPr>
-      <w:pPr>
-        <w:pBdr/>
-        <w:spacing/>
-        <w:ind/>
-      </w:pPr>
-      <w:tblPr>
-        <w:tblBorders/>
-      </w:tblPr>
-      <w:tcPr>
         <w:shd w:val="clear" w:color="ffffff"/>
         <w:tcBorders>
           <w:top w:val="none" w:color="000000" w:sz="4" w:space="0"/>
@@ -13145,30 +13513,7 @@
         </w:tcBorders>
       </w:tcPr>
     </w:tblStylePr>
-    <w:tblStylePr w:type="lastCol">
-      <w:rPr>
-        <w:i/>
-        <w:color w:val="404040"/>
-      </w:rPr>
-      <w:pPr>
-        <w:pBdr/>
-        <w:spacing/>
-        <w:ind/>
-      </w:pPr>
-      <w:tblPr>
-        <w:tblBorders/>
-      </w:tblPr>
-      <w:tcPr>
-        <w:shd w:color="ffffff"/>
-        <w:tcBorders>
-          <w:top w:val="none" w:color="000000" w:sz="4" w:space="0"/>
-          <w:left w:val="none" w:color="000000" w:sz="4" w:space="0"/>
-          <w:bottom w:val="none" w:color="000000" w:sz="4" w:space="0"/>
-          <w:right w:val="none" w:color="000000" w:sz="4" w:space="0"/>
-        </w:tcBorders>
-      </w:tcPr>
-    </w:tblStylePr>
-    <w:tblStylePr w:type="lastRow">
+    <w:tblStylePr w:type="firstRow">
       <w:rPr>
         <w:b/>
         <w:color w:val="404040"/>
@@ -13191,6 +13536,52 @@
         </w:tcBorders>
       </w:tcPr>
     </w:tblStylePr>
+    <w:tblStylePr w:type="lastCol">
+      <w:rPr>
+        <w:i/>
+        <w:color w:val="404040"/>
+      </w:rPr>
+      <w:pPr>
+        <w:pBdr/>
+        <w:spacing/>
+        <w:ind/>
+      </w:pPr>
+      <w:tblPr>
+        <w:tblBorders/>
+      </w:tblPr>
+      <w:tcPr>
+        <w:shd w:val="clear" w:color="ffffff"/>
+        <w:tcBorders>
+          <w:top w:val="none" w:color="000000" w:sz="4" w:space="0"/>
+          <w:left w:val="none" w:color="000000" w:sz="4" w:space="0"/>
+          <w:bottom w:val="none" w:color="000000" w:sz="4" w:space="0"/>
+          <w:right w:val="none" w:color="000000" w:sz="4" w:space="0"/>
+        </w:tcBorders>
+      </w:tcPr>
+    </w:tblStylePr>
+    <w:tblStylePr w:type="lastRow">
+      <w:rPr>
+        <w:b/>
+        <w:color w:val="404040"/>
+      </w:rPr>
+      <w:pPr>
+        <w:pBdr/>
+        <w:spacing/>
+        <w:ind/>
+      </w:pPr>
+      <w:tblPr>
+        <w:tblBorders/>
+      </w:tblPr>
+      <w:tcPr>
+        <w:shd w:val="clear" w:color="ffffff"/>
+        <w:tcBorders>
+          <w:top w:val="none" w:color="000000" w:sz="4" w:space="0"/>
+          <w:left w:val="none" w:color="000000" w:sz="4" w:space="0"/>
+          <w:bottom w:val="none" w:color="000000" w:sz="4" w:space="0"/>
+          <w:right w:val="none" w:color="000000" w:sz="4" w:space="0"/>
+        </w:tcBorders>
+      </w:tcPr>
+    </w:tblStylePr>
     <w:tblStylePr w:type="nwCell">
       <w:pPr>
         <w:pBdr/>
@@ -13257,9 +13648,9 @@
       </w:tcPr>
     </w:tblStylePr>
   </w:style>
-  <w:style w:type="table" w:styleId="40">
+  <w:style w:type="table" w:styleId="807">
     <w:name w:val="Grid Table 4"/>
-    <w:basedOn w:val="790"/>
+    <w:basedOn w:val="934"/>
     <w:uiPriority w:val="59"/>
     <w:pPr>
       <w:pBdr/>
@@ -13490,9 +13881,9 @@
       </w:tcPr>
     </w:tblStylePr>
   </w:style>
-  <w:style w:type="table" w:styleId="41">
+  <w:style w:type="table" w:styleId="808">
     <w:name w:val="Grid Table 4 - Accent 1"/>
-    <w:basedOn w:val="790"/>
+    <w:basedOn w:val="934"/>
     <w:uiPriority w:val="59"/>
     <w:pPr>
       <w:pBdr/>
@@ -13723,9 +14114,9 @@
       </w:tcPr>
     </w:tblStylePr>
   </w:style>
-  <w:style w:type="table" w:styleId="42">
+  <w:style w:type="table" w:styleId="809">
     <w:name w:val="Grid Table 4 - Accent 2"/>
-    <w:basedOn w:val="790"/>
+    <w:basedOn w:val="934"/>
     <w:uiPriority w:val="59"/>
     <w:pPr>
       <w:pBdr/>
@@ -13956,9 +14347,9 @@
       </w:tcPr>
     </w:tblStylePr>
   </w:style>
-  <w:style w:type="table" w:styleId="43">
+  <w:style w:type="table" w:styleId="810">
     <w:name w:val="Grid Table 4 - Accent 3"/>
-    <w:basedOn w:val="790"/>
+    <w:basedOn w:val="934"/>
     <w:uiPriority w:val="59"/>
     <w:pPr>
       <w:pBdr/>
@@ -14189,9 +14580,9 @@
       </w:tcPr>
     </w:tblStylePr>
   </w:style>
-  <w:style w:type="table" w:styleId="44">
+  <w:style w:type="table" w:styleId="811">
     <w:name w:val="Grid Table 4 - Accent 4"/>
-    <w:basedOn w:val="790"/>
+    <w:basedOn w:val="934"/>
     <w:uiPriority w:val="59"/>
     <w:pPr>
       <w:pBdr/>
@@ -14422,9 +14813,9 @@
       </w:tcPr>
     </w:tblStylePr>
   </w:style>
-  <w:style w:type="table" w:styleId="45">
+  <w:style w:type="table" w:styleId="812">
     <w:name w:val="Grid Table 4 - Accent 5"/>
-    <w:basedOn w:val="790"/>
+    <w:basedOn w:val="934"/>
     <w:uiPriority w:val="59"/>
     <w:pPr>
       <w:pBdr/>
@@ -14655,9 +15046,9 @@
       </w:tcPr>
     </w:tblStylePr>
   </w:style>
-  <w:style w:type="table" w:styleId="46">
+  <w:style w:type="table" w:styleId="813">
     <w:name w:val="Grid Table 4 - Accent 6"/>
-    <w:basedOn w:val="790"/>
+    <w:basedOn w:val="934"/>
     <w:uiPriority w:val="59"/>
     <w:pPr>
       <w:pBdr/>
@@ -14888,9 +15279,9 @@
       </w:tcPr>
     </w:tblStylePr>
   </w:style>
-  <w:style w:type="table" w:styleId="47">
+  <w:style w:type="table" w:styleId="814">
     <w:name w:val="Grid Table 5 Dark"/>
-    <w:basedOn w:val="790"/>
+    <w:basedOn w:val="934"/>
     <w:uiPriority w:val="99"/>
     <w:pPr>
       <w:pBdr/>
@@ -15116,9 +15507,9 @@
       </w:tcPr>
     </w:tblStylePr>
   </w:style>
-  <w:style w:type="table" w:styleId="48">
+  <w:style w:type="table" w:styleId="815">
     <w:name w:val="Grid Table 5 Dark- Accent 1"/>
-    <w:basedOn w:val="790"/>
+    <w:basedOn w:val="934"/>
     <w:uiPriority w:val="99"/>
     <w:pPr>
       <w:pBdr/>
@@ -15344,9 +15735,9 @@
       </w:tcPr>
     </w:tblStylePr>
   </w:style>
-  <w:style w:type="table" w:styleId="49">
+  <w:style w:type="table" w:styleId="816">
     <w:name w:val="Grid Table 5 Dark - Accent 2"/>
-    <w:basedOn w:val="790"/>
+    <w:basedOn w:val="934"/>
     <w:uiPriority w:val="99"/>
     <w:pPr>
       <w:pBdr/>
@@ -15572,9 +15963,9 @@
       </w:tcPr>
     </w:tblStylePr>
   </w:style>
-  <w:style w:type="table" w:styleId="50">
+  <w:style w:type="table" w:styleId="817">
     <w:name w:val="Grid Table 5 Dark - Accent 3"/>
-    <w:basedOn w:val="790"/>
+    <w:basedOn w:val="934"/>
     <w:uiPriority w:val="99"/>
     <w:pPr>
       <w:pBdr/>
@@ -15800,9 +16191,9 @@
       </w:tcPr>
     </w:tblStylePr>
   </w:style>
-  <w:style w:type="table" w:styleId="51">
+  <w:style w:type="table" w:styleId="818">
     <w:name w:val="Grid Table 5 Dark- Accent 4"/>
-    <w:basedOn w:val="790"/>
+    <w:basedOn w:val="934"/>
     <w:uiPriority w:val="99"/>
     <w:pPr>
       <w:pBdr/>
@@ -16028,9 +16419,9 @@
       </w:tcPr>
     </w:tblStylePr>
   </w:style>
-  <w:style w:type="table" w:styleId="52">
+  <w:style w:type="table" w:styleId="819">
     <w:name w:val="Grid Table 5 Dark - Accent 5"/>
-    <w:basedOn w:val="790"/>
+    <w:basedOn w:val="934"/>
     <w:uiPriority w:val="99"/>
     <w:pPr>
       <w:pBdr/>
@@ -16256,9 +16647,9 @@
       </w:tcPr>
     </w:tblStylePr>
   </w:style>
-  <w:style w:type="table" w:styleId="53">
+  <w:style w:type="table" w:styleId="820">
     <w:name w:val="Grid Table 5 Dark - Accent 6"/>
-    <w:basedOn w:val="790"/>
+    <w:basedOn w:val="934"/>
     <w:uiPriority w:val="99"/>
     <w:pPr>
       <w:pBdr/>
@@ -16484,9 +16875,9 @@
       </w:tcPr>
     </w:tblStylePr>
   </w:style>
-  <w:style w:type="table" w:styleId="54">
+  <w:style w:type="table" w:styleId="821">
     <w:name w:val="Grid Table 6 Colorful"/>
-    <w:basedOn w:val="790"/>
+    <w:basedOn w:val="934"/>
     <w:uiPriority w:val="99"/>
     <w:pPr>
       <w:pBdr/>
@@ -16714,9 +17105,9 @@
       </w:tcPr>
     </w:tblStylePr>
   </w:style>
-  <w:style w:type="table" w:styleId="55">
+  <w:style w:type="table" w:styleId="822">
     <w:name w:val="Grid Table 6 Colorful - Accent 1"/>
-    <w:basedOn w:val="790"/>
+    <w:basedOn w:val="934"/>
     <w:uiPriority w:val="99"/>
     <w:pPr>
       <w:pBdr/>
@@ -16944,9 +17335,9 @@
       </w:tcPr>
     </w:tblStylePr>
   </w:style>
-  <w:style w:type="table" w:styleId="56">
+  <w:style w:type="table" w:styleId="823">
     <w:name w:val="Grid Table 6 Colorful - Accent 2"/>
-    <w:basedOn w:val="790"/>
+    <w:basedOn w:val="934"/>
     <w:uiPriority w:val="99"/>
     <w:pPr>
       <w:pBdr/>
@@ -17174,9 +17565,9 @@
       </w:tcPr>
     </w:tblStylePr>
   </w:style>
-  <w:style w:type="table" w:styleId="57">
+  <w:style w:type="table" w:styleId="824">
     <w:name w:val="Grid Table 6 Colorful - Accent 3"/>
-    <w:basedOn w:val="790"/>
+    <w:basedOn w:val="934"/>
     <w:uiPriority w:val="99"/>
     <w:pPr>
       <w:pBdr/>
@@ -17404,9 +17795,9 @@
       </w:tcPr>
     </w:tblStylePr>
   </w:style>
-  <w:style w:type="table" w:styleId="58">
+  <w:style w:type="table" w:styleId="825">
     <w:name w:val="Grid Table 6 Colorful - Accent 4"/>
-    <w:basedOn w:val="790"/>
+    <w:basedOn w:val="934"/>
     <w:uiPriority w:val="99"/>
     <w:pPr>
       <w:pBdr/>
@@ -17634,9 +18025,9 @@
       </w:tcPr>
     </w:tblStylePr>
   </w:style>
-  <w:style w:type="table" w:styleId="59">
+  <w:style w:type="table" w:styleId="826">
     <w:name w:val="Grid Table 6 Colorful - Accent 5"/>
-    <w:basedOn w:val="790"/>
+    <w:basedOn w:val="934"/>
     <w:uiPriority w:val="99"/>
     <w:pPr>
       <w:pBdr/>
@@ -17864,9 +18255,9 @@
       </w:tcPr>
     </w:tblStylePr>
   </w:style>
-  <w:style w:type="table" w:styleId="60">
+  <w:style w:type="table" w:styleId="827">
     <w:name w:val="Grid Table 6 Colorful - Accent 6"/>
-    <w:basedOn w:val="790"/>
+    <w:basedOn w:val="934"/>
     <w:uiPriority w:val="99"/>
     <w:pPr>
       <w:pBdr/>
@@ -18094,9 +18485,9 @@
       </w:tcPr>
     </w:tblStylePr>
   </w:style>
-  <w:style w:type="table" w:styleId="61">
+  <w:style w:type="table" w:styleId="828">
     <w:name w:val="Grid Table 7 Colorful"/>
-    <w:basedOn w:val="790"/>
+    <w:basedOn w:val="934"/>
     <w:uiPriority w:val="99"/>
     <w:pPr>
       <w:pBdr/>
@@ -18198,11 +18589,11 @@
         <w:tblBorders/>
       </w:tblPr>
       <w:tcPr>
-        <w:shd w:color="ffffff"/>
+        <w:shd w:val="clear" w:color="ffffff"/>
         <w:tcBorders>
-          <w:top w:val="none"/>
-          <w:left w:val="none"/>
-          <w:bottom w:val="none"/>
+          <w:top w:val="none" w:color="000000" w:sz="4" w:space="0"/>
+          <w:left w:val="none" w:color="000000" w:sz="4" w:space="0"/>
+          <w:bottom w:val="none" w:color="000000" w:sz="4" w:space="0"/>
           <w:right w:val="single" w:color="000000" w:themeColor="text1" w:themeTint="80" w:sz="4" w:space="0"/>
         </w:tcBorders>
       </w:tcPr>
@@ -18225,10 +18616,10 @@
       <w:tcPr>
         <w:shd w:val="clear" w:color="ffffff" w:themeColor="light1" w:fill="ffffff" w:themeFill="light1"/>
         <w:tcBorders>
-          <w:top w:val="none"/>
-          <w:left w:val="none"/>
+          <w:top w:val="none" w:color="000000" w:sz="4" w:space="0"/>
+          <w:left w:val="none" w:color="000000" w:sz="4" w:space="0"/>
           <w:bottom w:val="single" w:color="000000" w:themeColor="text1" w:themeTint="80" w:sz="4" w:space="0"/>
-          <w:right w:val="none"/>
+          <w:right w:val="none" w:color="000000" w:sz="4" w:space="0"/>
         </w:tcBorders>
       </w:tcPr>
     </w:tblStylePr>
@@ -18248,12 +18639,12 @@
         <w:tblBorders/>
       </w:tblPr>
       <w:tcPr>
-        <w:shd w:color="ffffff"/>
+        <w:shd w:val="clear" w:color="ffffff"/>
         <w:tcBorders>
-          <w:top w:val="none"/>
+          <w:top w:val="none" w:color="000000" w:sz="4" w:space="0"/>
           <w:left w:val="single" w:color="000000" w:themeColor="text1" w:themeTint="80" w:sz="4" w:space="0"/>
-          <w:bottom w:val="none"/>
-          <w:right w:val="none"/>
+          <w:bottom w:val="none" w:color="000000" w:sz="4" w:space="0"/>
+          <w:right w:val="none" w:color="000000" w:sz="4" w:space="0"/>
         </w:tcBorders>
       </w:tcPr>
     </w:tblStylePr>
@@ -18276,9 +18667,9 @@
         <w:shd w:val="clear" w:color="ffffff" w:themeColor="light1" w:fill="ffffff" w:themeFill="light1"/>
         <w:tcBorders>
           <w:top w:val="single" w:color="000000" w:themeColor="text1" w:themeTint="80" w:sz="4" w:space="0"/>
-          <w:left w:val="none"/>
-          <w:bottom w:val="none"/>
-          <w:right w:val="none"/>
+          <w:left w:val="none" w:color="000000" w:sz="4" w:space="0"/>
+          <w:bottom w:val="none" w:color="000000" w:sz="4" w:space="0"/>
+          <w:right w:val="none" w:color="000000" w:sz="4" w:space="0"/>
         </w:tcBorders>
       </w:tcPr>
     </w:tblStylePr>
@@ -18348,9 +18739,9 @@
       </w:tcPr>
     </w:tblStylePr>
   </w:style>
-  <w:style w:type="table" w:styleId="62">
+  <w:style w:type="table" w:styleId="829">
     <w:name w:val="Grid Table 7 Colorful - Accent 1"/>
-    <w:basedOn w:val="790"/>
+    <w:basedOn w:val="934"/>
     <w:uiPriority w:val="99"/>
     <w:pPr>
       <w:pBdr/>
@@ -18452,11 +18843,11 @@
         <w:tblBorders/>
       </w:tblPr>
       <w:tcPr>
-        <w:shd w:color="ffffff"/>
+        <w:shd w:val="clear" w:color="ffffff"/>
         <w:tcBorders>
-          <w:top w:val="none"/>
-          <w:left w:val="none"/>
-          <w:bottom w:val="none"/>
+          <w:top w:val="none" w:color="000000" w:sz="4" w:space="0"/>
+          <w:left w:val="none" w:color="000000" w:sz="4" w:space="0"/>
+          <w:bottom w:val="none" w:color="000000" w:sz="4" w:space="0"/>
           <w:right w:val="single" w:color="000000" w:themeColor="accent1" w:themeTint="80" w:sz="4" w:space="0"/>
         </w:tcBorders>
       </w:tcPr>
@@ -18479,10 +18870,10 @@
       <w:tcPr>
         <w:shd w:val="clear" w:color="ffffff" w:themeColor="light1" w:fill="ffffff" w:themeFill="light1"/>
         <w:tcBorders>
-          <w:top w:val="none"/>
-          <w:left w:val="none"/>
+          <w:top w:val="none" w:color="000000" w:sz="4" w:space="0"/>
+          <w:left w:val="none" w:color="000000" w:sz="4" w:space="0"/>
           <w:bottom w:val="single" w:color="000000" w:themeColor="accent1" w:themeTint="80" w:sz="4" w:space="0"/>
-          <w:right w:val="none"/>
+          <w:right w:val="none" w:color="000000" w:sz="4" w:space="0"/>
         </w:tcBorders>
       </w:tcPr>
     </w:tblStylePr>
@@ -18502,12 +18893,12 @@
         <w:tblBorders/>
       </w:tblPr>
       <w:tcPr>
-        <w:shd w:color="ffffff"/>
+        <w:shd w:val="clear" w:color="ffffff"/>
         <w:tcBorders>
-          <w:top w:val="none"/>
+          <w:top w:val="none" w:color="000000" w:sz="4" w:space="0"/>
           <w:left w:val="single" w:color="000000" w:themeColor="accent1" w:themeTint="80" w:sz="4" w:space="0"/>
-          <w:bottom w:val="none"/>
-          <w:right w:val="none"/>
+          <w:bottom w:val="none" w:color="000000" w:sz="4" w:space="0"/>
+          <w:right w:val="none" w:color="000000" w:sz="4" w:space="0"/>
         </w:tcBorders>
       </w:tcPr>
     </w:tblStylePr>
@@ -18530,9 +18921,9 @@
         <w:shd w:val="clear" w:color="ffffff" w:themeColor="light1" w:fill="ffffff" w:themeFill="light1"/>
         <w:tcBorders>
           <w:top w:val="single" w:color="000000" w:themeColor="accent1" w:themeTint="80" w:sz="4" w:space="0"/>
-          <w:left w:val="none"/>
-          <w:bottom w:val="none"/>
-          <w:right w:val="none"/>
+          <w:left w:val="none" w:color="000000" w:sz="4" w:space="0"/>
+          <w:bottom w:val="none" w:color="000000" w:sz="4" w:space="0"/>
+          <w:right w:val="none" w:color="000000" w:sz="4" w:space="0"/>
         </w:tcBorders>
       </w:tcPr>
     </w:tblStylePr>
@@ -18602,9 +18993,9 @@
       </w:tcPr>
     </w:tblStylePr>
   </w:style>
-  <w:style w:type="table" w:styleId="63">
+  <w:style w:type="table" w:styleId="830">
     <w:name w:val="Grid Table 7 Colorful - Accent 2"/>
-    <w:basedOn w:val="790"/>
+    <w:basedOn w:val="934"/>
     <w:uiPriority w:val="99"/>
     <w:pPr>
       <w:pBdr/>
@@ -18706,11 +19097,11 @@
         <w:tblBorders/>
       </w:tblPr>
       <w:tcPr>
-        <w:shd w:color="ffffff"/>
+        <w:shd w:val="clear" w:color="ffffff"/>
         <w:tcBorders>
-          <w:top w:val="none"/>
-          <w:left w:val="none"/>
-          <w:bottom w:val="none"/>
+          <w:top w:val="none" w:color="000000" w:sz="4" w:space="0"/>
+          <w:left w:val="none" w:color="000000" w:sz="4" w:space="0"/>
+          <w:bottom w:val="none" w:color="000000" w:sz="4" w:space="0"/>
           <w:right w:val="single" w:color="000000" w:themeColor="accent2" w:themeTint="97" w:sz="4" w:space="0"/>
         </w:tcBorders>
       </w:tcPr>
@@ -18733,10 +19124,10 @@
       <w:tcPr>
         <w:shd w:val="clear" w:color="ffffff" w:themeColor="light1" w:fill="ffffff" w:themeFill="light1"/>
         <w:tcBorders>
-          <w:top w:val="none"/>
-          <w:left w:val="none"/>
+          <w:top w:val="none" w:color="000000" w:sz="4" w:space="0"/>
+          <w:left w:val="none" w:color="000000" w:sz="4" w:space="0"/>
           <w:bottom w:val="single" w:color="000000" w:themeColor="accent2" w:themeTint="97" w:sz="4" w:space="0"/>
-          <w:right w:val="none"/>
+          <w:right w:val="none" w:color="000000" w:sz="4" w:space="0"/>
         </w:tcBorders>
       </w:tcPr>
     </w:tblStylePr>
@@ -18756,12 +19147,12 @@
         <w:tblBorders/>
       </w:tblPr>
       <w:tcPr>
-        <w:shd w:color="ffffff"/>
+        <w:shd w:val="clear" w:color="ffffff"/>
         <w:tcBorders>
-          <w:top w:val="none"/>
+          <w:top w:val="none" w:color="000000" w:sz="4" w:space="0"/>
           <w:left w:val="single" w:color="000000" w:themeColor="accent2" w:themeTint="97" w:sz="4" w:space="0"/>
-          <w:bottom w:val="none"/>
-          <w:right w:val="none"/>
+          <w:bottom w:val="none" w:color="000000" w:sz="4" w:space="0"/>
+          <w:right w:val="none" w:color="000000" w:sz="4" w:space="0"/>
         </w:tcBorders>
       </w:tcPr>
     </w:tblStylePr>
@@ -18784,9 +19175,9 @@
         <w:shd w:val="clear" w:color="ffffff" w:themeColor="light1" w:fill="ffffff" w:themeFill="light1"/>
         <w:tcBorders>
           <w:top w:val="single" w:color="000000" w:themeColor="accent2" w:themeTint="97" w:sz="4" w:space="0"/>
-          <w:left w:val="none"/>
-          <w:bottom w:val="none"/>
-          <w:right w:val="none"/>
+          <w:left w:val="none" w:color="000000" w:sz="4" w:space="0"/>
+          <w:bottom w:val="none" w:color="000000" w:sz="4" w:space="0"/>
+          <w:right w:val="none" w:color="000000" w:sz="4" w:space="0"/>
         </w:tcBorders>
       </w:tcPr>
     </w:tblStylePr>
@@ -18856,9 +19247,9 @@
       </w:tcPr>
     </w:tblStylePr>
   </w:style>
-  <w:style w:type="table" w:styleId="64">
+  <w:style w:type="table" w:styleId="831">
     <w:name w:val="Grid Table 7 Colorful - Accent 3"/>
-    <w:basedOn w:val="790"/>
+    <w:basedOn w:val="934"/>
     <w:uiPriority w:val="99"/>
     <w:pPr>
       <w:pBdr/>
@@ -18960,11 +19351,11 @@
         <w:tblBorders/>
       </w:tblPr>
       <w:tcPr>
-        <w:shd w:color="ffffff"/>
+        <w:shd w:val="clear" w:color="ffffff"/>
         <w:tcBorders>
-          <w:top w:val="none"/>
-          <w:left w:val="none"/>
-          <w:bottom w:val="none"/>
+          <w:top w:val="none" w:color="000000" w:sz="4" w:space="0"/>
+          <w:left w:val="none" w:color="000000" w:sz="4" w:space="0"/>
+          <w:bottom w:val="none" w:color="000000" w:sz="4" w:space="0"/>
           <w:right w:val="single" w:color="000000" w:themeColor="accent3" w:themeTint="FE" w:sz="4" w:space="0"/>
         </w:tcBorders>
       </w:tcPr>
@@ -18987,10 +19378,10 @@
       <w:tcPr>
         <w:shd w:val="clear" w:color="ffffff" w:themeColor="light1" w:fill="ffffff" w:themeFill="light1"/>
         <w:tcBorders>
-          <w:top w:val="none"/>
-          <w:left w:val="none"/>
+          <w:top w:val="none" w:color="000000" w:sz="4" w:space="0"/>
+          <w:left w:val="none" w:color="000000" w:sz="4" w:space="0"/>
           <w:bottom w:val="single" w:color="000000" w:themeColor="accent3" w:themeTint="FE" w:sz="4" w:space="0"/>
-          <w:right w:val="none"/>
+          <w:right w:val="none" w:color="000000" w:sz="4" w:space="0"/>
         </w:tcBorders>
       </w:tcPr>
     </w:tblStylePr>
@@ -19010,12 +19401,12 @@
         <w:tblBorders/>
       </w:tblPr>
       <w:tcPr>
-        <w:shd w:color="ffffff"/>
+        <w:shd w:val="clear" w:color="ffffff"/>
         <w:tcBorders>
-          <w:top w:val="none"/>
+          <w:top w:val="none" w:color="000000" w:sz="4" w:space="0"/>
           <w:left w:val="single" w:color="000000" w:themeColor="accent3" w:themeTint="FE" w:sz="4" w:space="0"/>
-          <w:bottom w:val="none"/>
-          <w:right w:val="none"/>
+          <w:bottom w:val="none" w:color="000000" w:sz="4" w:space="0"/>
+          <w:right w:val="none" w:color="000000" w:sz="4" w:space="0"/>
         </w:tcBorders>
       </w:tcPr>
     </w:tblStylePr>
@@ -19038,9 +19429,9 @@
         <w:shd w:val="clear" w:color="ffffff" w:themeColor="light1" w:fill="ffffff" w:themeFill="light1"/>
         <w:tcBorders>
           <w:top w:val="single" w:color="000000" w:themeColor="accent3" w:themeTint="FE" w:sz="4" w:space="0"/>
-          <w:left w:val="none"/>
-          <w:bottom w:val="none"/>
-          <w:right w:val="none"/>
+          <w:left w:val="none" w:color="000000" w:sz="4" w:space="0"/>
+          <w:bottom w:val="none" w:color="000000" w:sz="4" w:space="0"/>
+          <w:right w:val="none" w:color="000000" w:sz="4" w:space="0"/>
         </w:tcBorders>
       </w:tcPr>
     </w:tblStylePr>
@@ -19110,9 +19501,9 @@
       </w:tcPr>
     </w:tblStylePr>
   </w:style>
-  <w:style w:type="table" w:styleId="65">
+  <w:style w:type="table" w:styleId="832">
     <w:name w:val="Grid Table 7 Colorful - Accent 4"/>
-    <w:basedOn w:val="790"/>
+    <w:basedOn w:val="934"/>
     <w:uiPriority w:val="99"/>
     <w:pPr>
       <w:pBdr/>
@@ -19214,11 +19605,11 @@
         <w:tblBorders/>
       </w:tblPr>
       <w:tcPr>
-        <w:shd w:color="ffffff"/>
+        <w:shd w:val="clear" w:color="ffffff"/>
         <w:tcBorders>
-          <w:top w:val="none"/>
-          <w:left w:val="none"/>
-          <w:bottom w:val="none"/>
+          <w:top w:val="none" w:color="000000" w:sz="4" w:space="0"/>
+          <w:left w:val="none" w:color="000000" w:sz="4" w:space="0"/>
+          <w:bottom w:val="none" w:color="000000" w:sz="4" w:space="0"/>
           <w:right w:val="single" w:color="000000" w:themeColor="accent4" w:themeTint="9A" w:sz="4" w:space="0"/>
         </w:tcBorders>
       </w:tcPr>
@@ -19241,10 +19632,10 @@
       <w:tcPr>
         <w:shd w:val="clear" w:color="ffffff" w:themeColor="light1" w:fill="ffffff" w:themeFill="light1"/>
         <w:tcBorders>
-          <w:top w:val="none"/>
-          <w:left w:val="none"/>
+          <w:top w:val="none" w:color="000000" w:sz="4" w:space="0"/>
+          <w:left w:val="none" w:color="000000" w:sz="4" w:space="0"/>
           <w:bottom w:val="single" w:color="000000" w:themeColor="accent4" w:themeTint="9A" w:sz="4" w:space="0"/>
-          <w:right w:val="none"/>
+          <w:right w:val="none" w:color="000000" w:sz="4" w:space="0"/>
         </w:tcBorders>
       </w:tcPr>
     </w:tblStylePr>
@@ -19264,12 +19655,12 @@
         <w:tblBorders/>
       </w:tblPr>
       <w:tcPr>
-        <w:shd w:color="ffffff"/>
+        <w:shd w:val="clear" w:color="ffffff"/>
         <w:tcBorders>
-          <w:top w:val="none"/>
+          <w:top w:val="none" w:color="000000" w:sz="4" w:space="0"/>
           <w:left w:val="single" w:color="000000" w:themeColor="accent4" w:themeTint="9A" w:sz="4" w:space="0"/>
-          <w:bottom w:val="none"/>
-          <w:right w:val="none"/>
+          <w:bottom w:val="none" w:color="000000" w:sz="4" w:space="0"/>
+          <w:right w:val="none" w:color="000000" w:sz="4" w:space="0"/>
         </w:tcBorders>
       </w:tcPr>
     </w:tblStylePr>
@@ -19292,9 +19683,9 @@
         <w:shd w:val="clear" w:color="ffffff" w:themeColor="light1" w:fill="ffffff" w:themeFill="light1"/>
         <w:tcBorders>
           <w:top w:val="single" w:color="000000" w:themeColor="accent4" w:themeTint="9A" w:sz="4" w:space="0"/>
-          <w:left w:val="none"/>
-          <w:bottom w:val="none"/>
-          <w:right w:val="none"/>
+          <w:left w:val="none" w:color="000000" w:sz="4" w:space="0"/>
+          <w:bottom w:val="none" w:color="000000" w:sz="4" w:space="0"/>
+          <w:right w:val="none" w:color="000000" w:sz="4" w:space="0"/>
         </w:tcBorders>
       </w:tcPr>
     </w:tblStylePr>
@@ -19364,9 +19755,9 @@
       </w:tcPr>
     </w:tblStylePr>
   </w:style>
-  <w:style w:type="table" w:styleId="66">
+  <w:style w:type="table" w:styleId="833">
     <w:name w:val="Grid Table 7 Colorful - Accent 5"/>
-    <w:basedOn w:val="790"/>
+    <w:basedOn w:val="934"/>
     <w:uiPriority w:val="99"/>
     <w:pPr>
       <w:pBdr/>
@@ -19468,11 +19859,11 @@
         <w:tblBorders/>
       </w:tblPr>
       <w:tcPr>
-        <w:shd w:color="ffffff"/>
+        <w:shd w:val="clear" w:color="ffffff"/>
         <w:tcBorders>
-          <w:top w:val="none"/>
-          <w:left w:val="none"/>
-          <w:bottom w:val="none"/>
+          <w:top w:val="none" w:color="000000" w:sz="4" w:space="0"/>
+          <w:left w:val="none" w:color="000000" w:sz="4" w:space="0"/>
+          <w:bottom w:val="none" w:color="000000" w:sz="4" w:space="0"/>
           <w:right w:val="single" w:color="000000" w:themeColor="accent5" w:themeTint="90" w:sz="4" w:space="0"/>
         </w:tcBorders>
       </w:tcPr>
@@ -19495,10 +19886,10 @@
       <w:tcPr>
         <w:shd w:val="clear" w:color="ffffff" w:themeColor="light1" w:fill="ffffff" w:themeFill="light1"/>
         <w:tcBorders>
-          <w:top w:val="none"/>
-          <w:left w:val="none"/>
+          <w:top w:val="none" w:color="000000" w:sz="4" w:space="0"/>
+          <w:left w:val="none" w:color="000000" w:sz="4" w:space="0"/>
           <w:bottom w:val="single" w:color="000000" w:themeColor="accent5" w:themeTint="90" w:sz="4" w:space="0"/>
-          <w:right w:val="none"/>
+          <w:right w:val="none" w:color="000000" w:sz="4" w:space="0"/>
         </w:tcBorders>
       </w:tcPr>
     </w:tblStylePr>
@@ -19518,12 +19909,12 @@
         <w:tblBorders/>
       </w:tblPr>
       <w:tcPr>
-        <w:shd w:color="ffffff"/>
+        <w:shd w:val="clear" w:color="ffffff"/>
         <w:tcBorders>
-          <w:top w:val="none"/>
+          <w:top w:val="none" w:color="000000" w:sz="4" w:space="0"/>
           <w:left w:val="single" w:color="000000" w:themeColor="accent5" w:themeTint="90" w:sz="4" w:space="0"/>
-          <w:bottom w:val="none"/>
-          <w:right w:val="none"/>
+          <w:bottom w:val="none" w:color="000000" w:sz="4" w:space="0"/>
+          <w:right w:val="none" w:color="000000" w:sz="4" w:space="0"/>
         </w:tcBorders>
       </w:tcPr>
     </w:tblStylePr>
@@ -19546,9 +19937,9 @@
         <w:shd w:val="clear" w:color="ffffff" w:themeColor="light1" w:fill="ffffff" w:themeFill="light1"/>
         <w:tcBorders>
           <w:top w:val="single" w:color="000000" w:themeColor="accent5" w:themeTint="90" w:sz="4" w:space="0"/>
-          <w:left w:val="none"/>
-          <w:bottom w:val="none"/>
-          <w:right w:val="none"/>
+          <w:left w:val="none" w:color="000000" w:sz="4" w:space="0"/>
+          <w:bottom w:val="none" w:color="000000" w:sz="4" w:space="0"/>
+          <w:right w:val="none" w:color="000000" w:sz="4" w:space="0"/>
         </w:tcBorders>
       </w:tcPr>
     </w:tblStylePr>
@@ -19618,9 +20009,9 @@
       </w:tcPr>
     </w:tblStylePr>
   </w:style>
-  <w:style w:type="table" w:styleId="67">
+  <w:style w:type="table" w:styleId="834">
     <w:name w:val="Grid Table 7 Colorful - Accent 6"/>
-    <w:basedOn w:val="790"/>
+    <w:basedOn w:val="934"/>
     <w:uiPriority w:val="99"/>
     <w:pPr>
       <w:pBdr/>
@@ -19722,11 +20113,11 @@
         <w:tblBorders/>
       </w:tblPr>
       <w:tcPr>
-        <w:shd w:color="ffffff"/>
+        <w:shd w:val="clear" w:color="ffffff"/>
         <w:tcBorders>
-          <w:top w:val="none"/>
-          <w:left w:val="none"/>
-          <w:bottom w:val="none"/>
+          <w:top w:val="none" w:color="000000" w:sz="4" w:space="0"/>
+          <w:left w:val="none" w:color="000000" w:sz="4" w:space="0"/>
+          <w:bottom w:val="none" w:color="000000" w:sz="4" w:space="0"/>
           <w:right w:val="single" w:color="000000" w:themeColor="accent6" w:themeTint="90" w:sz="4" w:space="0"/>
         </w:tcBorders>
       </w:tcPr>
@@ -19749,10 +20140,10 @@
       <w:tcPr>
         <w:shd w:val="clear" w:color="ffffff" w:themeColor="light1" w:fill="ffffff" w:themeFill="light1"/>
         <w:tcBorders>
-          <w:top w:val="none"/>
-          <w:left w:val="none"/>
+          <w:top w:val="none" w:color="000000" w:sz="4" w:space="0"/>
+          <w:left w:val="none" w:color="000000" w:sz="4" w:space="0"/>
           <w:bottom w:val="single" w:color="000000" w:themeColor="accent6" w:themeTint="90" w:sz="4" w:space="0"/>
-          <w:right w:val="none"/>
+          <w:right w:val="none" w:color="000000" w:sz="4" w:space="0"/>
         </w:tcBorders>
       </w:tcPr>
     </w:tblStylePr>
@@ -19772,12 +20163,12 @@
         <w:tblBorders/>
       </w:tblPr>
       <w:tcPr>
-        <w:shd w:color="ffffff"/>
+        <w:shd w:val="clear" w:color="ffffff"/>
         <w:tcBorders>
-          <w:top w:val="none"/>
+          <w:top w:val="none" w:color="000000" w:sz="4" w:space="0"/>
           <w:left w:val="single" w:color="000000" w:themeColor="accent6" w:themeTint="90" w:sz="4" w:space="0"/>
-          <w:bottom w:val="none"/>
-          <w:right w:val="none"/>
+          <w:bottom w:val="none" w:color="000000" w:sz="4" w:space="0"/>
+          <w:right w:val="none" w:color="000000" w:sz="4" w:space="0"/>
         </w:tcBorders>
       </w:tcPr>
     </w:tblStylePr>
@@ -19800,9 +20191,9 @@
         <w:shd w:val="clear" w:color="ffffff" w:themeColor="light1" w:fill="ffffff" w:themeFill="light1"/>
         <w:tcBorders>
           <w:top w:val="single" w:color="000000" w:themeColor="accent6" w:themeTint="90" w:sz="4" w:space="0"/>
-          <w:left w:val="none"/>
-          <w:bottom w:val="none"/>
-          <w:right w:val="none"/>
+          <w:left w:val="none" w:color="000000" w:sz="4" w:space="0"/>
+          <w:bottom w:val="none" w:color="000000" w:sz="4" w:space="0"/>
+          <w:right w:val="none" w:color="000000" w:sz="4" w:space="0"/>
         </w:tcBorders>
       </w:tcPr>
     </w:tblStylePr>
@@ -19872,9 +20263,9 @@
       </w:tcPr>
     </w:tblStylePr>
   </w:style>
-  <w:style w:type="table" w:styleId="68">
+  <w:style w:type="table" w:styleId="835">
     <w:name w:val="List Table 1 Light"/>
-    <w:basedOn w:val="790"/>
+    <w:basedOn w:val="934"/>
     <w:uiPriority w:val="99"/>
     <w:pPr>
       <w:pBdr/>
@@ -20088,9 +20479,9 @@
       </w:tcPr>
     </w:tblStylePr>
   </w:style>
-  <w:style w:type="table" w:styleId="69">
+  <w:style w:type="table" w:styleId="836">
     <w:name w:val="List Table 1 Light - Accent 1"/>
-    <w:basedOn w:val="790"/>
+    <w:basedOn w:val="934"/>
     <w:uiPriority w:val="99"/>
     <w:pPr>
       <w:pBdr/>
@@ -20304,9 +20695,9 @@
       </w:tcPr>
     </w:tblStylePr>
   </w:style>
-  <w:style w:type="table" w:styleId="70">
+  <w:style w:type="table" w:styleId="837">
     <w:name w:val="List Table 1 Light - Accent 2"/>
-    <w:basedOn w:val="790"/>
+    <w:basedOn w:val="934"/>
     <w:uiPriority w:val="99"/>
     <w:pPr>
       <w:pBdr/>
@@ -20520,9 +20911,9 @@
       </w:tcPr>
     </w:tblStylePr>
   </w:style>
-  <w:style w:type="table" w:styleId="71">
+  <w:style w:type="table" w:styleId="838">
     <w:name w:val="List Table 1 Light - Accent 3"/>
-    <w:basedOn w:val="790"/>
+    <w:basedOn w:val="934"/>
     <w:uiPriority w:val="99"/>
     <w:pPr>
       <w:pBdr/>
@@ -20736,9 +21127,9 @@
       </w:tcPr>
     </w:tblStylePr>
   </w:style>
-  <w:style w:type="table" w:styleId="72">
+  <w:style w:type="table" w:styleId="839">
     <w:name w:val="List Table 1 Light - Accent 4"/>
-    <w:basedOn w:val="790"/>
+    <w:basedOn w:val="934"/>
     <w:uiPriority w:val="99"/>
     <w:pPr>
       <w:pBdr/>
@@ -20952,9 +21343,9 @@
       </w:tcPr>
     </w:tblStylePr>
   </w:style>
-  <w:style w:type="table" w:styleId="73">
+  <w:style w:type="table" w:styleId="840">
     <w:name w:val="List Table 1 Light - Accent 5"/>
-    <w:basedOn w:val="790"/>
+    <w:basedOn w:val="934"/>
     <w:uiPriority w:val="99"/>
     <w:pPr>
       <w:pBdr/>
@@ -21168,9 +21559,9 @@
       </w:tcPr>
     </w:tblStylePr>
   </w:style>
-  <w:style w:type="table" w:styleId="74">
+  <w:style w:type="table" w:styleId="841">
     <w:name w:val="List Table 1 Light - Accent 6"/>
-    <w:basedOn w:val="790"/>
+    <w:basedOn w:val="934"/>
     <w:uiPriority w:val="99"/>
     <w:pPr>
       <w:pBdr/>
@@ -21384,9 +21775,9 @@
       </w:tcPr>
     </w:tblStylePr>
   </w:style>
-  <w:style w:type="table" w:styleId="75">
+  <w:style w:type="table" w:styleId="842">
     <w:name w:val="List Table 2"/>
-    <w:basedOn w:val="790"/>
+    <w:basedOn w:val="934"/>
     <w:uiPriority w:val="99"/>
     <w:pPr>
       <w:pBdr/>
@@ -21622,9 +22013,9 @@
       </w:tcPr>
     </w:tblStylePr>
   </w:style>
-  <w:style w:type="table" w:styleId="76">
+  <w:style w:type="table" w:styleId="843">
     <w:name w:val="List Table 2 - Accent 1"/>
-    <w:basedOn w:val="790"/>
+    <w:basedOn w:val="934"/>
     <w:uiPriority w:val="99"/>
     <w:pPr>
       <w:pBdr/>
@@ -21860,9 +22251,9 @@
       </w:tcPr>
     </w:tblStylePr>
   </w:style>
-  <w:style w:type="table" w:styleId="77">
+  <w:style w:type="table" w:styleId="844">
     <w:name w:val="List Table 2 - Accent 2"/>
-    <w:basedOn w:val="790"/>
+    <w:basedOn w:val="934"/>
     <w:uiPriority w:val="99"/>
     <w:pPr>
       <w:pBdr/>
@@ -22098,9 +22489,9 @@
       </w:tcPr>
     </w:tblStylePr>
   </w:style>
-  <w:style w:type="table" w:styleId="78">
+  <w:style w:type="table" w:styleId="845">
     <w:name w:val="List Table 2 - Accent 3"/>
-    <w:basedOn w:val="790"/>
+    <w:basedOn w:val="934"/>
     <w:uiPriority w:val="99"/>
     <w:pPr>
       <w:pBdr/>
@@ -22336,9 +22727,9 @@
       </w:tcPr>
     </w:tblStylePr>
   </w:style>
-  <w:style w:type="table" w:styleId="79">
+  <w:style w:type="table" w:styleId="846">
     <w:name w:val="List Table 2 - Accent 4"/>
-    <w:basedOn w:val="790"/>
+    <w:basedOn w:val="934"/>
     <w:uiPriority w:val="99"/>
     <w:pPr>
       <w:pBdr/>
@@ -22574,9 +22965,9 @@
       </w:tcPr>
     </w:tblStylePr>
   </w:style>
-  <w:style w:type="table" w:styleId="80">
+  <w:style w:type="table" w:styleId="847">
     <w:name w:val="List Table 2 - Accent 5"/>
-    <w:basedOn w:val="790"/>
+    <w:basedOn w:val="934"/>
     <w:uiPriority w:val="99"/>
     <w:pPr>
       <w:pBdr/>
@@ -22812,9 +23203,9 @@
       </w:tcPr>
     </w:tblStylePr>
   </w:style>
-  <w:style w:type="table" w:styleId="81">
+  <w:style w:type="table" w:styleId="848">
     <w:name w:val="List Table 2 - Accent 6"/>
-    <w:basedOn w:val="790"/>
+    <w:basedOn w:val="934"/>
     <w:uiPriority w:val="99"/>
     <w:pPr>
       <w:pBdr/>
@@ -23050,9 +23441,9 @@
       </w:tcPr>
     </w:tblStylePr>
   </w:style>
-  <w:style w:type="table" w:styleId="82">
+  <w:style w:type="table" w:styleId="849">
     <w:name w:val="List Table 3"/>
-    <w:basedOn w:val="790"/>
+    <w:basedOn w:val="934"/>
     <w:uiPriority w:val="99"/>
     <w:pPr>
       <w:pBdr/>
@@ -23278,9 +23669,9 @@
       </w:tcPr>
     </w:tblStylePr>
   </w:style>
-  <w:style w:type="table" w:styleId="83">
+  <w:style w:type="table" w:styleId="850">
     <w:name w:val="List Table 3 - Accent 1"/>
-    <w:basedOn w:val="790"/>
+    <w:basedOn w:val="934"/>
     <w:uiPriority w:val="99"/>
     <w:pPr>
       <w:pBdr/>
@@ -23506,9 +23897,9 @@
       </w:tcPr>
     </w:tblStylePr>
   </w:style>
-  <w:style w:type="table" w:styleId="84">
+  <w:style w:type="table" w:styleId="851">
     <w:name w:val="List Table 3 - Accent 2"/>
-    <w:basedOn w:val="790"/>
+    <w:basedOn w:val="934"/>
     <w:uiPriority w:val="99"/>
     <w:pPr>
       <w:pBdr/>
@@ -23734,9 +24125,9 @@
       </w:tcPr>
     </w:tblStylePr>
   </w:style>
-  <w:style w:type="table" w:styleId="85">
+  <w:style w:type="table" w:styleId="852">
     <w:name w:val="List Table 3 - Accent 3"/>
-    <w:basedOn w:val="790"/>
+    <w:basedOn w:val="934"/>
     <w:uiPriority w:val="99"/>
     <w:pPr>
       <w:pBdr/>
@@ -23962,9 +24353,9 @@
       </w:tcPr>
     </w:tblStylePr>
   </w:style>
-  <w:style w:type="table" w:styleId="86">
+  <w:style w:type="table" w:styleId="853">
     <w:name w:val="List Table 3 - Accent 4"/>
-    <w:basedOn w:val="790"/>
+    <w:basedOn w:val="934"/>
     <w:uiPriority w:val="99"/>
     <w:pPr>
       <w:pBdr/>
@@ -24190,9 +24581,9 @@
       </w:tcPr>
     </w:tblStylePr>
   </w:style>
-  <w:style w:type="table" w:styleId="87">
+  <w:style w:type="table" w:styleId="854">
     <w:name w:val="List Table 3 - Accent 5"/>
-    <w:basedOn w:val="790"/>
+    <w:basedOn w:val="934"/>
     <w:uiPriority w:val="99"/>
     <w:pPr>
       <w:pBdr/>
@@ -24418,9 +24809,9 @@
       </w:tcPr>
     </w:tblStylePr>
   </w:style>
-  <w:style w:type="table" w:styleId="88">
+  <w:style w:type="table" w:styleId="855">
     <w:name w:val="List Table 3 - Accent 6"/>
-    <w:basedOn w:val="790"/>
+    <w:basedOn w:val="934"/>
     <w:uiPriority w:val="99"/>
     <w:pPr>
       <w:pBdr/>
@@ -24646,9 +25037,9 @@
       </w:tcPr>
     </w:tblStylePr>
   </w:style>
-  <w:style w:type="table" w:styleId="89">
+  <w:style w:type="table" w:styleId="856">
     <w:name w:val="List Table 4"/>
-    <w:basedOn w:val="790"/>
+    <w:basedOn w:val="934"/>
     <w:uiPriority w:val="99"/>
     <w:pPr>
       <w:pBdr/>
@@ -24871,9 +25262,9 @@
       </w:tcPr>
     </w:tblStylePr>
   </w:style>
-  <w:style w:type="table" w:styleId="90">
+  <w:style w:type="table" w:styleId="857">
     <w:name w:val="List Table 4 - Accent 1"/>
-    <w:basedOn w:val="790"/>
+    <w:basedOn w:val="934"/>
     <w:uiPriority w:val="99"/>
     <w:pPr>
       <w:pBdr/>
@@ -25096,9 +25487,9 @@
       </w:tcPr>
     </w:tblStylePr>
   </w:style>
-  <w:style w:type="table" w:styleId="91">
+  <w:style w:type="table" w:styleId="858">
     <w:name w:val="List Table 4 - Accent 2"/>
-    <w:basedOn w:val="790"/>
+    <w:basedOn w:val="934"/>
     <w:uiPriority w:val="99"/>
     <w:pPr>
       <w:pBdr/>
@@ -25321,9 +25712,9 @@
       </w:tcPr>
     </w:tblStylePr>
   </w:style>
-  <w:style w:type="table" w:styleId="92">
+  <w:style w:type="table" w:styleId="859">
     <w:name w:val="List Table 4 - Accent 3"/>
-    <w:basedOn w:val="790"/>
+    <w:basedOn w:val="934"/>
     <w:uiPriority w:val="99"/>
     <w:pPr>
       <w:pBdr/>
@@ -25546,9 +25937,9 @@
       </w:tcPr>
     </w:tblStylePr>
   </w:style>
-  <w:style w:type="table" w:styleId="93">
+  <w:style w:type="table" w:styleId="860">
     <w:name w:val="List Table 4 - Accent 4"/>
-    <w:basedOn w:val="790"/>
+    <w:basedOn w:val="934"/>
     <w:uiPriority w:val="99"/>
     <w:pPr>
       <w:pBdr/>
@@ -25771,9 +26162,9 @@
       </w:tcPr>
     </w:tblStylePr>
   </w:style>
-  <w:style w:type="table" w:styleId="94">
+  <w:style w:type="table" w:styleId="861">
     <w:name w:val="List Table 4 - Accent 5"/>
-    <w:basedOn w:val="790"/>
+    <w:basedOn w:val="934"/>
     <w:uiPriority w:val="99"/>
     <w:pPr>
       <w:pBdr/>
@@ -25996,9 +26387,9 @@
       </w:tcPr>
     </w:tblStylePr>
   </w:style>
-  <w:style w:type="table" w:styleId="95">
+  <w:style w:type="table" w:styleId="862">
     <w:name w:val="List Table 4 - Accent 6"/>
-    <w:basedOn w:val="790"/>
+    <w:basedOn w:val="934"/>
     <w:uiPriority w:val="99"/>
     <w:pPr>
       <w:pBdr/>
@@ -26221,9 +26612,9 @@
       </w:tcPr>
     </w:tblStylePr>
   </w:style>
-  <w:style w:type="table" w:styleId="96">
+  <w:style w:type="table" w:styleId="863">
     <w:name w:val="List Table 5 Dark"/>
-    <w:basedOn w:val="790"/>
+    <w:basedOn w:val="934"/>
     <w:uiPriority w:val="99"/>
     <w:pPr>
       <w:pBdr/>
@@ -26463,9 +26854,9 @@
       </w:tcPr>
     </w:tblStylePr>
   </w:style>
-  <w:style w:type="table" w:styleId="97">
+  <w:style w:type="table" w:styleId="864">
     <w:name w:val="List Table 5 Dark - Accent 1"/>
-    <w:basedOn w:val="790"/>
+    <w:basedOn w:val="934"/>
     <w:uiPriority w:val="99"/>
     <w:pPr>
       <w:pBdr/>
@@ -26705,9 +27096,9 @@
       </w:tcPr>
     </w:tblStylePr>
   </w:style>
-  <w:style w:type="table" w:styleId="98">
+  <w:style w:type="table" w:styleId="865">
     <w:name w:val="List Table 5 Dark - Accent 2"/>
-    <w:basedOn w:val="790"/>
+    <w:basedOn w:val="934"/>
     <w:uiPriority w:val="99"/>
     <w:pPr>
       <w:pBdr/>
@@ -26947,9 +27338,9 @@
       </w:tcPr>
     </w:tblStylePr>
   </w:style>
-  <w:style w:type="table" w:styleId="99">
+  <w:style w:type="table" w:styleId="866">
     <w:name w:val="List Table 5 Dark - Accent 3"/>
-    <w:basedOn w:val="790"/>
+    <w:basedOn w:val="934"/>
     <w:uiPriority w:val="99"/>
     <w:pPr>
       <w:pBdr/>
@@ -27189,9 +27580,9 @@
       </w:tcPr>
     </w:tblStylePr>
   </w:style>
-  <w:style w:type="table" w:styleId="100">
+  <w:style w:type="table" w:styleId="867">
     <w:name w:val="List Table 5 Dark - Accent 4"/>
-    <w:basedOn w:val="790"/>
+    <w:basedOn w:val="934"/>
     <w:uiPriority w:val="99"/>
     <w:pPr>
       <w:pBdr/>
@@ -27431,9 +27822,9 @@
       </w:tcPr>
     </w:tblStylePr>
   </w:style>
-  <w:style w:type="table" w:styleId="101">
+  <w:style w:type="table" w:styleId="868">
     <w:name w:val="List Table 5 Dark - Accent 5"/>
-    <w:basedOn w:val="790"/>
+    <w:basedOn w:val="934"/>
     <w:uiPriority w:val="99"/>
     <w:pPr>
       <w:pBdr/>
@@ -27673,9 +28064,9 @@
       </w:tcPr>
     </w:tblStylePr>
   </w:style>
-  <w:style w:type="table" w:styleId="102">
+  <w:style w:type="table" w:styleId="869">
     <w:name w:val="List Table 5 Dark - Accent 6"/>
-    <w:basedOn w:val="790"/>
+    <w:basedOn w:val="934"/>
     <w:uiPriority w:val="99"/>
     <w:pPr>
       <w:pBdr/>
@@ -27915,9 +28306,9 @@
       </w:tcPr>
     </w:tblStylePr>
   </w:style>
-  <w:style w:type="table" w:styleId="103">
+  <w:style w:type="table" w:styleId="870">
     <w:name w:val="List Table 6 Colorful"/>
-    <w:basedOn w:val="790"/>
+    <w:basedOn w:val="934"/>
     <w:uiPriority w:val="99"/>
     <w:pPr>
       <w:pBdr/>
@@ -28138,9 +28529,9 @@
       </w:tcPr>
     </w:tblStylePr>
   </w:style>
-  <w:style w:type="table" w:styleId="104">
+  <w:style w:type="table" w:styleId="871">
     <w:name w:val="List Table 6 Colorful - Accent 1"/>
-    <w:basedOn w:val="790"/>
+    <w:basedOn w:val="934"/>
     <w:uiPriority w:val="99"/>
     <w:pPr>
       <w:pBdr/>
@@ -28361,9 +28752,9 @@
       </w:tcPr>
     </w:tblStylePr>
   </w:style>
-  <w:style w:type="table" w:styleId="105">
+  <w:style w:type="table" w:styleId="872">
     <w:name w:val="List Table 6 Colorful - Accent 2"/>
-    <w:basedOn w:val="790"/>
+    <w:basedOn w:val="934"/>
     <w:uiPriority w:val="99"/>
     <w:pPr>
       <w:pBdr/>
@@ -28584,9 +28975,9 @@
       </w:tcPr>
     </w:tblStylePr>
   </w:style>
-  <w:style w:type="table" w:styleId="106">
+  <w:style w:type="table" w:styleId="873">
     <w:name w:val="List Table 6 Colorful - Accent 3"/>
-    <w:basedOn w:val="790"/>
+    <w:basedOn w:val="934"/>
     <w:uiPriority w:val="99"/>
     <w:pPr>
       <w:pBdr/>
@@ -28807,9 +29198,9 @@
       </w:tcPr>
     </w:tblStylePr>
   </w:style>
-  <w:style w:type="table" w:styleId="107">
+  <w:style w:type="table" w:styleId="874">
     <w:name w:val="List Table 6 Colorful - Accent 4"/>
-    <w:basedOn w:val="790"/>
+    <w:basedOn w:val="934"/>
     <w:uiPriority w:val="99"/>
     <w:pPr>
       <w:pBdr/>
@@ -29030,9 +29421,9 @@
       </w:tcPr>
     </w:tblStylePr>
   </w:style>
-  <w:style w:type="table" w:styleId="108">
+  <w:style w:type="table" w:styleId="875">
     <w:name w:val="List Table 6 Colorful - Accent 5"/>
-    <w:basedOn w:val="790"/>
+    <w:basedOn w:val="934"/>
     <w:uiPriority w:val="99"/>
     <w:pPr>
       <w:pBdr/>
@@ -29253,9 +29644,9 @@
       </w:tcPr>
     </w:tblStylePr>
   </w:style>
-  <w:style w:type="table" w:styleId="109">
+  <w:style w:type="table" w:styleId="876">
     <w:name w:val="List Table 6 Colorful - Accent 6"/>
-    <w:basedOn w:val="790"/>
+    <w:basedOn w:val="934"/>
     <w:uiPriority w:val="99"/>
     <w:pPr>
       <w:pBdr/>
@@ -29476,9 +29867,9 @@
       </w:tcPr>
     </w:tblStylePr>
   </w:style>
-  <w:style w:type="table" w:styleId="110">
+  <w:style w:type="table" w:styleId="877">
     <w:name w:val="List Table 7 Colorful"/>
-    <w:basedOn w:val="790"/>
+    <w:basedOn w:val="934"/>
     <w:uiPriority w:val="99"/>
     <w:pPr>
       <w:pBdr/>
@@ -29577,11 +29968,11 @@
         <w:tblBorders/>
       </w:tblPr>
       <w:tcPr>
-        <w:shd w:color="ffffff"/>
+        <w:shd w:val="clear" w:color="ffffff"/>
         <w:tcBorders>
-          <w:top w:val="none"/>
-          <w:left w:val="none"/>
-          <w:bottom w:val="none"/>
+          <w:top w:val="none" w:color="000000" w:sz="4" w:space="0"/>
+          <w:left w:val="none" w:color="000000" w:sz="4" w:space="0"/>
+          <w:bottom w:val="none" w:color="000000" w:sz="4" w:space="0"/>
           <w:right w:val="single" w:color="000000" w:themeColor="text1" w:themeTint="80" w:sz="4" w:space="0"/>
         </w:tcBorders>
       </w:tcPr>
@@ -29604,10 +29995,10 @@
       <w:tcPr>
         <w:shd w:val="clear" w:color="ffffff" w:themeColor="light1" w:fill="ffffff" w:themeFill="light1"/>
         <w:tcBorders>
-          <w:top w:val="none"/>
-          <w:left w:val="none"/>
+          <w:top w:val="none" w:color="000000" w:sz="4" w:space="0"/>
+          <w:left w:val="none" w:color="000000" w:sz="4" w:space="0"/>
           <w:bottom w:val="single" w:color="000000" w:themeColor="text1" w:themeTint="80" w:sz="4" w:space="0"/>
-          <w:right w:val="none"/>
+          <w:right w:val="none" w:color="000000" w:sz="4" w:space="0"/>
         </w:tcBorders>
       </w:tcPr>
     </w:tblStylePr>
@@ -29627,12 +30018,12 @@
         <w:tblBorders/>
       </w:tblPr>
       <w:tcPr>
-        <w:shd w:color="ffffff"/>
+        <w:shd w:val="clear" w:color="ffffff"/>
         <w:tcBorders>
-          <w:top w:val="none"/>
+          <w:top w:val="none" w:color="000000" w:sz="4" w:space="0"/>
           <w:left w:val="single" w:color="000000" w:themeColor="text1" w:themeTint="80" w:sz="4" w:space="0"/>
-          <w:bottom w:val="none"/>
-          <w:right w:val="none"/>
+          <w:bottom w:val="none" w:color="000000" w:sz="4" w:space="0"/>
+          <w:right w:val="none" w:color="000000" w:sz="4" w:space="0"/>
         </w:tcBorders>
       </w:tcPr>
     </w:tblStylePr>
@@ -29655,9 +30046,9 @@
         <w:shd w:val="clear" w:color="ffffff" w:themeColor="light1" w:fill="ffffff" w:themeFill="light1"/>
         <w:tcBorders>
           <w:top w:val="single" w:color="000000" w:themeColor="text1" w:themeTint="80" w:sz="4" w:space="0"/>
-          <w:left w:val="none"/>
-          <w:bottom w:val="none"/>
-          <w:right w:val="none"/>
+          <w:left w:val="none" w:color="000000" w:sz="4" w:space="0"/>
+          <w:bottom w:val="none" w:color="000000" w:sz="4" w:space="0"/>
+          <w:right w:val="none" w:color="000000" w:sz="4" w:space="0"/>
         </w:tcBorders>
       </w:tcPr>
     </w:tblStylePr>
@@ -29732,9 +30123,9 @@
       </w:tcPr>
     </w:tblStylePr>
   </w:style>
-  <w:style w:type="table" w:styleId="111">
+  <w:style w:type="table" w:styleId="878">
     <w:name w:val="List Table 7 Colorful - Accent 1"/>
-    <w:basedOn w:val="790"/>
+    <w:basedOn w:val="934"/>
     <w:uiPriority w:val="99"/>
     <w:pPr>
       <w:pBdr/>
@@ -29833,11 +30224,11 @@
         <w:tblBorders/>
       </w:tblPr>
       <w:tcPr>
-        <w:shd w:color="ffffff"/>
+        <w:shd w:val="clear" w:color="ffffff"/>
         <w:tcBorders>
-          <w:top w:val="none"/>
-          <w:left w:val="none"/>
-          <w:bottom w:val="none"/>
+          <w:top w:val="none" w:color="000000" w:sz="4" w:space="0"/>
+          <w:left w:val="none" w:color="000000" w:sz="4" w:space="0"/>
+          <w:bottom w:val="none" w:color="000000" w:sz="4" w:space="0"/>
           <w:right w:val="single" w:color="000000" w:themeColor="accent1" w:sz="4" w:space="0"/>
         </w:tcBorders>
       </w:tcPr>
@@ -29860,10 +30251,10 @@
       <w:tcPr>
         <w:shd w:val="clear" w:color="ffffff" w:themeColor="light1" w:fill="ffffff" w:themeFill="light1"/>
         <w:tcBorders>
-          <w:top w:val="none"/>
-          <w:left w:val="none"/>
+          <w:top w:val="none" w:color="000000" w:sz="4" w:space="0"/>
+          <w:left w:val="none" w:color="000000" w:sz="4" w:space="0"/>
           <w:bottom w:val="single" w:color="000000" w:themeColor="accent1" w:sz="4" w:space="0"/>
-          <w:right w:val="none"/>
+          <w:right w:val="none" w:color="000000" w:sz="4" w:space="0"/>
         </w:tcBorders>
       </w:tcPr>
     </w:tblStylePr>
@@ -29883,12 +30274,12 @@
         <w:tblBorders/>
       </w:tblPr>
       <w:tcPr>
-        <w:shd w:color="ffffff"/>
+        <w:shd w:val="clear" w:color="ffffff"/>
         <w:tcBorders>
-          <w:top w:val="none"/>
+          <w:top w:val="none" w:color="000000" w:sz="4" w:space="0"/>
           <w:left w:val="single" w:color="000000" w:themeColor="accent1" w:sz="4" w:space="0"/>
-          <w:bottom w:val="none"/>
-          <w:right w:val="none"/>
+          <w:bottom w:val="none" w:color="000000" w:sz="4" w:space="0"/>
+          <w:right w:val="none" w:color="000000" w:sz="4" w:space="0"/>
         </w:tcBorders>
       </w:tcPr>
     </w:tblStylePr>
@@ -29911,9 +30302,9 @@
         <w:shd w:val="clear" w:color="ffffff" w:themeColor="light1" w:fill="ffffff" w:themeFill="light1"/>
         <w:tcBorders>
           <w:top w:val="single" w:color="000000" w:themeColor="accent1" w:sz="4" w:space="0"/>
-          <w:left w:val="none"/>
-          <w:bottom w:val="none"/>
-          <w:right w:val="none"/>
+          <w:left w:val="none" w:color="000000" w:sz="4" w:space="0"/>
+          <w:bottom w:val="none" w:color="000000" w:sz="4" w:space="0"/>
+          <w:right w:val="none" w:color="000000" w:sz="4" w:space="0"/>
         </w:tcBorders>
       </w:tcPr>
     </w:tblStylePr>
@@ -29988,9 +30379,9 @@
       </w:tcPr>
     </w:tblStylePr>
   </w:style>
-  <w:style w:type="table" w:styleId="112">
+  <w:style w:type="table" w:styleId="879">
     <w:name w:val="List Table 7 Colorful - Accent 2"/>
-    <w:basedOn w:val="790"/>
+    <w:basedOn w:val="934"/>
     <w:uiPriority w:val="99"/>
     <w:pPr>
       <w:pBdr/>
@@ -30089,11 +30480,11 @@
         <w:tblBorders/>
       </w:tblPr>
       <w:tcPr>
-        <w:shd w:color="ffffff"/>
+        <w:shd w:val="clear" w:color="ffffff"/>
         <w:tcBorders>
-          <w:top w:val="none"/>
-          <w:left w:val="none"/>
-          <w:bottom w:val="none"/>
+          <w:top w:val="none" w:color="000000" w:sz="4" w:space="0"/>
+          <w:left w:val="none" w:color="000000" w:sz="4" w:space="0"/>
+          <w:bottom w:val="none" w:color="000000" w:sz="4" w:space="0"/>
           <w:right w:val="single" w:color="000000" w:themeColor="accent2" w:themeTint="97" w:sz="4" w:space="0"/>
         </w:tcBorders>
       </w:tcPr>
@@ -30116,10 +30507,10 @@
       <w:tcPr>
         <w:shd w:val="clear" w:color="ffffff" w:themeColor="light1" w:fill="ffffff" w:themeFill="light1"/>
         <w:tcBorders>
-          <w:top w:val="none"/>
-          <w:left w:val="none"/>
+          <w:top w:val="none" w:color="000000" w:sz="4" w:space="0"/>
+          <w:left w:val="none" w:color="000000" w:sz="4" w:space="0"/>
           <w:bottom w:val="single" w:color="000000" w:themeColor="accent2" w:themeTint="97" w:sz="4" w:space="0"/>
-          <w:right w:val="none"/>
+          <w:right w:val="none" w:color="000000" w:sz="4" w:space="0"/>
         </w:tcBorders>
       </w:tcPr>
     </w:tblStylePr>
@@ -30139,12 +30530,12 @@
         <w:tblBorders/>
       </w:tblPr>
       <w:tcPr>
-        <w:shd w:color="ffffff"/>
+        <w:shd w:val="clear" w:color="ffffff"/>
         <w:tcBorders>
-          <w:top w:val="none"/>
+          <w:top w:val="none" w:color="000000" w:sz="4" w:space="0"/>
           <w:left w:val="single" w:color="000000" w:themeColor="accent2" w:themeTint="97" w:sz="4" w:space="0"/>
-          <w:bottom w:val="none"/>
-          <w:right w:val="none"/>
+          <w:bottom w:val="none" w:color="000000" w:sz="4" w:space="0"/>
+          <w:right w:val="none" w:color="000000" w:sz="4" w:space="0"/>
         </w:tcBorders>
       </w:tcPr>
     </w:tblStylePr>
@@ -30167,9 +30558,9 @@
         <w:shd w:val="clear" w:color="ffffff" w:themeColor="light1" w:fill="ffffff" w:themeFill="light1"/>
         <w:tcBorders>
           <w:top w:val="single" w:color="000000" w:themeColor="accent2" w:themeTint="97" w:sz="4" w:space="0"/>
-          <w:left w:val="none"/>
-          <w:bottom w:val="none"/>
-          <w:right w:val="none"/>
+          <w:left w:val="none" w:color="000000" w:sz="4" w:space="0"/>
+          <w:bottom w:val="none" w:color="000000" w:sz="4" w:space="0"/>
+          <w:right w:val="none" w:color="000000" w:sz="4" w:space="0"/>
         </w:tcBorders>
       </w:tcPr>
     </w:tblStylePr>
@@ -30244,9 +30635,9 @@
       </w:tcPr>
     </w:tblStylePr>
   </w:style>
-  <w:style w:type="table" w:styleId="113">
+  <w:style w:type="table" w:styleId="880">
     <w:name w:val="List Table 7 Colorful - Accent 3"/>
-    <w:basedOn w:val="790"/>
+    <w:basedOn w:val="934"/>
     <w:uiPriority w:val="99"/>
     <w:pPr>
       <w:pBdr/>
@@ -30345,11 +30736,11 @@
         <w:tblBorders/>
       </w:tblPr>
       <w:tcPr>
-        <w:shd w:color="ffffff"/>
+        <w:shd w:val="clear" w:color="ffffff"/>
         <w:tcBorders>
-          <w:top w:val="none"/>
-          <w:left w:val="none"/>
-          <w:bottom w:val="none"/>
+          <w:top w:val="none" w:color="000000" w:sz="4" w:space="0"/>
+          <w:left w:val="none" w:color="000000" w:sz="4" w:space="0"/>
+          <w:bottom w:val="none" w:color="000000" w:sz="4" w:space="0"/>
           <w:right w:val="single" w:color="000000" w:themeColor="accent3" w:themeTint="98" w:sz="4" w:space="0"/>
         </w:tcBorders>
       </w:tcPr>
@@ -30372,10 +30763,10 @@
       <w:tcPr>
         <w:shd w:val="clear" w:color="ffffff" w:themeColor="light1" w:fill="ffffff" w:themeFill="light1"/>
         <w:tcBorders>
-          <w:top w:val="none"/>
-          <w:left w:val="none"/>
+          <w:top w:val="none" w:color="000000" w:sz="4" w:space="0"/>
+          <w:left w:val="none" w:color="000000" w:sz="4" w:space="0"/>
           <w:bottom w:val="single" w:color="000000" w:themeColor="accent3" w:themeTint="98" w:sz="4" w:space="0"/>
-          <w:right w:val="none"/>
+          <w:right w:val="none" w:color="000000" w:sz="4" w:space="0"/>
         </w:tcBorders>
       </w:tcPr>
     </w:tblStylePr>
@@ -30395,12 +30786,12 @@
         <w:tblBorders/>
       </w:tblPr>
       <w:tcPr>
-        <w:shd w:color="ffffff"/>
+        <w:shd w:val="clear" w:color="ffffff"/>
         <w:tcBorders>
-          <w:top w:val="none"/>
+          <w:top w:val="none" w:color="000000" w:sz="4" w:space="0"/>
           <w:left w:val="single" w:color="000000" w:themeColor="accent3" w:themeTint="98" w:sz="4" w:space="0"/>
-          <w:bottom w:val="none"/>
-          <w:right w:val="none"/>
+          <w:bottom w:val="none" w:color="000000" w:sz="4" w:space="0"/>
+          <w:right w:val="none" w:color="000000" w:sz="4" w:space="0"/>
         </w:tcBorders>
       </w:tcPr>
     </w:tblStylePr>
@@ -30423,9 +30814,9 @@
         <w:shd w:val="clear" w:color="ffffff" w:themeColor="light1" w:fill="ffffff" w:themeFill="light1"/>
         <w:tcBorders>
           <w:top w:val="single" w:color="000000" w:themeColor="accent3" w:themeTint="98" w:sz="4" w:space="0"/>
-          <w:left w:val="none"/>
-          <w:bottom w:val="none"/>
-          <w:right w:val="none"/>
+          <w:left w:val="none" w:color="000000" w:sz="4" w:space="0"/>
+          <w:bottom w:val="none" w:color="000000" w:sz="4" w:space="0"/>
+          <w:right w:val="none" w:color="000000" w:sz="4" w:space="0"/>
         </w:tcBorders>
       </w:tcPr>
     </w:tblStylePr>
@@ -30500,9 +30891,9 @@
       </w:tcPr>
     </w:tblStylePr>
   </w:style>
-  <w:style w:type="table" w:styleId="114">
+  <w:style w:type="table" w:styleId="881">
     <w:name w:val="List Table 7 Colorful - Accent 4"/>
-    <w:basedOn w:val="790"/>
+    <w:basedOn w:val="934"/>
     <w:uiPriority w:val="99"/>
     <w:pPr>
       <w:pBdr/>
@@ -30601,11 +30992,11 @@
         <w:tblBorders/>
       </w:tblPr>
       <w:tcPr>
-        <w:shd w:color="ffffff"/>
+        <w:shd w:val="clear" w:color="ffffff"/>
         <w:tcBorders>
-          <w:top w:val="none"/>
-          <w:left w:val="none"/>
-          <w:bottom w:val="none"/>
+          <w:top w:val="none" w:color="000000" w:sz="4" w:space="0"/>
+          <w:left w:val="none" w:color="000000" w:sz="4" w:space="0"/>
+          <w:bottom w:val="none" w:color="000000" w:sz="4" w:space="0"/>
           <w:right w:val="single" w:color="000000" w:themeColor="accent4" w:themeTint="9A" w:sz="4" w:space="0"/>
         </w:tcBorders>
       </w:tcPr>
@@ -30628,10 +31019,10 @@
       <w:tcPr>
         <w:shd w:val="clear" w:color="ffffff" w:themeColor="light1" w:fill="ffffff" w:themeFill="light1"/>
         <w:tcBorders>
-          <w:top w:val="none"/>
-          <w:left w:val="none"/>
+          <w:top w:val="none" w:color="000000" w:sz="4" w:space="0"/>
+          <w:left w:val="none" w:color="000000" w:sz="4" w:space="0"/>
           <w:bottom w:val="single" w:color="000000" w:themeColor="accent4" w:themeTint="9A" w:sz="4" w:space="0"/>
-          <w:right w:val="none"/>
+          <w:right w:val="none" w:color="000000" w:sz="4" w:space="0"/>
         </w:tcBorders>
       </w:tcPr>
     </w:tblStylePr>
@@ -30651,12 +31042,12 @@
         <w:tblBorders/>
       </w:tblPr>
       <w:tcPr>
-        <w:shd w:color="ffffff"/>
+        <w:shd w:val="clear" w:color="ffffff"/>
         <w:tcBorders>
-          <w:top w:val="none"/>
+          <w:top w:val="none" w:color="000000" w:sz="4" w:space="0"/>
           <w:left w:val="single" w:color="000000" w:themeColor="accent4" w:themeTint="9A" w:sz="4" w:space="0"/>
-          <w:bottom w:val="none"/>
-          <w:right w:val="none"/>
+          <w:bottom w:val="none" w:color="000000" w:sz="4" w:space="0"/>
+          <w:right w:val="none" w:color="000000" w:sz="4" w:space="0"/>
         </w:tcBorders>
       </w:tcPr>
     </w:tblStylePr>
@@ -30679,9 +31070,9 @@
         <w:shd w:val="clear" w:color="ffffff" w:themeColor="light1" w:fill="ffffff" w:themeFill="light1"/>
         <w:tcBorders>
           <w:top w:val="single" w:color="000000" w:themeColor="accent4" w:themeTint="9A" w:sz="4" w:space="0"/>
-          <w:left w:val="none"/>
-          <w:bottom w:val="none"/>
-          <w:right w:val="none"/>
+          <w:left w:val="none" w:color="000000" w:sz="4" w:space="0"/>
+          <w:bottom w:val="none" w:color="000000" w:sz="4" w:space="0"/>
+          <w:right w:val="none" w:color="000000" w:sz="4" w:space="0"/>
         </w:tcBorders>
       </w:tcPr>
     </w:tblStylePr>
@@ -30756,9 +31147,9 @@
       </w:tcPr>
     </w:tblStylePr>
   </w:style>
-  <w:style w:type="table" w:styleId="115">
+  <w:style w:type="table" w:styleId="882">
     <w:name w:val="List Table 7 Colorful - Accent 5"/>
-    <w:basedOn w:val="790"/>
+    <w:basedOn w:val="934"/>
     <w:uiPriority w:val="99"/>
     <w:pPr>
       <w:pBdr/>
@@ -30857,11 +31248,11 @@
         <w:tblBorders/>
       </w:tblPr>
       <w:tcPr>
-        <w:shd w:color="ffffff"/>
+        <w:shd w:val="clear" w:color="ffffff"/>
         <w:tcBorders>
-          <w:top w:val="none"/>
-          <w:left w:val="none"/>
-          <w:bottom w:val="none"/>
+          <w:top w:val="none" w:color="000000" w:sz="4" w:space="0"/>
+          <w:left w:val="none" w:color="000000" w:sz="4" w:space="0"/>
+          <w:bottom w:val="none" w:color="000000" w:sz="4" w:space="0"/>
           <w:right w:val="single" w:color="000000" w:themeColor="accent5" w:themeTint="9A" w:sz="4" w:space="0"/>
         </w:tcBorders>
       </w:tcPr>
@@ -30884,10 +31275,10 @@
       <w:tcPr>
         <w:shd w:val="clear" w:color="ffffff" w:themeColor="light1" w:fill="ffffff" w:themeFill="light1"/>
         <w:tcBorders>
-          <w:top w:val="none"/>
-          <w:left w:val="none"/>
+          <w:top w:val="none" w:color="000000" w:sz="4" w:space="0"/>
+          <w:left w:val="none" w:color="000000" w:sz="4" w:space="0"/>
           <w:bottom w:val="single" w:color="000000" w:themeColor="accent5" w:themeTint="9A" w:sz="4" w:space="0"/>
-          <w:right w:val="none"/>
+          <w:right w:val="none" w:color="000000" w:sz="4" w:space="0"/>
         </w:tcBorders>
       </w:tcPr>
     </w:tblStylePr>
@@ -30907,12 +31298,12 @@
         <w:tblBorders/>
       </w:tblPr>
       <w:tcPr>
-        <w:shd w:color="ffffff"/>
+        <w:shd w:val="clear" w:color="ffffff"/>
         <w:tcBorders>
-          <w:top w:val="none"/>
+          <w:top w:val="none" w:color="000000" w:sz="4" w:space="0"/>
           <w:left w:val="single" w:color="000000" w:themeColor="accent5" w:themeTint="9A" w:sz="4" w:space="0"/>
-          <w:bottom w:val="none"/>
-          <w:right w:val="none"/>
+          <w:bottom w:val="none" w:color="000000" w:sz="4" w:space="0"/>
+          <w:right w:val="none" w:color="000000" w:sz="4" w:space="0"/>
         </w:tcBorders>
       </w:tcPr>
     </w:tblStylePr>
@@ -30935,9 +31326,9 @@
         <w:shd w:val="clear" w:color="ffffff" w:themeColor="light1" w:fill="ffffff" w:themeFill="light1"/>
         <w:tcBorders>
           <w:top w:val="single" w:color="000000" w:themeColor="accent5" w:themeTint="9A" w:sz="4" w:space="0"/>
-          <w:left w:val="none"/>
-          <w:bottom w:val="none"/>
-          <w:right w:val="none"/>
+          <w:left w:val="none" w:color="000000" w:sz="4" w:space="0"/>
+          <w:bottom w:val="none" w:color="000000" w:sz="4" w:space="0"/>
+          <w:right w:val="none" w:color="000000" w:sz="4" w:space="0"/>
         </w:tcBorders>
       </w:tcPr>
     </w:tblStylePr>
@@ -31012,9 +31403,9 @@
       </w:tcPr>
     </w:tblStylePr>
   </w:style>
-  <w:style w:type="table" w:styleId="116">
+  <w:style w:type="table" w:styleId="883">
     <w:name w:val="List Table 7 Colorful - Accent 6"/>
-    <w:basedOn w:val="790"/>
+    <w:basedOn w:val="934"/>
     <w:uiPriority w:val="99"/>
     <w:pPr>
       <w:pBdr/>
@@ -31113,11 +31504,11 @@
         <w:tblBorders/>
       </w:tblPr>
       <w:tcPr>
-        <w:shd w:color="ffffff"/>
+        <w:shd w:val="clear" w:color="ffffff"/>
         <w:tcBorders>
-          <w:top w:val="none"/>
-          <w:left w:val="none"/>
-          <w:bottom w:val="none"/>
+          <w:top w:val="none" w:color="000000" w:sz="4" w:space="0"/>
+          <w:left w:val="none" w:color="000000" w:sz="4" w:space="0"/>
+          <w:bottom w:val="none" w:color="000000" w:sz="4" w:space="0"/>
           <w:right w:val="single" w:color="000000" w:themeColor="accent6" w:themeTint="98" w:sz="4" w:space="0"/>
         </w:tcBorders>
       </w:tcPr>
@@ -31140,10 +31531,10 @@
       <w:tcPr>
         <w:shd w:val="clear" w:color="ffffff" w:themeColor="light1" w:fill="ffffff" w:themeFill="light1"/>
         <w:tcBorders>
-          <w:top w:val="none"/>
-          <w:left w:val="none"/>
+          <w:top w:val="none" w:color="000000" w:sz="4" w:space="0"/>
+          <w:left w:val="none" w:color="000000" w:sz="4" w:space="0"/>
           <w:bottom w:val="single" w:color="000000" w:themeColor="accent6" w:themeTint="98" w:sz="4" w:space="0"/>
-          <w:right w:val="none"/>
+          <w:right w:val="none" w:color="000000" w:sz="4" w:space="0"/>
         </w:tcBorders>
       </w:tcPr>
     </w:tblStylePr>
@@ -31163,12 +31554,12 @@
         <w:tblBorders/>
       </w:tblPr>
       <w:tcPr>
-        <w:shd w:color="ffffff"/>
+        <w:shd w:val="clear" w:color="ffffff"/>
         <w:tcBorders>
-          <w:top w:val="none"/>
+          <w:top w:val="none" w:color="000000" w:sz="4" w:space="0"/>
           <w:left w:val="single" w:color="000000" w:themeColor="accent6" w:themeTint="98" w:sz="4" w:space="0"/>
-          <w:bottom w:val="none"/>
-          <w:right w:val="none"/>
+          <w:bottom w:val="none" w:color="000000" w:sz="4" w:space="0"/>
+          <w:right w:val="none" w:color="000000" w:sz="4" w:space="0"/>
         </w:tcBorders>
       </w:tcPr>
     </w:tblStylePr>
@@ -31191,9 +31582,9 @@
         <w:shd w:val="clear" w:color="ffffff" w:themeColor="light1" w:fill="ffffff" w:themeFill="light1"/>
         <w:tcBorders>
           <w:top w:val="single" w:color="000000" w:themeColor="accent6" w:themeTint="98" w:sz="4" w:space="0"/>
-          <w:left w:val="none"/>
-          <w:bottom w:val="none"/>
-          <w:right w:val="none"/>
+          <w:left w:val="none" w:color="000000" w:sz="4" w:space="0"/>
+          <w:bottom w:val="none" w:color="000000" w:sz="4" w:space="0"/>
+          <w:right w:val="none" w:color="000000" w:sz="4" w:space="0"/>
         </w:tcBorders>
       </w:tcPr>
     </w:tblStylePr>
@@ -31268,9 +31659,9 @@
       </w:tcPr>
     </w:tblStylePr>
   </w:style>
-  <w:style w:type="table" w:styleId="117">
+  <w:style w:type="table" w:styleId="884">
     <w:name w:val="Lined - Accent"/>
-    <w:basedOn w:val="790"/>
+    <w:basedOn w:val="934"/>
     <w:uiPriority w:val="99"/>
     <w:pPr>
       <w:pBdr/>
@@ -31505,9 +31896,9 @@
       </w:tcPr>
     </w:tblStylePr>
   </w:style>
-  <w:style w:type="table" w:styleId="118">
+  <w:style w:type="table" w:styleId="885">
     <w:name w:val="Lined - Accent 1"/>
-    <w:basedOn w:val="790"/>
+    <w:basedOn w:val="934"/>
     <w:uiPriority w:val="99"/>
     <w:pPr>
       <w:pBdr/>
@@ -31742,9 +32133,9 @@
       </w:tcPr>
     </w:tblStylePr>
   </w:style>
-  <w:style w:type="table" w:styleId="119">
+  <w:style w:type="table" w:styleId="886">
     <w:name w:val="Lined - Accent 2"/>
-    <w:basedOn w:val="790"/>
+    <w:basedOn w:val="934"/>
     <w:uiPriority w:val="99"/>
     <w:pPr>
       <w:pBdr/>
@@ -31979,9 +32370,9 @@
       </w:tcPr>
     </w:tblStylePr>
   </w:style>
-  <w:style w:type="table" w:styleId="120">
+  <w:style w:type="table" w:styleId="887">
     <w:name w:val="Lined - Accent 3"/>
-    <w:basedOn w:val="790"/>
+    <w:basedOn w:val="934"/>
     <w:uiPriority w:val="99"/>
     <w:pPr>
       <w:pBdr/>
@@ -32216,9 +32607,9 @@
       </w:tcPr>
     </w:tblStylePr>
   </w:style>
-  <w:style w:type="table" w:styleId="121">
+  <w:style w:type="table" w:styleId="888">
     <w:name w:val="Lined - Accent 4"/>
-    <w:basedOn w:val="790"/>
+    <w:basedOn w:val="934"/>
     <w:uiPriority w:val="99"/>
     <w:pPr>
       <w:pBdr/>
@@ -32453,9 +32844,9 @@
       </w:tcPr>
     </w:tblStylePr>
   </w:style>
-  <w:style w:type="table" w:styleId="122">
+  <w:style w:type="table" w:styleId="889">
     <w:name w:val="Lined - Accent 5"/>
-    <w:basedOn w:val="790"/>
+    <w:basedOn w:val="934"/>
     <w:uiPriority w:val="99"/>
     <w:pPr>
       <w:pBdr/>
@@ -32690,9 +33081,9 @@
       </w:tcPr>
     </w:tblStylePr>
   </w:style>
-  <w:style w:type="table" w:styleId="123">
+  <w:style w:type="table" w:styleId="890">
     <w:name w:val="Lined - Accent 6"/>
-    <w:basedOn w:val="790"/>
+    <w:basedOn w:val="934"/>
     <w:uiPriority w:val="99"/>
     <w:pPr>
       <w:pBdr/>
@@ -32927,9 +33318,9 @@
       </w:tcPr>
     </w:tblStylePr>
   </w:style>
-  <w:style w:type="table" w:styleId="124">
+  <w:style w:type="table" w:styleId="891">
     <w:name w:val="Bordered &amp; Lined - Accent"/>
-    <w:basedOn w:val="790"/>
+    <w:basedOn w:val="934"/>
     <w:uiPriority w:val="99"/>
     <w:pPr>
       <w:pBdr/>
@@ -33171,9 +33562,9 @@
       </w:tcPr>
     </w:tblStylePr>
   </w:style>
-  <w:style w:type="table" w:styleId="125">
+  <w:style w:type="table" w:styleId="892">
     <w:name w:val="Bordered &amp; Lined - Accent 1"/>
-    <w:basedOn w:val="790"/>
+    <w:basedOn w:val="934"/>
     <w:uiPriority w:val="99"/>
     <w:pPr>
       <w:pBdr/>
@@ -33415,9 +33806,9 @@
       </w:tcPr>
     </w:tblStylePr>
   </w:style>
-  <w:style w:type="table" w:styleId="126">
+  <w:style w:type="table" w:styleId="893">
     <w:name w:val="Bordered &amp; Lined - Accent 2"/>
-    <w:basedOn w:val="790"/>
+    <w:basedOn w:val="934"/>
     <w:uiPriority w:val="99"/>
     <w:pPr>
       <w:pBdr/>
@@ -33659,9 +34050,9 @@
       </w:tcPr>
     </w:tblStylePr>
   </w:style>
-  <w:style w:type="table" w:styleId="127">
+  <w:style w:type="table" w:styleId="894">
     <w:name w:val="Bordered &amp; Lined - Accent 3"/>
-    <w:basedOn w:val="790"/>
+    <w:basedOn w:val="934"/>
     <w:uiPriority w:val="99"/>
     <w:pPr>
       <w:pBdr/>
@@ -33903,9 +34294,9 @@
       </w:tcPr>
     </w:tblStylePr>
   </w:style>
-  <w:style w:type="table" w:styleId="128">
+  <w:style w:type="table" w:styleId="895">
     <w:name w:val="Bordered &amp; Lined - Accent 4"/>
-    <w:basedOn w:val="790"/>
+    <w:basedOn w:val="934"/>
     <w:uiPriority w:val="99"/>
     <w:pPr>
       <w:pBdr/>
@@ -34147,9 +34538,9 @@
       </w:tcPr>
     </w:tblStylePr>
   </w:style>
-  <w:style w:type="table" w:styleId="129">
+  <w:style w:type="table" w:styleId="896">
     <w:name w:val="Bordered &amp; Lined - Accent 5"/>
-    <w:basedOn w:val="790"/>
+    <w:basedOn w:val="934"/>
     <w:uiPriority w:val="99"/>
     <w:pPr>
       <w:pBdr/>
@@ -34391,9 +34782,9 @@
       </w:tcPr>
     </w:tblStylePr>
   </w:style>
-  <w:style w:type="table" w:styleId="130">
+  <w:style w:type="table" w:styleId="897">
     <w:name w:val="Bordered &amp; Lined - Accent 6"/>
-    <w:basedOn w:val="790"/>
+    <w:basedOn w:val="934"/>
     <w:uiPriority w:val="99"/>
     <w:pPr>
       <w:pBdr/>
@@ -34635,9 +35026,9 @@
       </w:tcPr>
     </w:tblStylePr>
   </w:style>
-  <w:style w:type="table" w:styleId="131">
+  <w:style w:type="table" w:styleId="898">
     <w:name w:val="Bordered"/>
-    <w:basedOn w:val="790"/>
+    <w:basedOn w:val="934"/>
     <w:uiPriority w:val="99"/>
     <w:pPr>
       <w:pBdr/>
@@ -34866,9 +35257,9 @@
       </w:tcPr>
     </w:tblStylePr>
   </w:style>
-  <w:style w:type="table" w:styleId="132">
+  <w:style w:type="table" w:styleId="899">
     <w:name w:val="Bordered - Accent 1"/>
-    <w:basedOn w:val="790"/>
+    <w:basedOn w:val="934"/>
     <w:uiPriority w:val="99"/>
     <w:pPr>
       <w:pBdr/>
@@ -35097,9 +35488,9 @@
       </w:tcPr>
     </w:tblStylePr>
   </w:style>
-  <w:style w:type="table" w:styleId="133">
+  <w:style w:type="table" w:styleId="900">
     <w:name w:val="Bordered - Accent 2"/>
-    <w:basedOn w:val="790"/>
+    <w:basedOn w:val="934"/>
     <w:uiPriority w:val="99"/>
     <w:pPr>
       <w:pBdr/>
@@ -35328,9 +35719,9 @@
       </w:tcPr>
     </w:tblStylePr>
   </w:style>
-  <w:style w:type="table" w:styleId="134">
+  <w:style w:type="table" w:styleId="901">
     <w:name w:val="Bordered - Accent 3"/>
-    <w:basedOn w:val="790"/>
+    <w:basedOn w:val="934"/>
     <w:uiPriority w:val="99"/>
     <w:pPr>
       <w:pBdr/>
@@ -35559,9 +35950,9 @@
       </w:tcPr>
     </w:tblStylePr>
   </w:style>
-  <w:style w:type="table" w:styleId="135">
+  <w:style w:type="table" w:styleId="902">
     <w:name w:val="Bordered - Accent 4"/>
-    <w:basedOn w:val="790"/>
+    <w:basedOn w:val="934"/>
     <w:uiPriority w:val="99"/>
     <w:pPr>
       <w:pBdr/>
@@ -35790,9 +36181,9 @@
       </w:tcPr>
     </w:tblStylePr>
   </w:style>
-  <w:style w:type="table" w:styleId="136">
+  <w:style w:type="table" w:styleId="903">
     <w:name w:val="Bordered - Accent 5"/>
-    <w:basedOn w:val="790"/>
+    <w:basedOn w:val="934"/>
     <w:uiPriority w:val="99"/>
     <w:pPr>
       <w:pBdr/>
@@ -36021,9 +36412,9 @@
       </w:tcPr>
     </w:tblStylePr>
   </w:style>
-  <w:style w:type="table" w:styleId="137">
+  <w:style w:type="table" w:styleId="904">
     <w:name w:val="Bordered - Accent 6"/>
-    <w:basedOn w:val="790"/>
+    <w:basedOn w:val="934"/>
     <w:uiPriority w:val="99"/>
     <w:pPr>
       <w:pBdr/>
@@ -36252,10 +36643,10 @@
       </w:tcPr>
     </w:tblStylePr>
   </w:style>
-  <w:style w:type="paragraph" w:styleId="181">
+  <w:style w:type="paragraph" w:styleId="905">
     <w:name w:val="footnote text"/>
-    <w:basedOn w:val="779"/>
-    <w:link w:val="182"/>
+    <w:basedOn w:val="923"/>
+    <w:link w:val="906"/>
     <w:uiPriority w:val="99"/>
     <w:semiHidden/>
     <w:unhideWhenUsed/>
@@ -36269,10 +36660,10 @@
       <w:szCs w:val="20"/>
     </w:rPr>
   </w:style>
-  <w:style w:type="character" w:styleId="182">
+  <w:style w:type="character" w:styleId="906">
     <w:name w:val="Footnote Text Char"/>
-    <w:basedOn w:val="789"/>
-    <w:link w:val="181"/>
+    <w:basedOn w:val="933"/>
+    <w:link w:val="905"/>
     <w:uiPriority w:val="99"/>
     <w:semiHidden/>
     <w:pPr>
@@ -36285,9 +36676,9 @@
       <w:szCs w:val="20"/>
     </w:rPr>
   </w:style>
-  <w:style w:type="character" w:styleId="183">
+  <w:style w:type="character" w:styleId="907">
     <w:name w:val="footnote reference"/>
-    <w:basedOn w:val="789"/>
+    <w:basedOn w:val="933"/>
     <w:uiPriority w:val="99"/>
     <w:semiHidden/>
     <w:unhideWhenUsed/>
@@ -36300,10 +36691,10 @@
       <w:vertAlign w:val="superscript"/>
     </w:rPr>
   </w:style>
-  <w:style w:type="paragraph" w:styleId="184">
+  <w:style w:type="paragraph" w:styleId="908">
     <w:name w:val="endnote text"/>
-    <w:basedOn w:val="779"/>
-    <w:link w:val="185"/>
+    <w:basedOn w:val="923"/>
+    <w:link w:val="909"/>
     <w:uiPriority w:val="99"/>
     <w:semiHidden/>
     <w:unhideWhenUsed/>
@@ -36317,10 +36708,10 @@
       <w:szCs w:val="20"/>
     </w:rPr>
   </w:style>
-  <w:style w:type="character" w:styleId="185">
+  <w:style w:type="character" w:styleId="909">
     <w:name w:val="Endnote Text Char"/>
-    <w:basedOn w:val="789"/>
-    <w:link w:val="184"/>
+    <w:basedOn w:val="933"/>
+    <w:link w:val="908"/>
     <w:uiPriority w:val="99"/>
     <w:semiHidden/>
     <w:pPr>
@@ -36333,9 +36724,9 @@
       <w:szCs w:val="20"/>
     </w:rPr>
   </w:style>
-  <w:style w:type="character" w:styleId="186">
+  <w:style w:type="character" w:styleId="910">
     <w:name w:val="endnote reference"/>
-    <w:basedOn w:val="789"/>
+    <w:basedOn w:val="933"/>
     <w:uiPriority w:val="99"/>
     <w:semiHidden/>
     <w:unhideWhenUsed/>
@@ -36348,9 +36739,9 @@
       <w:vertAlign w:val="superscript"/>
     </w:rPr>
   </w:style>
-  <w:style w:type="character" w:styleId="187">
+  <w:style w:type="character" w:styleId="911">
     <w:name w:val="Hyperlink"/>
-    <w:basedOn w:val="789"/>
+    <w:basedOn w:val="933"/>
     <w:uiPriority w:val="99"/>
     <w:unhideWhenUsed/>
     <w:pPr>
@@ -36363,9 +36754,9 @@
       <w:u w:val="single"/>
     </w:rPr>
   </w:style>
-  <w:style w:type="character" w:styleId="188">
+  <w:style w:type="character" w:styleId="912">
     <w:name w:val="FollowedHyperlink"/>
-    <w:basedOn w:val="789"/>
+    <w:basedOn w:val="933"/>
     <w:uiPriority w:val="99"/>
     <w:semiHidden/>
     <w:unhideWhenUsed/>
@@ -36379,10 +36770,10 @@
       <w:u w:val="single"/>
     </w:rPr>
   </w:style>
-  <w:style w:type="paragraph" w:styleId="189">
+  <w:style w:type="paragraph" w:styleId="913">
     <w:name w:val="toc 1"/>
-    <w:basedOn w:val="779"/>
-    <w:next w:val="779"/>
+    <w:basedOn w:val="923"/>
+    <w:next w:val="923"/>
     <w:uiPriority w:val="39"/>
     <w:unhideWhenUsed/>
     <w:pPr>
@@ -36391,10 +36782,10 @@
       <w:ind/>
     </w:pPr>
   </w:style>
-  <w:style w:type="paragraph" w:styleId="190">
+  <w:style w:type="paragraph" w:styleId="914">
     <w:name w:val="toc 2"/>
-    <w:basedOn w:val="779"/>
-    <w:next w:val="779"/>
+    <w:basedOn w:val="923"/>
+    <w:next w:val="923"/>
     <w:uiPriority w:val="39"/>
     <w:unhideWhenUsed/>
     <w:pPr>
@@ -36403,10 +36794,10 @@
       <w:ind w:left="220"/>
     </w:pPr>
   </w:style>
-  <w:style w:type="paragraph" w:styleId="191">
+  <w:style w:type="paragraph" w:styleId="915">
     <w:name w:val="toc 3"/>
-    <w:basedOn w:val="779"/>
-    <w:next w:val="779"/>
+    <w:basedOn w:val="923"/>
+    <w:next w:val="923"/>
     <w:uiPriority w:val="39"/>
     <w:unhideWhenUsed/>
     <w:pPr>
@@ -36415,10 +36806,10 @@
       <w:ind w:left="440"/>
     </w:pPr>
   </w:style>
-  <w:style w:type="paragraph" w:styleId="192">
+  <w:style w:type="paragraph" w:styleId="916">
     <w:name w:val="toc 4"/>
-    <w:basedOn w:val="779"/>
-    <w:next w:val="779"/>
+    <w:basedOn w:val="923"/>
+    <w:next w:val="923"/>
     <w:uiPriority w:val="39"/>
     <w:unhideWhenUsed/>
     <w:pPr>
@@ -36427,10 +36818,10 @@
       <w:ind w:left="660"/>
     </w:pPr>
   </w:style>
-  <w:style w:type="paragraph" w:styleId="193">
+  <w:style w:type="paragraph" w:styleId="917">
     <w:name w:val="toc 5"/>
-    <w:basedOn w:val="779"/>
-    <w:next w:val="779"/>
+    <w:basedOn w:val="923"/>
+    <w:next w:val="923"/>
     <w:uiPriority w:val="39"/>
     <w:unhideWhenUsed/>
     <w:pPr>
@@ -36439,10 +36830,10 @@
       <w:ind w:left="880"/>
     </w:pPr>
   </w:style>
-  <w:style w:type="paragraph" w:styleId="194">
+  <w:style w:type="paragraph" w:styleId="918">
     <w:name w:val="toc 6"/>
-    <w:basedOn w:val="779"/>
-    <w:next w:val="779"/>
+    <w:basedOn w:val="923"/>
+    <w:next w:val="923"/>
     <w:uiPriority w:val="39"/>
     <w:unhideWhenUsed/>
     <w:pPr>
@@ -36451,10 +36842,10 @@
       <w:ind w:left="1100"/>
     </w:pPr>
   </w:style>
-  <w:style w:type="paragraph" w:styleId="195">
+  <w:style w:type="paragraph" w:styleId="919">
     <w:name w:val="toc 7"/>
-    <w:basedOn w:val="779"/>
-    <w:next w:val="779"/>
+    <w:basedOn w:val="923"/>
+    <w:next w:val="923"/>
     <w:uiPriority w:val="39"/>
     <w:unhideWhenUsed/>
     <w:pPr>
@@ -36463,10 +36854,10 @@
       <w:ind w:left="1320"/>
     </w:pPr>
   </w:style>
-  <w:style w:type="paragraph" w:styleId="196">
+  <w:style w:type="paragraph" w:styleId="920">
     <w:name w:val="toc 8"/>
-    <w:basedOn w:val="779"/>
-    <w:next w:val="779"/>
+    <w:basedOn w:val="923"/>
+    <w:next w:val="923"/>
     <w:uiPriority w:val="39"/>
     <w:unhideWhenUsed/>
     <w:pPr>
@@ -36475,10 +36866,10 @@
       <w:ind w:left="1540"/>
     </w:pPr>
   </w:style>
-  <w:style w:type="paragraph" w:styleId="197">
+  <w:style w:type="paragraph" w:styleId="921">
     <w:name w:val="toc 9"/>
-    <w:basedOn w:val="779"/>
-    <w:next w:val="779"/>
+    <w:basedOn w:val="923"/>
+    <w:next w:val="923"/>
     <w:uiPriority w:val="39"/>
     <w:unhideWhenUsed/>
     <w:pPr>
@@ -36487,10 +36878,10 @@
       <w:ind w:left="1760"/>
     </w:pPr>
   </w:style>
-  <w:style w:type="paragraph" w:styleId="209">
+  <w:style w:type="paragraph" w:styleId="922">
     <w:name w:val="table of figures"/>
-    <w:basedOn w:val="779"/>
-    <w:next w:val="779"/>
+    <w:basedOn w:val="923"/>
+    <w:next w:val="923"/>
     <w:uiPriority w:val="99"/>
     <w:unhideWhenUsed/>
     <w:pPr>
@@ -36499,7 +36890,7 @@
       <w:ind/>
     </w:pPr>
   </w:style>
-  <w:style w:type="paragraph" w:styleId="779" w:default="1">
+  <w:style w:type="paragraph" w:styleId="923" w:default="1">
     <w:name w:val="Normal"/>
     <w:qFormat/>
     <w:pPr>
@@ -36508,11 +36899,11 @@
       <w:ind/>
     </w:pPr>
   </w:style>
-  <w:style w:type="paragraph" w:styleId="780">
+  <w:style w:type="paragraph" w:styleId="924">
     <w:name w:val="Heading 1"/>
-    <w:basedOn w:val="779"/>
-    <w:next w:val="779"/>
-    <w:link w:val="794"/>
+    <w:basedOn w:val="923"/>
+    <w:next w:val="923"/>
+    <w:link w:val="938"/>
     <w:uiPriority w:val="9"/>
     <w:qFormat/>
     <w:pPr>
@@ -36529,11 +36920,11 @@
       <w:szCs w:val="32"/>
     </w:rPr>
   </w:style>
-  <w:style w:type="paragraph" w:styleId="781">
+  <w:style w:type="paragraph" w:styleId="925">
     <w:name w:val="Heading 2"/>
-    <w:basedOn w:val="779"/>
-    <w:next w:val="779"/>
-    <w:link w:val="820"/>
+    <w:basedOn w:val="923"/>
+    <w:next w:val="923"/>
+    <w:link w:val="964"/>
     <w:uiPriority w:val="9"/>
     <w:semiHidden/>
     <w:unhideWhenUsed/>
@@ -36552,11 +36943,11 @@
       <w:szCs w:val="28"/>
     </w:rPr>
   </w:style>
-  <w:style w:type="paragraph" w:styleId="782">
+  <w:style w:type="paragraph" w:styleId="926">
     <w:name w:val="Heading 3"/>
-    <w:basedOn w:val="779"/>
-    <w:next w:val="779"/>
-    <w:link w:val="821"/>
+    <w:basedOn w:val="923"/>
+    <w:next w:val="923"/>
+    <w:link w:val="965"/>
     <w:uiPriority w:val="9"/>
     <w:semiHidden/>
     <w:unhideWhenUsed/>
@@ -36575,11 +36966,11 @@
       <w:szCs w:val="24"/>
     </w:rPr>
   </w:style>
-  <w:style w:type="paragraph" w:styleId="783">
+  <w:style w:type="paragraph" w:styleId="927">
     <w:name w:val="Heading 4"/>
-    <w:basedOn w:val="779"/>
-    <w:next w:val="779"/>
-    <w:link w:val="822"/>
+    <w:basedOn w:val="923"/>
+    <w:next w:val="923"/>
+    <w:link w:val="966"/>
     <w:uiPriority w:val="9"/>
     <w:semiHidden/>
     <w:unhideWhenUsed/>
@@ -36598,11 +36989,11 @@
       <w:szCs w:val="22"/>
     </w:rPr>
   </w:style>
-  <w:style w:type="paragraph" w:styleId="784">
+  <w:style w:type="paragraph" w:styleId="928">
     <w:name w:val="Heading 5"/>
-    <w:basedOn w:val="779"/>
-    <w:next w:val="779"/>
-    <w:link w:val="795"/>
+    <w:basedOn w:val="923"/>
+    <w:next w:val="923"/>
+    <w:link w:val="939"/>
     <w:uiPriority w:val="9"/>
     <w:semiHidden/>
     <w:unhideWhenUsed/>
@@ -36622,11 +37013,11 @@
       <w:szCs w:val="26"/>
     </w:rPr>
   </w:style>
-  <w:style w:type="paragraph" w:styleId="785">
+  <w:style w:type="paragraph" w:styleId="929">
     <w:name w:val="Heading 6"/>
-    <w:basedOn w:val="779"/>
-    <w:next w:val="779"/>
-    <w:link w:val="796"/>
+    <w:basedOn w:val="923"/>
+    <w:next w:val="923"/>
+    <w:link w:val="940"/>
     <w:uiPriority w:val="9"/>
     <w:semiHidden/>
     <w:unhideWhenUsed/>
@@ -36645,11 +37036,11 @@
       <w:sz w:val="22"/>
     </w:rPr>
   </w:style>
-  <w:style w:type="paragraph" w:styleId="786">
+  <w:style w:type="paragraph" w:styleId="930">
     <w:name w:val="Heading 7"/>
-    <w:basedOn w:val="779"/>
-    <w:next w:val="779"/>
-    <w:link w:val="797"/>
+    <w:basedOn w:val="923"/>
+    <w:next w:val="923"/>
+    <w:link w:val="941"/>
     <w:uiPriority w:val="9"/>
     <w:semiHidden/>
     <w:unhideWhenUsed/>
@@ -36668,11 +37059,11 @@
       <w:spacing w:val="10"/>
     </w:rPr>
   </w:style>
-  <w:style w:type="paragraph" w:styleId="787">
+  <w:style w:type="paragraph" w:styleId="931">
     <w:name w:val="Heading 8"/>
-    <w:basedOn w:val="779"/>
-    <w:next w:val="779"/>
-    <w:link w:val="798"/>
+    <w:basedOn w:val="923"/>
+    <w:next w:val="923"/>
+    <w:link w:val="942"/>
     <w:uiPriority w:val="9"/>
     <w:semiHidden/>
     <w:unhideWhenUsed/>
@@ -36691,11 +37082,11 @@
       <w:color w:val="bf4e14" w:themeColor="accent2" w:themeShade="BF"/>
     </w:rPr>
   </w:style>
-  <w:style w:type="paragraph" w:styleId="788">
+  <w:style w:type="paragraph" w:styleId="932">
     <w:name w:val="Heading 9"/>
-    <w:basedOn w:val="779"/>
-    <w:next w:val="779"/>
-    <w:link w:val="799"/>
+    <w:basedOn w:val="923"/>
+    <w:next w:val="923"/>
+    <w:link w:val="943"/>
     <w:uiPriority w:val="9"/>
     <w:semiHidden/>
     <w:unhideWhenUsed/>
@@ -36714,7 +37105,7 @@
       <w:color w:val="7f340d" w:themeColor="accent2" w:themeShade="7F"/>
     </w:rPr>
   </w:style>
-  <w:style w:type="character" w:styleId="789" w:default="1">
+  <w:style w:type="character" w:styleId="933" w:default="1">
     <w:name w:val="Default Paragraph Font"/>
     <w:uiPriority w:val="1"/>
     <w:unhideWhenUsed/>
@@ -36724,7 +37115,7 @@
       <w:ind/>
     </w:pPr>
   </w:style>
-  <w:style w:type="table" w:styleId="790" w:default="1">
+  <w:style w:type="table" w:styleId="934" w:default="1">
     <w:name w:val="Normal Table"/>
     <w:uiPriority w:val="99"/>
     <w:semiHidden/>
@@ -36917,7 +37308,7 @@
       </w:tcPr>
     </w:tblStylePr>
   </w:style>
-  <w:style w:type="numbering" w:styleId="791" w:default="1">
+  <w:style w:type="numbering" w:styleId="935" w:default="1">
     <w:name w:val="No List"/>
     <w:uiPriority w:val="99"/>
     <w:semiHidden/>
@@ -36928,11 +37319,11 @@
       <w:ind/>
     </w:pPr>
   </w:style>
-  <w:style w:type="paragraph" w:styleId="792">
+  <w:style w:type="paragraph" w:styleId="936">
     <w:name w:val="Title"/>
-    <w:basedOn w:val="779"/>
-    <w:next w:val="779"/>
-    <w:link w:val="793"/>
+    <w:basedOn w:val="923"/>
+    <w:next w:val="923"/>
+    <w:link w:val="937"/>
     <w:uiPriority w:val="10"/>
     <w:qFormat/>
     <w:pPr>
@@ -36949,10 +37340,10 @@
       <w:szCs w:val="48"/>
     </w:rPr>
   </w:style>
-  <w:style w:type="character" w:styleId="793" w:customStyle="1">
+  <w:style w:type="character" w:styleId="937" w:customStyle="1">
     <w:name w:val="Title Char"/>
-    <w:basedOn w:val="789"/>
-    <w:link w:val="792"/>
+    <w:basedOn w:val="933"/>
+    <w:link w:val="936"/>
     <w:uiPriority w:val="10"/>
     <w:pPr>
       <w:pBdr/>
@@ -36965,10 +37356,10 @@
       <w:szCs w:val="48"/>
     </w:rPr>
   </w:style>
-  <w:style w:type="character" w:styleId="794" w:customStyle="1">
+  <w:style w:type="character" w:styleId="938" w:customStyle="1">
     <w:name w:val="Heading 1 Char"/>
-    <w:basedOn w:val="789"/>
-    <w:link w:val="780"/>
+    <w:basedOn w:val="933"/>
+    <w:link w:val="924"/>
     <w:uiPriority w:val="9"/>
     <w:pPr>
       <w:pBdr/>
@@ -36982,10 +37373,10 @@
       <w:szCs w:val="32"/>
     </w:rPr>
   </w:style>
-  <w:style w:type="character" w:styleId="795" w:customStyle="1">
+  <w:style w:type="character" w:styleId="939" w:customStyle="1">
     <w:name w:val="Heading 5 Char"/>
-    <w:basedOn w:val="789"/>
-    <w:link w:val="784"/>
+    <w:basedOn w:val="933"/>
+    <w:link w:val="928"/>
     <w:uiPriority w:val="9"/>
     <w:semiHidden/>
     <w:pPr>
@@ -37001,10 +37392,10 @@
       <w:szCs w:val="26"/>
     </w:rPr>
   </w:style>
-  <w:style w:type="character" w:styleId="796" w:customStyle="1">
+  <w:style w:type="character" w:styleId="940" w:customStyle="1">
     <w:name w:val="Heading 6 Char"/>
-    <w:basedOn w:val="789"/>
-    <w:link w:val="785"/>
+    <w:basedOn w:val="933"/>
+    <w:link w:val="929"/>
     <w:uiPriority w:val="9"/>
     <w:semiHidden/>
     <w:pPr>
@@ -37019,10 +37410,10 @@
       <w:sz w:val="22"/>
     </w:rPr>
   </w:style>
-  <w:style w:type="character" w:styleId="797" w:customStyle="1">
+  <w:style w:type="character" w:styleId="941" w:customStyle="1">
     <w:name w:val="Heading 7 Char"/>
-    <w:basedOn w:val="789"/>
-    <w:link w:val="786"/>
+    <w:basedOn w:val="933"/>
+    <w:link w:val="930"/>
     <w:uiPriority w:val="9"/>
     <w:semiHidden/>
     <w:pPr>
@@ -37037,10 +37428,10 @@
       <w:spacing w:val="10"/>
     </w:rPr>
   </w:style>
-  <w:style w:type="character" w:styleId="798" w:customStyle="1">
+  <w:style w:type="character" w:styleId="942" w:customStyle="1">
     <w:name w:val="Heading 8 Char"/>
-    <w:basedOn w:val="789"/>
-    <w:link w:val="787"/>
+    <w:basedOn w:val="933"/>
+    <w:link w:val="931"/>
     <w:uiPriority w:val="9"/>
     <w:semiHidden/>
     <w:pPr>
@@ -37055,10 +37446,10 @@
       <w:color w:val="bf4e14" w:themeColor="accent2" w:themeShade="BF"/>
     </w:rPr>
   </w:style>
-  <w:style w:type="character" w:styleId="799" w:customStyle="1">
+  <w:style w:type="character" w:styleId="943" w:customStyle="1">
     <w:name w:val="Heading 9 Char"/>
-    <w:basedOn w:val="789"/>
-    <w:link w:val="788"/>
+    <w:basedOn w:val="933"/>
+    <w:link w:val="932"/>
     <w:uiPriority w:val="9"/>
     <w:semiHidden/>
     <w:pPr>
@@ -37073,11 +37464,11 @@
       <w:color w:val="7f340d" w:themeColor="accent2" w:themeShade="7F"/>
     </w:rPr>
   </w:style>
-  <w:style w:type="paragraph" w:styleId="800">
+  <w:style w:type="paragraph" w:styleId="944">
     <w:name w:val="Subtitle"/>
-    <w:basedOn w:val="779"/>
-    <w:next w:val="779"/>
-    <w:link w:val="801"/>
+    <w:basedOn w:val="923"/>
+    <w:next w:val="923"/>
+    <w:link w:val="945"/>
     <w:uiPriority w:val="11"/>
     <w:qFormat/>
     <w:pPr>
@@ -37091,10 +37482,10 @@
       <w:szCs w:val="22"/>
     </w:rPr>
   </w:style>
-  <w:style w:type="character" w:styleId="801" w:customStyle="1">
+  <w:style w:type="character" w:styleId="945" w:customStyle="1">
     <w:name w:val="Subtitle Char"/>
-    <w:basedOn w:val="789"/>
-    <w:link w:val="800"/>
+    <w:basedOn w:val="933"/>
+    <w:link w:val="944"/>
     <w:uiPriority w:val="11"/>
     <w:pPr>
       <w:pBdr/>
@@ -37106,7 +37497,7 @@
       <w:szCs w:val="22"/>
     </w:rPr>
   </w:style>
-  <w:style w:type="character" w:styleId="802">
+  <w:style w:type="character" w:styleId="946">
     <w:name w:val="Subtle Emphasis"/>
     <w:uiPriority w:val="19"/>
     <w:qFormat/>
@@ -37119,7 +37510,7 @@
       <w:i/>
     </w:rPr>
   </w:style>
-  <w:style w:type="character" w:styleId="803">
+  <w:style w:type="character" w:styleId="947">
     <w:name w:val="Intense Emphasis"/>
     <w:uiPriority w:val="21"/>
     <w:qFormat/>
@@ -37135,7 +37526,7 @@
       <w:spacing w:val="10"/>
     </w:rPr>
   </w:style>
-  <w:style w:type="character" w:styleId="804">
+  <w:style w:type="character" w:styleId="948">
     <w:name w:val="Strong"/>
     <w:uiPriority w:val="22"/>
     <w:qFormat/>
@@ -37149,11 +37540,11 @@
       <w:color w:val="e97132" w:themeColor="accent2"/>
     </w:rPr>
   </w:style>
-  <w:style w:type="paragraph" w:styleId="805">
+  <w:style w:type="paragraph" w:styleId="949">
     <w:name w:val="Quote"/>
-    <w:basedOn w:val="779"/>
-    <w:next w:val="779"/>
-    <w:link w:val="806"/>
+    <w:basedOn w:val="923"/>
+    <w:next w:val="923"/>
+    <w:link w:val="950"/>
     <w:uiPriority w:val="29"/>
     <w:qFormat/>
     <w:pPr>
@@ -37165,10 +37556,10 @@
       <w:i/>
     </w:rPr>
   </w:style>
-  <w:style w:type="character" w:styleId="806" w:customStyle="1">
+  <w:style w:type="character" w:styleId="950" w:customStyle="1">
     <w:name w:val="Quote Char"/>
-    <w:basedOn w:val="789"/>
-    <w:link w:val="805"/>
+    <w:basedOn w:val="933"/>
+    <w:link w:val="949"/>
     <w:uiPriority w:val="29"/>
     <w:pPr>
       <w:pBdr/>
@@ -37179,11 +37570,11 @@
       <w:i/>
     </w:rPr>
   </w:style>
-  <w:style w:type="paragraph" w:styleId="807">
+  <w:style w:type="paragraph" w:styleId="951">
     <w:name w:val="Intense Quote"/>
-    <w:basedOn w:val="779"/>
-    <w:next w:val="779"/>
-    <w:link w:val="808"/>
+    <w:basedOn w:val="923"/>
+    <w:next w:val="923"/>
+    <w:link w:val="952"/>
     <w:uiPriority w:val="30"/>
     <w:qFormat/>
     <w:pPr>
@@ -37203,10 +37594,10 @@
       <w:color w:val="ffffff" w:themeColor="background1"/>
     </w:rPr>
   </w:style>
-  <w:style w:type="character" w:styleId="808" w:customStyle="1">
+  <w:style w:type="character" w:styleId="952" w:customStyle="1">
     <w:name w:val="Intense Quote Char"/>
-    <w:basedOn w:val="789"/>
-    <w:link w:val="807"/>
+    <w:basedOn w:val="933"/>
+    <w:link w:val="951"/>
     <w:uiPriority w:val="30"/>
     <w:pPr>
       <w:pBdr/>
@@ -37220,7 +37611,7 @@
       <w:shd w:val="clear" w:color="auto" w:fill="e97132" w:themeFill="accent2"/>
     </w:rPr>
   </w:style>
-  <w:style w:type="character" w:styleId="809">
+  <w:style w:type="character" w:styleId="953">
     <w:name w:val="Subtle Reference"/>
     <w:uiPriority w:val="31"/>
     <w:qFormat/>
@@ -37233,7 +37624,7 @@
       <w:b/>
     </w:rPr>
   </w:style>
-  <w:style w:type="character" w:styleId="810">
+  <w:style w:type="character" w:styleId="954">
     <w:name w:val="Intense Reference"/>
     <w:uiPriority w:val="32"/>
     <w:qFormat/>
@@ -37252,10 +37643,10 @@
       <w:u w:val="single"/>
     </w:rPr>
   </w:style>
-  <w:style w:type="paragraph" w:styleId="811">
+  <w:style w:type="paragraph" w:styleId="955">
     <w:name w:val="Caption"/>
-    <w:basedOn w:val="779"/>
-    <w:next w:val="779"/>
+    <w:basedOn w:val="923"/>
+    <w:next w:val="923"/>
     <w:uiPriority w:val="35"/>
     <w:semiHidden/>
     <w:unhideWhenUsed/>
@@ -37273,10 +37664,10 @@
       <w:szCs w:val="18"/>
     </w:rPr>
   </w:style>
-  <w:style w:type="paragraph" w:styleId="812">
+  <w:style w:type="paragraph" w:styleId="956">
     <w:name w:val="TOC Heading"/>
-    <w:basedOn w:val="780"/>
-    <w:next w:val="779"/>
+    <w:basedOn w:val="924"/>
+    <w:next w:val="923"/>
     <w:uiPriority w:val="39"/>
     <w:semiHidden/>
     <w:unhideWhenUsed/>
@@ -37288,9 +37679,9 @@
       <w:outlineLvl w:val="9"/>
     </w:pPr>
   </w:style>
-  <w:style w:type="character" w:styleId="813">
+  <w:style w:type="character" w:styleId="957">
     <w:name w:val="Placeholder Text"/>
-    <w:basedOn w:val="789"/>
+    <w:basedOn w:val="933"/>
     <w:uiPriority w:val="99"/>
     <w:semiHidden/>
     <w:pPr>
@@ -37302,7 +37693,7 @@
       <w:color w:val="808080"/>
     </w:rPr>
   </w:style>
-  <w:style w:type="character" w:styleId="814">
+  <w:style w:type="character" w:styleId="958">
     <w:name w:val="Book Title"/>
     <w:uiPriority w:val="33"/>
     <w:qFormat/>
@@ -37319,10 +37710,10 @@
       <w:szCs w:val="20"/>
     </w:rPr>
   </w:style>
-  <w:style w:type="paragraph" w:styleId="815">
+  <w:style w:type="paragraph" w:styleId="959">
     <w:name w:val="toa heading"/>
-    <w:basedOn w:val="779"/>
-    <w:next w:val="779"/>
+    <w:basedOn w:val="923"/>
+    <w:next w:val="923"/>
     <w:uiPriority w:val="99"/>
     <w:semiHidden/>
     <w:unhideWhenUsed/>
@@ -37337,10 +37728,10 @@
       <w:bCs/>
     </w:rPr>
   </w:style>
-  <w:style w:type="paragraph" w:styleId="816">
+  <w:style w:type="paragraph" w:styleId="960">
     <w:name w:val="Header"/>
-    <w:basedOn w:val="779"/>
-    <w:link w:val="817"/>
+    <w:basedOn w:val="923"/>
+    <w:link w:val="961"/>
     <w:uiPriority w:val="99"/>
     <w:unhideWhenUsed/>
     <w:pPr>
@@ -37349,10 +37740,10 @@
       <w:ind/>
     </w:pPr>
   </w:style>
-  <w:style w:type="character" w:styleId="817" w:customStyle="1">
+  <w:style w:type="character" w:styleId="961" w:customStyle="1">
     <w:name w:val="Header Char"/>
-    <w:basedOn w:val="789"/>
-    <w:link w:val="816"/>
+    <w:basedOn w:val="933"/>
+    <w:link w:val="960"/>
     <w:uiPriority w:val="99"/>
     <w:pPr>
       <w:pBdr/>
@@ -37360,10 +37751,10 @@
       <w:ind/>
     </w:pPr>
   </w:style>
-  <w:style w:type="paragraph" w:styleId="818">
+  <w:style w:type="paragraph" w:styleId="962">
     <w:name w:val="Footer"/>
-    <w:basedOn w:val="779"/>
-    <w:link w:val="819"/>
+    <w:basedOn w:val="923"/>
+    <w:link w:val="963"/>
     <w:uiPriority w:val="99"/>
     <w:unhideWhenUsed/>
     <w:pPr>
@@ -37372,10 +37763,10 @@
       <w:ind/>
     </w:pPr>
   </w:style>
-  <w:style w:type="character" w:styleId="819" w:customStyle="1">
+  <w:style w:type="character" w:styleId="963" w:customStyle="1">
     <w:name w:val="Footer Char"/>
-    <w:basedOn w:val="789"/>
-    <w:link w:val="818"/>
+    <w:basedOn w:val="933"/>
+    <w:link w:val="962"/>
     <w:uiPriority w:val="99"/>
     <w:pPr>
       <w:pBdr/>
@@ -37383,10 +37774,10 @@
       <w:ind/>
     </w:pPr>
   </w:style>
-  <w:style w:type="character" w:styleId="820" w:customStyle="1">
+  <w:style w:type="character" w:styleId="964" w:customStyle="1">
     <w:name w:val="Heading 2 Char"/>
-    <w:basedOn w:val="789"/>
-    <w:link w:val="781"/>
+    <w:basedOn w:val="933"/>
+    <w:link w:val="925"/>
     <w:uiPriority w:val="9"/>
     <w:semiHidden/>
     <w:pPr>
@@ -37401,10 +37792,10 @@
       <w:szCs w:val="28"/>
     </w:rPr>
   </w:style>
-  <w:style w:type="character" w:styleId="821" w:customStyle="1">
+  <w:style w:type="character" w:styleId="965" w:customStyle="1">
     <w:name w:val="Heading 3 Char"/>
-    <w:basedOn w:val="789"/>
-    <w:link w:val="782"/>
+    <w:basedOn w:val="933"/>
+    <w:link w:val="926"/>
     <w:uiPriority w:val="9"/>
     <w:semiHidden/>
     <w:pPr>
@@ -37419,10 +37810,10 @@
       <w:szCs w:val="24"/>
     </w:rPr>
   </w:style>
-  <w:style w:type="character" w:styleId="822" w:customStyle="1">
+  <w:style w:type="character" w:styleId="966" w:customStyle="1">
     <w:name w:val="Heading 4 Char"/>
-    <w:basedOn w:val="789"/>
-    <w:link w:val="783"/>
+    <w:basedOn w:val="933"/>
+    <w:link w:val="927"/>
     <w:uiPriority w:val="9"/>
     <w:semiHidden/>
     <w:pPr>
@@ -37437,7 +37828,7 @@
       <w:szCs w:val="22"/>
     </w:rPr>
   </w:style>
-  <w:style w:type="character" w:styleId="823">
+  <w:style w:type="character" w:styleId="967">
     <w:name w:val="Emphasis"/>
     <w:uiPriority w:val="20"/>
     <w:qFormat/>
@@ -37452,10 +37843,10 @@
       <w:spacing w:val="10"/>
     </w:rPr>
   </w:style>
-  <w:style w:type="paragraph" w:styleId="824">
+  <w:style w:type="paragraph" w:styleId="968">
     <w:name w:val="No Spacing"/>
-    <w:basedOn w:val="779"/>
-    <w:link w:val="825"/>
+    <w:basedOn w:val="923"/>
+    <w:link w:val="969"/>
     <w:uiPriority w:val="1"/>
     <w:qFormat/>
     <w:pPr>
@@ -37464,10 +37855,10 @@
       <w:ind/>
     </w:pPr>
   </w:style>
-  <w:style w:type="character" w:styleId="825" w:customStyle="1">
+  <w:style w:type="character" w:styleId="969" w:customStyle="1">
     <w:name w:val="No Spacing Char"/>
-    <w:basedOn w:val="789"/>
-    <w:link w:val="824"/>
+    <w:basedOn w:val="933"/>
+    <w:link w:val="968"/>
     <w:uiPriority w:val="1"/>
     <w:pPr>
       <w:pBdr/>
@@ -37475,9 +37866,9 @@
       <w:ind/>
     </w:pPr>
   </w:style>
-  <w:style w:type="paragraph" w:styleId="826">
+  <w:style w:type="paragraph" w:styleId="970">
     <w:name w:val="List Paragraph"/>
-    <w:basedOn w:val="779"/>
+    <w:basedOn w:val="923"/>
     <w:uiPriority w:val="34"/>
     <w:qFormat/>
     <w:pPr>
@@ -37487,11 +37878,11 @@
       <w:contextualSpacing w:val="true"/>
     </w:pPr>
   </w:style>
-  <w:style w:type="paragraph" w:styleId="827" w:customStyle="1">
+  <w:style w:type="paragraph" w:styleId="971" w:customStyle="1">
     <w:name w:val="CODE"/>
-    <w:basedOn w:val="779"/>
-    <w:next w:val="779"/>
-    <w:link w:val="830"/>
+    <w:basedOn w:val="923"/>
+    <w:next w:val="923"/>
+    <w:link w:val="974"/>
     <w:qFormat/>
     <w:pPr>
       <w:pBdr/>
@@ -37503,10 +37894,10 @@
       <w:color w:val="444444"/>
     </w:rPr>
   </w:style>
-  <w:style w:type="paragraph" w:styleId="828">
+  <w:style w:type="paragraph" w:styleId="972">
     <w:name w:val="Plain Text"/>
-    <w:basedOn w:val="779"/>
-    <w:link w:val="829"/>
+    <w:basedOn w:val="923"/>
+    <w:link w:val="973"/>
     <w:uiPriority w:val="99"/>
     <w:semiHidden/>
     <w:unhideWhenUsed/>
@@ -37521,10 +37912,10 @@
       <w:szCs w:val="21"/>
     </w:rPr>
   </w:style>
-  <w:style w:type="character" w:styleId="829" w:customStyle="1">
+  <w:style w:type="character" w:styleId="973" w:customStyle="1">
     <w:name w:val="Plain Text Char"/>
-    <w:basedOn w:val="789"/>
-    <w:link w:val="828"/>
+    <w:basedOn w:val="933"/>
+    <w:link w:val="972"/>
     <w:uiPriority w:val="99"/>
     <w:semiHidden/>
     <w:pPr>
@@ -37538,10 +37929,10 @@
       <w:szCs w:val="21"/>
     </w:rPr>
   </w:style>
-  <w:style w:type="character" w:styleId="830" w:customStyle="1">
+  <w:style w:type="character" w:styleId="974" w:customStyle="1">
     <w:name w:val="CODE Char"/>
-    <w:basedOn w:val="789"/>
-    <w:link w:val="827"/>
+    <w:basedOn w:val="933"/>
+    <w:link w:val="971"/>
     <w:pPr>
       <w:pBdr/>
       <w:spacing/>
@@ -37552,9 +37943,9 @@
       <w:color w:val="444444"/>
     </w:rPr>
   </w:style>
-  <w:style w:type="table" w:styleId="831">
+  <w:style w:type="table" w:styleId="975">
     <w:name w:val="Table Grid"/>
-    <w:basedOn w:val="790"/>
+    <w:basedOn w:val="934"/>
     <w:uiPriority w:val="39"/>
     <w:pPr>
       <w:pBdr/>
@@ -37744,9 +38135,9 @@
       </w:tcPr>
     </w:tblStylePr>
   </w:style>
-  <w:style w:type="character" w:styleId="832">
+  <w:style w:type="character" w:styleId="976">
     <w:name w:val="line number"/>
-    <w:basedOn w:val="789"/>
+    <w:basedOn w:val="933"/>
     <w:uiPriority w:val="99"/>
     <w:semiHidden/>
     <w:unhideWhenUsed/>
